--- a/docs/04-المتابعة-اليومية-للحضور-والسلوك.docx
+++ b/docs/04-المتابعة-اليومية-للحضور-والسلوك.docx
@@ -1065,7 +1065,7 @@
         <w:szCs w:val="16"/>
         <w:rtl/>
       </w:rPr>
-      <w:t>إعداد: المرشد الطلابي — وثيقة العمل الإرشادي | الإضاءة 4 من 8 | العام الدراسي 2026م</w:t>
+      <w:t>إعداد: المرشد الطلابي — وثيقة العمل الإرشادي | الإضاءة الإضاءة 4 من 8 من 8 | العام الدراسي 2026م</w:t>
     </w:r>
   </w:p>
 </w:ftr>

--- a/docs/04-المتابعة-اليومية-للحضور-والسلوك.docx
+++ b/docs/04-المتابعة-اليومية-للحضور-والسلوك.docx
@@ -1065,7 +1065,7 @@
         <w:szCs w:val="16"/>
         <w:rtl/>
       </w:rPr>
-      <w:t>إعداد: المرشد الطلابي — وثيقة العمل الإرشادي | الإضاءة الإضاءة 4 من 8 من 8 | العام الدراسي 2026م</w:t>
+      <w:t>إعداد: المرشد الطلابي — وثيقة العمل الإرشادي | الإضاءة 4 من 8 | العام الدراسي 2026م</w:t>
     </w:r>
   </w:p>
 </w:ftr>

--- a/docs/04-المتابعة-اليومية-للحضور-والسلوك.docx
+++ b/docs/04-المتابعة-اليومية-للحضور-والسلوك.docx
@@ -6,67 +6,46 @@
       <w:tblPr>
         <w:bidiVisual/>
         <w:tblW w:type="auto" w:w="0"/>
-        <w:jc w:val="center"/>
         <w:tblBorders>
-          <w:top w:val="single" w:sz="2" w:space="0" w:color="0F4C5C"/>
-          <w:left w:val="single" w:sz="2" w:space="0" w:color="0F4C5C"/>
-          <w:bottom w:val="single" w:sz="2" w:space="0" w:color="0F4C5C"/>
-          <w:right w:val="single" w:sz="2" w:space="0" w:color="0F4C5C"/>
-          <w:insideH w:val="single" w:sz="2" w:space="0" w:color="0F4C5C"/>
-          <w:insideV w:val="single" w:sz="2" w:space="0" w:color="0F4C5C"/>
+          <w:top w:val="none" w:sz="0" w:color="auto"/>
+          <w:left w:val="none" w:sz="0" w:color="auto"/>
+          <w:bottom w:val="none" w:sz="0" w:color="auto"/>
+          <w:right w:val="none" w:sz="0" w:color="auto"/>
+          <w:insideH w:val="none" w:sz="0" w:color="auto"/>
+          <w:insideV w:val="none" w:sz="0" w:color="auto"/>
         </w:tblBorders>
         <w:tblLook w:firstColumn="1" w:firstRow="1" w:lastColumn="0" w:lastRow="0" w:noHBand="0" w:noVBand="1" w:val="04A0"/>
       </w:tblPr>
       <w:tblGrid>
-        <w:gridCol w:w="10488"/>
+        <w:gridCol w:w="10206"/>
       </w:tblGrid>
       <w:tr>
         <w:tc>
           <w:tcPr>
-            <w:tcW w:type="dxa" w:w="10488"/>
-            <w:shd w:val="clear" w:color="auto" w:fill="0F4C5C"/>
+            <w:tcW w:type="dxa" w:w="10206"/>
+            <w:shd w:val="clear" w:color="auto" w:fill="1F4E79"/>
             <w:tcMar>
-              <w:top w:w="120" w:type="dxa"/>
-              <w:left w:w="160" w:type="dxa"/>
-              <w:bottom w:w="120" w:type="dxa"/>
-              <w:right w:w="160" w:type="dxa"/>
+              <w:top w:w="90" w:type="dxa"/>
+              <w:left w:w="140" w:type="dxa"/>
+              <w:bottom w:w="90" w:type="dxa"/>
+              <w:right w:w="140" w:type="dxa"/>
             </w:tcMar>
           </w:tcPr>
           <w:p>
             <w:pPr>
               <w:bidi/>
-              <w:spacing w:before="0" w:after="20" w:line="252" w:lineRule="auto"/>
+              <w:spacing w:before="0" w:after="0" w:line="264" w:lineRule="auto"/>
               <w:jc w:val="right"/>
             </w:pPr>
             <w:r>
               <w:rPr>
-                <w:rFonts w:ascii="Sakkal Majala" w:hAnsi="Sakkal Majala" w:cs="Sakkal Majala"/>
-                <w:b w:val="0"/>
-                <w:bCs w:val="0"/>
-                <w:i w:val="0"/>
-                <w:color w:val="C9DDE2"/>
-                <w:sz w:val="19"/>
-                <w:szCs w:val="19"/>
-                <w:rtl/>
-              </w:rPr>
-              <w:t>نموذج معايير التقويم والاعتماد المدرسي للعام 2026م</w:t>
-            </w:r>
-          </w:p>
-          <w:p>
-            <w:pPr>
-              <w:bidi/>
-              <w:spacing w:before="20" w:after="0" w:line="240" w:lineRule="auto"/>
-              <w:jc w:val="right"/>
-            </w:pPr>
-            <w:r>
-              <w:rPr>
-                <w:rFonts w:ascii="Sakkal Majala" w:hAnsi="Sakkal Majala" w:cs="Sakkal Majala"/>
+                <w:rFonts w:ascii="Calibri Light" w:hAnsi="Calibri Light" w:cs="Calibri Light"/>
                 <w:b/>
                 <w:bCs w:val="1"/>
                 <w:i w:val="0"/>
                 <w:color w:val="FFFFFF"/>
-                <w:sz w:val="28"/>
-                <w:szCs w:val="28"/>
+                <w:sz w:val="24"/>
+                <w:szCs w:val="24"/>
                 <w:rtl/>
               </w:rPr>
               <w:t>الإضاءة الرابعة: المتابعة اليومية للحضور والانصراف والسلوك ومعالجة الانحرافات</w:t>
@@ -75,47 +54,838 @@
         </w:tc>
       </w:tr>
     </w:tbl>
+    <w:tbl>
+      <w:tblPr>
+        <w:bidiVisual/>
+        <w:tblW w:type="auto" w:w="0"/>
+        <w:jc w:val="center"/>
+        <w:tblBorders>
+          <w:top w:val="single" w:sz="4" w:space="0" w:color="B7C9DA"/>
+          <w:left w:val="single" w:sz="4" w:space="0" w:color="B7C9DA"/>
+          <w:bottom w:val="single" w:sz="4" w:space="0" w:color="B7C9DA"/>
+          <w:right w:val="single" w:sz="4" w:space="0" w:color="B7C9DA"/>
+          <w:insideH w:val="single" w:sz="4" w:space="0" w:color="B7C9DA"/>
+          <w:insideV w:val="single" w:sz="4" w:space="0" w:color="B7C9DA"/>
+        </w:tblBorders>
+        <w:tblLook w:firstColumn="1" w:firstRow="1" w:lastColumn="0" w:lastRow="0" w:noHBand="0" w:noVBand="1" w:val="04A0"/>
+      </w:tblPr>
+      <w:tblGrid>
+        <w:gridCol w:w="5103"/>
+        <w:gridCol w:w="5103"/>
+      </w:tblGrid>
+      <w:tr>
+        <w:tc>
+          <w:tcPr>
+            <w:tcW w:type="dxa" w:w="1814"/>
+            <w:shd w:val="clear" w:color="auto" w:fill="DCE6F1"/>
+            <w:tcMar>
+              <w:top w:w="30" w:type="dxa"/>
+              <w:left w:w="80" w:type="dxa"/>
+              <w:bottom w:w="30" w:type="dxa"/>
+              <w:right w:w="80" w:type="dxa"/>
+            </w:tcMar>
+          </w:tcPr>
+          <w:p>
+            <w:pPr>
+              <w:bidi/>
+              <w:spacing w:before="0" w:after="0" w:line="252" w:lineRule="auto"/>
+              <w:jc w:val="right"/>
+            </w:pPr>
+            <w:r>
+              <w:rPr>
+                <w:rFonts w:ascii="Calibri Light" w:hAnsi="Calibri Light" w:cs="Calibri Light"/>
+                <w:b/>
+                <w:bCs w:val="1"/>
+                <w:i w:val="0"/>
+                <w:color w:val="1F4E79"/>
+                <w:sz w:val="18"/>
+                <w:szCs w:val="18"/>
+                <w:rtl/>
+              </w:rPr>
+              <w:t>المجال</w:t>
+            </w:r>
+          </w:p>
+        </w:tc>
+        <w:tc>
+          <w:tcPr>
+            <w:tcW w:type="dxa" w:w="8391"/>
+            <w:tcMar>
+              <w:top w:w="30" w:type="dxa"/>
+              <w:left w:w="80" w:type="dxa"/>
+              <w:bottom w:w="30" w:type="dxa"/>
+              <w:right w:w="80" w:type="dxa"/>
+            </w:tcMar>
+          </w:tcPr>
+          <w:p>
+            <w:pPr>
+              <w:bidi/>
+              <w:spacing w:before="0" w:after="0" w:line="252" w:lineRule="auto"/>
+              <w:jc w:val="right"/>
+            </w:pPr>
+            <w:r>
+              <w:rPr>
+                <w:rFonts w:ascii="Calibri Light" w:hAnsi="Calibri Light" w:cs="Calibri Light"/>
+                <w:b w:val="0"/>
+                <w:bCs w:val="0"/>
+                <w:i w:val="0"/>
+                <w:color w:val="203864"/>
+                <w:sz w:val="19"/>
+                <w:szCs w:val="19"/>
+                <w:rtl/>
+              </w:rPr>
+              <w:t>نواتج التعلم</w:t>
+            </w:r>
+          </w:p>
+        </w:tc>
+      </w:tr>
+      <w:tr>
+        <w:tc>
+          <w:tcPr>
+            <w:tcW w:type="dxa" w:w="1814"/>
+            <w:shd w:val="clear" w:color="auto" w:fill="DCE6F1"/>
+            <w:tcMar>
+              <w:top w:w="30" w:type="dxa"/>
+              <w:left w:w="80" w:type="dxa"/>
+              <w:bottom w:w="30" w:type="dxa"/>
+              <w:right w:w="80" w:type="dxa"/>
+            </w:tcMar>
+          </w:tcPr>
+          <w:p>
+            <w:pPr>
+              <w:bidi/>
+              <w:spacing w:before="0" w:after="0" w:line="252" w:lineRule="auto"/>
+              <w:jc w:val="right"/>
+            </w:pPr>
+            <w:r>
+              <w:rPr>
+                <w:rFonts w:ascii="Calibri Light" w:hAnsi="Calibri Light" w:cs="Calibri Light"/>
+                <w:b/>
+                <w:bCs w:val="1"/>
+                <w:i w:val="0"/>
+                <w:color w:val="1F4E79"/>
+                <w:sz w:val="18"/>
+                <w:szCs w:val="18"/>
+                <w:rtl/>
+              </w:rPr>
+              <w:t>المعيار</w:t>
+            </w:r>
+          </w:p>
+        </w:tc>
+        <w:tc>
+          <w:tcPr>
+            <w:tcW w:type="dxa" w:w="8391"/>
+            <w:tcMar>
+              <w:top w:w="30" w:type="dxa"/>
+              <w:left w:w="80" w:type="dxa"/>
+              <w:bottom w:w="30" w:type="dxa"/>
+              <w:right w:w="80" w:type="dxa"/>
+            </w:tcMar>
+          </w:tcPr>
+          <w:p>
+            <w:pPr>
+              <w:bidi/>
+              <w:spacing w:before="0" w:after="0" w:line="252" w:lineRule="auto"/>
+              <w:jc w:val="right"/>
+            </w:pPr>
+            <w:r>
+              <w:rPr>
+                <w:rFonts w:ascii="Calibri Light" w:hAnsi="Calibri Light" w:cs="Calibri Light"/>
+                <w:b w:val="0"/>
+                <w:bCs w:val="0"/>
+                <w:i w:val="0"/>
+                <w:color w:val="203864"/>
+                <w:sz w:val="19"/>
+                <w:szCs w:val="19"/>
+                <w:rtl/>
+              </w:rPr>
+              <w:t>التطور الشخصي والصحي والاجتماعي</w:t>
+            </w:r>
+          </w:p>
+        </w:tc>
+      </w:tr>
+      <w:tr>
+        <w:tc>
+          <w:tcPr>
+            <w:tcW w:type="dxa" w:w="1814"/>
+            <w:shd w:val="clear" w:color="auto" w:fill="DCE6F1"/>
+            <w:tcMar>
+              <w:top w:w="30" w:type="dxa"/>
+              <w:left w:w="80" w:type="dxa"/>
+              <w:bottom w:w="30" w:type="dxa"/>
+              <w:right w:w="80" w:type="dxa"/>
+            </w:tcMar>
+          </w:tcPr>
+          <w:p>
+            <w:pPr>
+              <w:bidi/>
+              <w:spacing w:before="0" w:after="0" w:line="252" w:lineRule="auto"/>
+              <w:jc w:val="right"/>
+            </w:pPr>
+            <w:r>
+              <w:rPr>
+                <w:rFonts w:ascii="Calibri Light" w:hAnsi="Calibri Light" w:cs="Calibri Light"/>
+                <w:b/>
+                <w:bCs w:val="1"/>
+                <w:i w:val="0"/>
+                <w:color w:val="1F4E79"/>
+                <w:sz w:val="18"/>
+                <w:szCs w:val="18"/>
+                <w:rtl/>
+              </w:rPr>
+              <w:t>المؤشر</w:t>
+            </w:r>
+          </w:p>
+        </w:tc>
+        <w:tc>
+          <w:tcPr>
+            <w:tcW w:type="dxa" w:w="8391"/>
+            <w:tcMar>
+              <w:top w:w="30" w:type="dxa"/>
+              <w:left w:w="80" w:type="dxa"/>
+              <w:bottom w:w="30" w:type="dxa"/>
+              <w:right w:w="80" w:type="dxa"/>
+            </w:tcMar>
+          </w:tcPr>
+          <w:p>
+            <w:pPr>
+              <w:bidi/>
+              <w:spacing w:before="0" w:after="0" w:line="252" w:lineRule="auto"/>
+              <w:jc w:val="right"/>
+            </w:pPr>
+            <w:r>
+              <w:rPr>
+                <w:rFonts w:ascii="Calibri Light" w:hAnsi="Calibri Light" w:cs="Calibri Light"/>
+                <w:b/>
+                <w:bCs w:val="1"/>
+                <w:i w:val="0"/>
+                <w:color w:val="203864"/>
+                <w:sz w:val="19"/>
+                <w:szCs w:val="19"/>
+                <w:rtl/>
+              </w:rPr>
+              <w:t>يلتزم المتعلمون بقواعد السلوك والانضباط المدرسي</w:t>
+            </w:r>
+          </w:p>
+        </w:tc>
+      </w:tr>
+    </w:tbl>
     <w:p>
       <w:pPr>
-        <w:spacing w:before="40" w:after="0" w:line="252" w:lineRule="auto"/>
+        <w:shd w:val="clear" w:color="auto" w:fill="6AA84F"/>
+        <w:bidi/>
+        <w:spacing w:before="100" w:after="60" w:line="252" w:lineRule="auto"/>
+        <w:ind w:left="68" w:right="68"/>
+        <w:jc w:val="right"/>
       </w:pPr>
       <w:r>
         <w:rPr>
-          <w:rFonts w:ascii="Sakkal Majala" w:hAnsi="Sakkal Majala" w:cs="Sakkal Majala"/>
+          <w:rFonts w:ascii="Calibri Light" w:hAnsi="Calibri Light" w:cs="Calibri Light"/>
+          <w:b/>
+          <w:bCs w:val="1"/>
+          <w:i w:val="0"/>
+          <w:color w:val="FFFFFF"/>
+          <w:sz w:val="21"/>
+          <w:szCs w:val="21"/>
+          <w:rtl/>
+        </w:rPr>
+        <w:t xml:space="preserve">  أولًا: الفكرة المحورية</w:t>
+      </w:r>
+    </w:p>
+    <w:p>
+      <w:pPr>
+        <w:bidi/>
+        <w:spacing w:before="0" w:after="60" w:line="276" w:lineRule="auto"/>
+        <w:jc w:val="right"/>
+      </w:pPr>
+      <w:r>
+        <w:rPr>
+          <w:rFonts w:ascii="Calibri Light" w:hAnsi="Calibri Light" w:cs="Calibri Light"/>
           <w:b w:val="0"/>
           <w:bCs w:val="0"/>
           <w:i w:val="0"/>
-          <w:color w:val="1F2D33"/>
-          <w:sz w:val="8"/>
-          <w:szCs w:val="8"/>
+          <w:color w:val="203864"/>
+          <w:sz w:val="21"/>
+          <w:szCs w:val="21"/>
           <w:rtl/>
         </w:rPr>
+        <w:t>رصدٌ يومي دقيق بالتنسيق مع وكلاء المدرسة والمعلمين؛ لاكتشاف حالات الغياب والتأخر والمخالفات مبكرًا، ومعالجتها بالتواصل مع أولياء الأمور وفق الأنظمة والتعليمات المنظمة، مع مراعاة خصوصية الحالات الفردية.</w:t>
+      </w:r>
+    </w:p>
+    <w:p>
+      <w:pPr>
+        <w:shd w:val="clear" w:color="auto" w:fill="6AA84F"/>
+        <w:bidi/>
+        <w:spacing w:before="100" w:after="60" w:line="252" w:lineRule="auto"/>
+        <w:ind w:left="68" w:right="68"/>
+        <w:jc w:val="right"/>
+      </w:pPr>
+      <w:r>
+        <w:rPr>
+          <w:rFonts w:ascii="Calibri Light" w:hAnsi="Calibri Light" w:cs="Calibri Light"/>
+          <w:b/>
+          <w:bCs w:val="1"/>
+          <w:i w:val="0"/>
+          <w:color w:val="FFFFFF"/>
+          <w:sz w:val="21"/>
+          <w:szCs w:val="21"/>
+          <w:rtl/>
+        </w:rPr>
+        <w:t xml:space="preserve">  ثانيًا: إثراء أدوار المرشد الطلابي</w:t>
+      </w:r>
+    </w:p>
+    <w:p>
+      <w:pPr>
+        <w:bidi/>
+        <w:spacing w:before="0" w:after="40" w:line="269" w:lineRule="auto"/>
+        <w:ind w:right="198" w:hanging="198"/>
+        <w:jc w:val="right"/>
+      </w:pPr>
+      <w:r>
+        <w:rPr>
+          <w:rFonts w:ascii="Calibri Light" w:hAnsi="Calibri Light" w:cs="Calibri Light"/>
+          <w:b/>
+          <w:bCs w:val="1"/>
+          <w:i w:val="0"/>
+          <w:color w:val="6AA84F"/>
+          <w:sz w:val="20"/>
+          <w:szCs w:val="20"/>
+          <w:rtl/>
+        </w:rPr>
+        <w:t xml:space="preserve">◆ </w:t>
+      </w:r>
+      <w:r>
+        <w:rPr>
+          <w:rFonts w:ascii="Calibri Light" w:hAnsi="Calibri Light" w:cs="Calibri Light"/>
+          <w:b/>
+          <w:bCs w:val="1"/>
+          <w:i w:val="0"/>
+          <w:color w:val="1F4E79"/>
+          <w:sz w:val="20"/>
+          <w:szCs w:val="20"/>
+          <w:rtl/>
+        </w:rPr>
+        <w:t xml:space="preserve">لوحة المتابعة اليومية: </w:t>
+      </w:r>
+      <w:r>
+        <w:rPr>
+          <w:rFonts w:ascii="Calibri Light" w:hAnsi="Calibri Light" w:cs="Calibri Light"/>
+          <w:b w:val="0"/>
+          <w:bCs w:val="0"/>
+          <w:i w:val="0"/>
+          <w:color w:val="203864"/>
+          <w:sz w:val="20"/>
+          <w:szCs w:val="20"/>
+          <w:rtl/>
+        </w:rPr>
+        <w:t>تحديث بيانات الحضور والانصراف والمخالفات يوميًا (لوحة رقمية أو سجل منظم) بالتنسيق مع وكيل الشؤون الطلابية.</w:t>
+      </w:r>
+    </w:p>
+    <w:p>
+      <w:pPr>
+        <w:bidi/>
+        <w:spacing w:before="0" w:after="40" w:line="269" w:lineRule="auto"/>
+        <w:ind w:right="198" w:hanging="198"/>
+        <w:jc w:val="right"/>
+      </w:pPr>
+      <w:r>
+        <w:rPr>
+          <w:rFonts w:ascii="Calibri Light" w:hAnsi="Calibri Light" w:cs="Calibri Light"/>
+          <w:b/>
+          <w:bCs w:val="1"/>
+          <w:i w:val="0"/>
+          <w:color w:val="6AA84F"/>
+          <w:sz w:val="20"/>
+          <w:szCs w:val="20"/>
+          <w:rtl/>
+        </w:rPr>
+        <w:t xml:space="preserve">◆ </w:t>
+      </w:r>
+      <w:r>
+        <w:rPr>
+          <w:rFonts w:ascii="Calibri Light" w:hAnsi="Calibri Light" w:cs="Calibri Light"/>
+          <w:b/>
+          <w:bCs w:val="1"/>
+          <w:i w:val="0"/>
+          <w:color w:val="1F4E79"/>
+          <w:sz w:val="20"/>
+          <w:szCs w:val="20"/>
+          <w:rtl/>
+        </w:rPr>
+        <w:t xml:space="preserve">بروتوكول تصعيد متفق عليه: </w:t>
+      </w:r>
+      <w:r>
+        <w:rPr>
+          <w:rFonts w:ascii="Calibri Light" w:hAnsi="Calibri Light" w:cs="Calibri Light"/>
+          <w:b w:val="0"/>
+          <w:bCs w:val="0"/>
+          <w:i w:val="0"/>
+          <w:color w:val="203864"/>
+          <w:sz w:val="20"/>
+          <w:szCs w:val="20"/>
+          <w:rtl/>
+        </w:rPr>
+        <w:t>غياب يوم ← تواصل مع الأسرة؛ غياب ثلاثة أيام ← جلسة إرشادية؛ استمرار الحالة ← الإجراءات النظامية المعمول بها.</w:t>
+      </w:r>
+    </w:p>
+    <w:p>
+      <w:pPr>
+        <w:bidi/>
+        <w:spacing w:before="0" w:after="40" w:line="269" w:lineRule="auto"/>
+        <w:ind w:right="198" w:hanging="198"/>
+        <w:jc w:val="right"/>
+      </w:pPr>
+      <w:r>
+        <w:rPr>
+          <w:rFonts w:ascii="Calibri Light" w:hAnsi="Calibri Light" w:cs="Calibri Light"/>
+          <w:b/>
+          <w:bCs w:val="1"/>
+          <w:i w:val="0"/>
+          <w:color w:val="6AA84F"/>
+          <w:sz w:val="20"/>
+          <w:szCs w:val="20"/>
+          <w:rtl/>
+        </w:rPr>
+        <w:t xml:space="preserve">◆ </w:t>
+      </w:r>
+      <w:r>
+        <w:rPr>
+          <w:rFonts w:ascii="Calibri Light" w:hAnsi="Calibri Light" w:cs="Calibri Light"/>
+          <w:b/>
+          <w:bCs w:val="1"/>
+          <w:i w:val="0"/>
+          <w:color w:val="1F4E79"/>
+          <w:sz w:val="20"/>
+          <w:szCs w:val="20"/>
+          <w:rtl/>
+        </w:rPr>
+        <w:t xml:space="preserve">قناة تنسيق سريعة: </w:t>
+      </w:r>
+      <w:r>
+        <w:rPr>
+          <w:rFonts w:ascii="Calibri Light" w:hAnsi="Calibri Light" w:cs="Calibri Light"/>
+          <w:b w:val="0"/>
+          <w:bCs w:val="0"/>
+          <w:i w:val="0"/>
+          <w:color w:val="203864"/>
+          <w:sz w:val="20"/>
+          <w:szCs w:val="20"/>
+          <w:rtl/>
+        </w:rPr>
+        <w:t>تنسيق يومي مع الوكلاء والمعلمين عبر مجموعة عمل واستمارة إلكترونية للرصد الفوري.</w:t>
+      </w:r>
+    </w:p>
+    <w:p>
+      <w:pPr>
+        <w:bidi/>
+        <w:spacing w:before="0" w:after="40" w:line="269" w:lineRule="auto"/>
+        <w:ind w:right="198" w:hanging="198"/>
+        <w:jc w:val="right"/>
+      </w:pPr>
+      <w:r>
+        <w:rPr>
+          <w:rFonts w:ascii="Calibri Light" w:hAnsi="Calibri Light" w:cs="Calibri Light"/>
+          <w:b/>
+          <w:bCs w:val="1"/>
+          <w:i w:val="0"/>
+          <w:color w:val="6AA84F"/>
+          <w:sz w:val="20"/>
+          <w:szCs w:val="20"/>
+          <w:rtl/>
+        </w:rPr>
+        <w:t xml:space="preserve">◆ </w:t>
+      </w:r>
+      <w:r>
+        <w:rPr>
+          <w:rFonts w:ascii="Calibri Light" w:hAnsi="Calibri Light" w:cs="Calibri Light"/>
+          <w:b/>
+          <w:bCs w:val="1"/>
+          <w:i w:val="0"/>
+          <w:color w:val="1F4E79"/>
+          <w:sz w:val="20"/>
+          <w:szCs w:val="20"/>
+          <w:rtl/>
+        </w:rPr>
+        <w:t xml:space="preserve">الدعم الفردي: </w:t>
+      </w:r>
+      <w:r>
+        <w:rPr>
+          <w:rFonts w:ascii="Calibri Light" w:hAnsi="Calibri Light" w:cs="Calibri Light"/>
+          <w:b w:val="0"/>
+          <w:bCs w:val="0"/>
+          <w:i w:val="0"/>
+          <w:color w:val="203864"/>
+          <w:sz w:val="20"/>
+          <w:szCs w:val="20"/>
+          <w:rtl/>
+        </w:rPr>
+        <w:t>إنشاء ملف متابعة فردي للمتعلمين ذوي الحالات المتكررة، وخطط دعم تعاونية مع الأسرة.</w:t>
+      </w:r>
+    </w:p>
+    <w:p>
+      <w:pPr>
+        <w:shd w:val="clear" w:color="auto" w:fill="6AA84F"/>
+        <w:bidi/>
+        <w:spacing w:before="100" w:after="60" w:line="252" w:lineRule="auto"/>
+        <w:ind w:left="68" w:right="68"/>
+        <w:jc w:val="right"/>
+      </w:pPr>
+      <w:r>
+        <w:rPr>
+          <w:rFonts w:ascii="Calibri Light" w:hAnsi="Calibri Light" w:cs="Calibri Light"/>
+          <w:b/>
+          <w:bCs w:val="1"/>
+          <w:i w:val="0"/>
+          <w:color w:val="FFFFFF"/>
+          <w:sz w:val="21"/>
+          <w:szCs w:val="21"/>
+          <w:rtl/>
+        </w:rPr>
+        <w:t xml:space="preserve">  ثالثًا: خطوات التنفيذ الموصى بها</w:t>
+      </w:r>
+    </w:p>
+    <w:p>
+      <w:pPr>
+        <w:bidi/>
+        <w:spacing w:before="0" w:after="40" w:line="269" w:lineRule="auto"/>
+        <w:ind w:right="283" w:hanging="283"/>
+        <w:jc w:val="right"/>
+      </w:pPr>
+      <w:r>
+        <w:rPr>
+          <w:rFonts w:ascii="Calibri Light" w:hAnsi="Calibri Light" w:cs="Calibri Light"/>
+          <w:b/>
+          <w:bCs w:val="1"/>
+          <w:i w:val="0"/>
+          <w:color w:val="6AA84F"/>
+          <w:sz w:val="20"/>
+          <w:szCs w:val="20"/>
+          <w:rtl/>
+        </w:rPr>
+        <w:t xml:space="preserve">1 - </w:t>
+      </w:r>
+      <w:r>
+        <w:rPr>
+          <w:rFonts w:ascii="Calibri Light" w:hAnsi="Calibri Light" w:cs="Calibri Light"/>
+          <w:b w:val="0"/>
+          <w:bCs w:val="0"/>
+          <w:i w:val="0"/>
+          <w:color w:val="203864"/>
+          <w:sz w:val="20"/>
+          <w:szCs w:val="20"/>
+          <w:rtl/>
+        </w:rPr>
+        <w:t>توحيد نموذج الرصد اليومي (حضور/تأخر/مخالفات) وتدريب المعلمين على التوثيق الفوري.</w:t>
+      </w:r>
+    </w:p>
+    <w:p>
+      <w:pPr>
+        <w:bidi/>
+        <w:spacing w:before="0" w:after="40" w:line="269" w:lineRule="auto"/>
+        <w:ind w:right="283" w:hanging="283"/>
+        <w:jc w:val="right"/>
+      </w:pPr>
+      <w:r>
+        <w:rPr>
+          <w:rFonts w:ascii="Calibri Light" w:hAnsi="Calibri Light" w:cs="Calibri Light"/>
+          <w:b/>
+          <w:bCs w:val="1"/>
+          <w:i w:val="0"/>
+          <w:color w:val="6AA84F"/>
+          <w:sz w:val="20"/>
+          <w:szCs w:val="20"/>
+          <w:rtl/>
+        </w:rPr>
+        <w:t xml:space="preserve">2 - </w:t>
+      </w:r>
+      <w:r>
+        <w:rPr>
+          <w:rFonts w:ascii="Calibri Light" w:hAnsi="Calibri Light" w:cs="Calibri Light"/>
+          <w:b w:val="0"/>
+          <w:bCs w:val="0"/>
+          <w:i w:val="0"/>
+          <w:color w:val="203864"/>
+          <w:sz w:val="20"/>
+          <w:szCs w:val="20"/>
+          <w:rtl/>
+        </w:rPr>
+        <w:t>تفعيل التواصل مع الأسرة خلال 24 ساعة للحالات المتجددة عبر القنوات الرسمية.</w:t>
+      </w:r>
+    </w:p>
+    <w:p>
+      <w:pPr>
+        <w:bidi/>
+        <w:spacing w:before="0" w:after="40" w:line="269" w:lineRule="auto"/>
+        <w:ind w:right="283" w:hanging="283"/>
+        <w:jc w:val="right"/>
+      </w:pPr>
+      <w:r>
+        <w:rPr>
+          <w:rFonts w:ascii="Calibri Light" w:hAnsi="Calibri Light" w:cs="Calibri Light"/>
+          <w:b/>
+          <w:bCs w:val="1"/>
+          <w:i w:val="0"/>
+          <w:color w:val="6AA84F"/>
+          <w:sz w:val="20"/>
+          <w:szCs w:val="20"/>
+          <w:rtl/>
+        </w:rPr>
+        <w:t xml:space="preserve">3 - </w:t>
+      </w:r>
+      <w:r>
+        <w:rPr>
+          <w:rFonts w:ascii="Calibri Light" w:hAnsi="Calibri Light" w:cs="Calibri Light"/>
+          <w:b w:val="0"/>
+          <w:bCs w:val="0"/>
+          <w:i w:val="0"/>
+          <w:color w:val="203864"/>
+          <w:sz w:val="20"/>
+          <w:szCs w:val="20"/>
+          <w:rtl/>
+        </w:rPr>
+        <w:t>إصدار تقرير أسبوعي مختصر للإدارة يبرز الحالات المزمنة وسبل معالجتها.</w:t>
+      </w:r>
+    </w:p>
+    <w:p>
+      <w:pPr>
+        <w:bidi/>
+        <w:spacing w:before="0" w:after="40" w:line="269" w:lineRule="auto"/>
+        <w:ind w:right="283" w:hanging="283"/>
+        <w:jc w:val="right"/>
+      </w:pPr>
+      <w:r>
+        <w:rPr>
+          <w:rFonts w:ascii="Calibri Light" w:hAnsi="Calibri Light" w:cs="Calibri Light"/>
+          <w:b/>
+          <w:bCs w:val="1"/>
+          <w:i w:val="0"/>
+          <w:color w:val="6AA84F"/>
+          <w:sz w:val="20"/>
+          <w:szCs w:val="20"/>
+          <w:rtl/>
+        </w:rPr>
+        <w:t xml:space="preserve">4 - </w:t>
+      </w:r>
+      <w:r>
+        <w:rPr>
+          <w:rFonts w:ascii="Calibri Light" w:hAnsi="Calibri Light" w:cs="Calibri Light"/>
+          <w:b w:val="0"/>
+          <w:bCs w:val="0"/>
+          <w:i w:val="0"/>
+          <w:color w:val="203864"/>
+          <w:sz w:val="20"/>
+          <w:szCs w:val="20"/>
+          <w:rtl/>
+        </w:rPr>
+        <w:t>تصميم خطط علاجية فردية للحالات المتكررة ومراجعتها شهريًا.</w:t>
+      </w:r>
+    </w:p>
+    <w:p>
+      <w:pPr>
+        <w:shd w:val="clear" w:color="auto" w:fill="6AA84F"/>
+        <w:bidi/>
+        <w:spacing w:before="100" w:after="60" w:line="252" w:lineRule="auto"/>
+        <w:ind w:left="68" w:right="68"/>
+        <w:jc w:val="right"/>
+      </w:pPr>
+      <w:r>
+        <w:rPr>
+          <w:rFonts w:ascii="Calibri Light" w:hAnsi="Calibri Light" w:cs="Calibri Light"/>
+          <w:b/>
+          <w:bCs w:val="1"/>
+          <w:i w:val="0"/>
+          <w:color w:val="FFFFFF"/>
+          <w:sz w:val="21"/>
+          <w:szCs w:val="21"/>
+          <w:rtl/>
+        </w:rPr>
+        <w:t xml:space="preserve">  رابعًا: مؤشرات نجاح التحقيق</w:t>
+      </w:r>
+    </w:p>
+    <w:p>
+      <w:pPr>
+        <w:bidi/>
+        <w:spacing w:before="0" w:after="40" w:line="269" w:lineRule="auto"/>
+        <w:ind w:right="198" w:hanging="198"/>
+        <w:jc w:val="right"/>
+      </w:pPr>
+      <w:r>
+        <w:rPr>
+          <w:rFonts w:ascii="Calibri Light" w:hAnsi="Calibri Light" w:cs="Calibri Light"/>
+          <w:b/>
+          <w:bCs w:val="1"/>
+          <w:i w:val="0"/>
+          <w:color w:val="6AA84F"/>
+          <w:sz w:val="20"/>
+          <w:szCs w:val="20"/>
+          <w:rtl/>
+        </w:rPr>
+        <w:t xml:space="preserve">✓ </w:t>
+      </w:r>
+      <w:r>
+        <w:rPr>
+          <w:rFonts w:ascii="Calibri Light" w:hAnsi="Calibri Light" w:cs="Calibri Light"/>
+          <w:b/>
+          <w:bCs w:val="1"/>
+          <w:i w:val="0"/>
+          <w:color w:val="1F4E79"/>
+          <w:sz w:val="20"/>
+          <w:szCs w:val="20"/>
+          <w:rtl/>
+        </w:rPr>
+        <w:t xml:space="preserve">مؤشر: </w:t>
+      </w:r>
+      <w:r>
+        <w:rPr>
+          <w:rFonts w:ascii="Calibri Light" w:hAnsi="Calibri Light" w:cs="Calibri Light"/>
+          <w:b w:val="0"/>
+          <w:bCs w:val="0"/>
+          <w:i w:val="0"/>
+          <w:color w:val="203864"/>
+          <w:sz w:val="20"/>
+          <w:szCs w:val="20"/>
+          <w:rtl/>
+        </w:rPr>
+        <w:t>دقة التوثيق اليومي تتجاوز 95%.</w:t>
+      </w:r>
+    </w:p>
+    <w:p>
+      <w:pPr>
+        <w:bidi/>
+        <w:spacing w:before="0" w:after="40" w:line="269" w:lineRule="auto"/>
+        <w:ind w:right="198" w:hanging="198"/>
+        <w:jc w:val="right"/>
+      </w:pPr>
+      <w:r>
+        <w:rPr>
+          <w:rFonts w:ascii="Calibri Light" w:hAnsi="Calibri Light" w:cs="Calibri Light"/>
+          <w:b/>
+          <w:bCs w:val="1"/>
+          <w:i w:val="0"/>
+          <w:color w:val="6AA84F"/>
+          <w:sz w:val="20"/>
+          <w:szCs w:val="20"/>
+          <w:rtl/>
+        </w:rPr>
+        <w:t xml:space="preserve">✓ </w:t>
+      </w:r>
+      <w:r>
+        <w:rPr>
+          <w:rFonts w:ascii="Calibri Light" w:hAnsi="Calibri Light" w:cs="Calibri Light"/>
+          <w:b/>
+          <w:bCs w:val="1"/>
+          <w:i w:val="0"/>
+          <w:color w:val="1F4E79"/>
+          <w:sz w:val="20"/>
+          <w:szCs w:val="20"/>
+          <w:rtl/>
+        </w:rPr>
+        <w:t xml:space="preserve">مؤشر: </w:t>
+      </w:r>
+      <w:r>
+        <w:rPr>
+          <w:rFonts w:ascii="Calibri Light" w:hAnsi="Calibri Light" w:cs="Calibri Light"/>
+          <w:b w:val="0"/>
+          <w:bCs w:val="0"/>
+          <w:i w:val="0"/>
+          <w:color w:val="203864"/>
+          <w:sz w:val="20"/>
+          <w:szCs w:val="20"/>
+          <w:rtl/>
+        </w:rPr>
+        <w:t>التواصل مع الأسرة خلال 24 ساعة في أغلب الحالات المتجددة.</w:t>
+      </w:r>
+    </w:p>
+    <w:p>
+      <w:pPr>
+        <w:bidi/>
+        <w:spacing w:before="0" w:after="40" w:line="269" w:lineRule="auto"/>
+        <w:ind w:right="198" w:hanging="198"/>
+        <w:jc w:val="right"/>
+      </w:pPr>
+      <w:r>
+        <w:rPr>
+          <w:rFonts w:ascii="Calibri Light" w:hAnsi="Calibri Light" w:cs="Calibri Light"/>
+          <w:b/>
+          <w:bCs w:val="1"/>
+          <w:i w:val="0"/>
+          <w:color w:val="6AA84F"/>
+          <w:sz w:val="20"/>
+          <w:szCs w:val="20"/>
+          <w:rtl/>
+        </w:rPr>
+        <w:t xml:space="preserve">✓ </w:t>
+      </w:r>
+      <w:r>
+        <w:rPr>
+          <w:rFonts w:ascii="Calibri Light" w:hAnsi="Calibri Light" w:cs="Calibri Light"/>
+          <w:b/>
+          <w:bCs w:val="1"/>
+          <w:i w:val="0"/>
+          <w:color w:val="1F4E79"/>
+          <w:sz w:val="20"/>
+          <w:szCs w:val="20"/>
+          <w:rtl/>
+        </w:rPr>
+        <w:t xml:space="preserve">مؤشر: </w:t>
+      </w:r>
+      <w:r>
+        <w:rPr>
+          <w:rFonts w:ascii="Calibri Light" w:hAnsi="Calibri Light" w:cs="Calibri Light"/>
+          <w:b w:val="0"/>
+          <w:bCs w:val="0"/>
+          <w:i w:val="0"/>
+          <w:color w:val="203864"/>
+          <w:sz w:val="20"/>
+          <w:szCs w:val="20"/>
+          <w:rtl/>
+        </w:rPr>
+        <w:t>انخفاض حالات التأخر والغياب المزمن ربع سنويًا.</w:t>
+      </w:r>
+    </w:p>
+    <w:p>
+      <w:pPr>
+        <w:shd w:val="clear" w:color="auto" w:fill="6AA84F"/>
+        <w:bidi/>
+        <w:spacing w:before="100" w:after="60" w:line="252" w:lineRule="auto"/>
+        <w:ind w:left="68" w:right="68"/>
+        <w:jc w:val="right"/>
+      </w:pPr>
+      <w:r>
+        <w:rPr>
+          <w:rFonts w:ascii="Calibri Light" w:hAnsi="Calibri Light" w:cs="Calibri Light"/>
+          <w:b/>
+          <w:bCs w:val="1"/>
+          <w:i w:val="0"/>
+          <w:color w:val="FFFFFF"/>
+          <w:sz w:val="21"/>
+          <w:szCs w:val="21"/>
+          <w:rtl/>
+        </w:rPr>
+        <w:t xml:space="preserve">  خامسًا: سيناريو تطبيقي للمرشد الطلابي</w:t>
       </w:r>
     </w:p>
     <w:tbl>
       <w:tblPr>
         <w:bidiVisual/>
         <w:tblW w:type="auto" w:w="0"/>
-        <w:jc w:val="center"/>
         <w:tblBorders>
-          <w:top w:val="single" w:sz="4" w:space="0" w:color="0F4C5C"/>
-          <w:left w:val="single" w:sz="4" w:space="0" w:color="0F4C5C"/>
-          <w:bottom w:val="single" w:sz="4" w:space="0" w:color="0F4C5C"/>
-          <w:right w:val="single" w:sz="4" w:space="0" w:color="0F4C5C"/>
-          <w:insideH w:val="single" w:sz="4" w:space="0" w:color="9FB8BF"/>
-          <w:insideV w:val="single" w:sz="4" w:space="0" w:color="9FB8BF"/>
+          <w:top w:val="single" w:sz="4" w:space="0" w:color="6AA84F"/>
+          <w:left w:val="single" w:sz="4" w:space="0" w:color="6AA84F"/>
+          <w:bottom w:val="single" w:sz="4" w:space="0" w:color="6AA84F"/>
+          <w:right w:val="single" w:sz="4" w:space="0" w:color="6AA84F"/>
+          <w:insideH w:val="single" w:sz="4" w:space="0" w:color="6AA84F"/>
+          <w:insideV w:val="single" w:sz="4" w:space="0" w:color="6AA84F"/>
         </w:tblBorders>
         <w:tblLook w:firstColumn="1" w:firstRow="1" w:lastColumn="0" w:lastRow="0" w:noHBand="0" w:noVBand="1" w:val="04A0"/>
       </w:tblPr>
       <w:tblGrid>
-        <w:gridCol w:w="5244"/>
-        <w:gridCol w:w="5244"/>
+        <w:gridCol w:w="10206"/>
       </w:tblGrid>
       <w:tr>
         <w:tc>
           <w:tcPr>
-            <w:tcW w:type="dxa" w:w="5244"/>
-            <w:shd w:val="clear" w:color="auto" w:fill="D9E4E8"/>
+            <w:tcW w:type="dxa" w:w="10206"/>
+            <w:shd w:val="clear" w:color="auto" w:fill="F2F7EC"/>
             <w:tcMar>
               <w:top w:w="50" w:type="dxa"/>
               <w:left w:w="100" w:type="dxa"/>
@@ -126,825 +896,16 @@
           <w:p>
             <w:pPr>
               <w:bidi/>
-              <w:spacing w:before="0" w:after="0" w:line="252" w:lineRule="auto"/>
+              <w:spacing w:before="0" w:after="20" w:line="264" w:lineRule="auto"/>
               <w:jc w:val="right"/>
             </w:pPr>
             <w:r>
               <w:rPr>
-                <w:rFonts w:ascii="Sakkal Majala" w:hAnsi="Sakkal Majala" w:cs="Sakkal Majala"/>
-                <w:b/>
-                <w:bCs w:val="1"/>
-                <w:i w:val="0"/>
-                <w:color w:val="0F4C5C"/>
-                <w:sz w:val="19"/>
-                <w:szCs w:val="19"/>
-                <w:rtl/>
-              </w:rPr>
-              <w:t>المجال</w:t>
-            </w:r>
-          </w:p>
-        </w:tc>
-        <w:tc>
-          <w:tcPr>
-            <w:tcW w:type="dxa" w:w="5244"/>
-            <w:tcMar>
-              <w:top w:w="50" w:type="dxa"/>
-              <w:left w:w="100" w:type="dxa"/>
-              <w:bottom w:w="50" w:type="dxa"/>
-              <w:right w:w="100" w:type="dxa"/>
-            </w:tcMar>
-          </w:tcPr>
-          <w:p>
-            <w:pPr>
-              <w:bidi/>
-              <w:spacing w:before="0" w:after="0" w:line="252" w:lineRule="auto"/>
-              <w:jc w:val="right"/>
-            </w:pPr>
-            <w:r>
-              <w:rPr>
-                <w:rFonts w:ascii="Sakkal Majala" w:hAnsi="Sakkal Majala" w:cs="Sakkal Majala"/>
+                <w:rFonts w:ascii="Calibri Light" w:hAnsi="Calibri Light" w:cs="Calibri Light"/>
                 <w:b w:val="0"/>
                 <w:bCs w:val="0"/>
                 <w:i w:val="0"/>
-                <w:color w:val="1F2D33"/>
-                <w:sz w:val="20"/>
-                <w:szCs w:val="20"/>
-                <w:rtl/>
-              </w:rPr>
-              <w:t>نواتج التعلم</w:t>
-            </w:r>
-          </w:p>
-        </w:tc>
-      </w:tr>
-      <w:tr>
-        <w:tc>
-          <w:tcPr>
-            <w:tcW w:type="dxa" w:w="5244"/>
-            <w:shd w:val="clear" w:color="auto" w:fill="D9E4E8"/>
-            <w:tcMar>
-              <w:top w:w="50" w:type="dxa"/>
-              <w:left w:w="100" w:type="dxa"/>
-              <w:bottom w:w="50" w:type="dxa"/>
-              <w:right w:w="100" w:type="dxa"/>
-            </w:tcMar>
-          </w:tcPr>
-          <w:p>
-            <w:pPr>
-              <w:bidi/>
-              <w:spacing w:before="0" w:after="0" w:line="252" w:lineRule="auto"/>
-              <w:jc w:val="right"/>
-            </w:pPr>
-            <w:r>
-              <w:rPr>
-                <w:rFonts w:ascii="Sakkal Majala" w:hAnsi="Sakkal Majala" w:cs="Sakkal Majala"/>
-                <w:b/>
-                <w:bCs w:val="1"/>
-                <w:i w:val="0"/>
-                <w:color w:val="0F4C5C"/>
-                <w:sz w:val="19"/>
-                <w:szCs w:val="19"/>
-                <w:rtl/>
-              </w:rPr>
-              <w:t>المعيار</w:t>
-            </w:r>
-          </w:p>
-        </w:tc>
-        <w:tc>
-          <w:tcPr>
-            <w:tcW w:type="dxa" w:w="5244"/>
-            <w:tcMar>
-              <w:top w:w="50" w:type="dxa"/>
-              <w:left w:w="100" w:type="dxa"/>
-              <w:bottom w:w="50" w:type="dxa"/>
-              <w:right w:w="100" w:type="dxa"/>
-            </w:tcMar>
-          </w:tcPr>
-          <w:p>
-            <w:pPr>
-              <w:bidi/>
-              <w:spacing w:before="0" w:after="0" w:line="252" w:lineRule="auto"/>
-              <w:jc w:val="right"/>
-            </w:pPr>
-            <w:r>
-              <w:rPr>
-                <w:rFonts w:ascii="Sakkal Majala" w:hAnsi="Sakkal Majala" w:cs="Sakkal Majala"/>
-                <w:b w:val="0"/>
-                <w:bCs w:val="0"/>
-                <w:i w:val="0"/>
-                <w:color w:val="1F2D33"/>
-                <w:sz w:val="20"/>
-                <w:szCs w:val="20"/>
-                <w:rtl/>
-              </w:rPr>
-              <w:t>التطور الشخصي والصحي والاجتماعي</w:t>
-            </w:r>
-          </w:p>
-        </w:tc>
-      </w:tr>
-      <w:tr>
-        <w:tc>
-          <w:tcPr>
-            <w:tcW w:type="dxa" w:w="5244"/>
-            <w:shd w:val="clear" w:color="auto" w:fill="D9E4E8"/>
-            <w:tcMar>
-              <w:top w:w="50" w:type="dxa"/>
-              <w:left w:w="100" w:type="dxa"/>
-              <w:bottom w:w="50" w:type="dxa"/>
-              <w:right w:w="100" w:type="dxa"/>
-            </w:tcMar>
-          </w:tcPr>
-          <w:p>
-            <w:pPr>
-              <w:bidi/>
-              <w:spacing w:before="0" w:after="0" w:line="252" w:lineRule="auto"/>
-              <w:jc w:val="right"/>
-            </w:pPr>
-            <w:r>
-              <w:rPr>
-                <w:rFonts w:ascii="Sakkal Majala" w:hAnsi="Sakkal Majala" w:cs="Sakkal Majala"/>
-                <w:b/>
-                <w:bCs w:val="1"/>
-                <w:i w:val="0"/>
-                <w:color w:val="0F4C5C"/>
-                <w:sz w:val="19"/>
-                <w:szCs w:val="19"/>
-                <w:rtl/>
-              </w:rPr>
-              <w:t>المؤشر</w:t>
-            </w:r>
-          </w:p>
-        </w:tc>
-        <w:tc>
-          <w:tcPr>
-            <w:tcW w:type="dxa" w:w="5244"/>
-            <w:tcMar>
-              <w:top w:w="50" w:type="dxa"/>
-              <w:left w:w="100" w:type="dxa"/>
-              <w:bottom w:w="50" w:type="dxa"/>
-              <w:right w:w="100" w:type="dxa"/>
-            </w:tcMar>
-          </w:tcPr>
-          <w:p>
-            <w:pPr>
-              <w:bidi/>
-              <w:spacing w:before="0" w:after="0" w:line="252" w:lineRule="auto"/>
-              <w:jc w:val="right"/>
-            </w:pPr>
-            <w:r>
-              <w:rPr>
-                <w:rFonts w:ascii="Sakkal Majala" w:hAnsi="Sakkal Majala" w:cs="Sakkal Majala"/>
-                <w:b/>
-                <w:bCs w:val="1"/>
-                <w:i w:val="0"/>
-                <w:color w:val="1F2D33"/>
-                <w:sz w:val="20"/>
-                <w:szCs w:val="20"/>
-                <w:rtl/>
-              </w:rPr>
-              <w:t>يلتزم المتعلمون بقواعد السلوك والانضباط المدرسي</w:t>
-            </w:r>
-          </w:p>
-        </w:tc>
-      </w:tr>
-    </w:tbl>
-    <w:p>
-      <w:pPr>
-        <w:shd w:val="clear" w:color="auto" w:fill="0F4C5C"/>
-        <w:bidi/>
-        <w:spacing w:before="160" w:after="80" w:line="252" w:lineRule="auto"/>
-        <w:ind w:left="85" w:right="85"/>
-        <w:jc w:val="right"/>
-      </w:pPr>
-      <w:r>
-        <w:rPr>
-          <w:rFonts w:ascii="Sakkal Majala" w:hAnsi="Sakkal Majala" w:cs="Sakkal Majala"/>
-          <w:b/>
-          <w:bCs w:val="1"/>
-          <w:i w:val="0"/>
-          <w:color w:val="FFFFFF"/>
-          <w:sz w:val="22"/>
-          <w:szCs w:val="22"/>
-          <w:rtl/>
-        </w:rPr>
-        <w:t xml:space="preserve">  أولًا: الفكرة المحورية</w:t>
-      </w:r>
-    </w:p>
-    <w:p>
-      <w:pPr>
-        <w:bidi/>
-        <w:spacing w:before="0" w:after="80" w:line="288" w:lineRule="auto"/>
-        <w:jc w:val="right"/>
-      </w:pPr>
-      <w:r>
-        <w:rPr>
-          <w:rFonts w:ascii="Sakkal Majala" w:hAnsi="Sakkal Majala" w:cs="Sakkal Majala"/>
-          <w:b w:val="0"/>
-          <w:bCs w:val="0"/>
-          <w:i w:val="0"/>
-          <w:color w:val="1F2D33"/>
-          <w:sz w:val="22"/>
-          <w:szCs w:val="22"/>
-          <w:rtl/>
-        </w:rPr>
-        <w:t>رصدٌ يومي دقيق بالتنسيق مع وكلاء المدرسة والمعلمين؛ لاكتشاف حالات الغياب والتأخر والمخالفات مبكرًا، ومعالجتها بالتواصل مع أولياء الأمور وفق الأنظمة والتعليمات المنظمة، مع مراعاة خصوصية الحالات الفردية.</w:t>
-      </w:r>
-    </w:p>
-    <w:p>
-      <w:pPr>
-        <w:shd w:val="clear" w:color="auto" w:fill="0F4C5C"/>
-        <w:bidi/>
-        <w:spacing w:before="160" w:after="80" w:line="252" w:lineRule="auto"/>
-        <w:ind w:left="85" w:right="85"/>
-        <w:jc w:val="right"/>
-      </w:pPr>
-      <w:r>
-        <w:rPr>
-          <w:rFonts w:ascii="Sakkal Majala" w:hAnsi="Sakkal Majala" w:cs="Sakkal Majala"/>
-          <w:b/>
-          <w:bCs w:val="1"/>
-          <w:i w:val="0"/>
-          <w:color w:val="FFFFFF"/>
-          <w:sz w:val="22"/>
-          <w:szCs w:val="22"/>
-          <w:rtl/>
-        </w:rPr>
-        <w:t xml:space="preserve">  ثانيًا: إثراء أدوار المرشد الطلابي</w:t>
-      </w:r>
-    </w:p>
-    <w:p>
-      <w:pPr>
-        <w:bidi/>
-        <w:spacing w:before="0" w:after="60" w:line="276" w:lineRule="auto"/>
-        <w:ind w:right="198" w:hanging="198"/>
-        <w:jc w:val="right"/>
-      </w:pPr>
-      <w:r>
-        <w:rPr>
-          <w:rFonts w:ascii="Sakkal Majala" w:hAnsi="Sakkal Majala" w:cs="Sakkal Majala"/>
-          <w:b/>
-          <w:bCs w:val="1"/>
-          <w:i w:val="0"/>
-          <w:color w:val="B4884D"/>
-          <w:sz w:val="21"/>
-          <w:szCs w:val="21"/>
-          <w:rtl/>
-        </w:rPr>
-        <w:t xml:space="preserve">◆ </w:t>
-      </w:r>
-      <w:r>
-        <w:rPr>
-          <w:rFonts w:ascii="Sakkal Majala" w:hAnsi="Sakkal Majala" w:cs="Sakkal Majala"/>
-          <w:b/>
-          <w:bCs w:val="1"/>
-          <w:i w:val="0"/>
-          <w:color w:val="0F4C5C"/>
-          <w:sz w:val="21"/>
-          <w:szCs w:val="21"/>
-          <w:rtl/>
-        </w:rPr>
-        <w:t xml:space="preserve">لوحة المتابعة اليومية: </w:t>
-      </w:r>
-      <w:r>
-        <w:rPr>
-          <w:rFonts w:ascii="Sakkal Majala" w:hAnsi="Sakkal Majala" w:cs="Sakkal Majala"/>
-          <w:b w:val="0"/>
-          <w:bCs w:val="0"/>
-          <w:i w:val="0"/>
-          <w:color w:val="1F2D33"/>
-          <w:sz w:val="21"/>
-          <w:szCs w:val="21"/>
-          <w:rtl/>
-        </w:rPr>
-        <w:t>تحديث بيانات الحضور والانصراف والمخالفات يوميًا (لوحة رقمية أو سجل منظم) بالتنسيق مع وكيل الشؤون الطلابية.</w:t>
-      </w:r>
-    </w:p>
-    <w:p>
-      <w:pPr>
-        <w:bidi/>
-        <w:spacing w:before="0" w:after="60" w:line="276" w:lineRule="auto"/>
-        <w:ind w:right="198" w:hanging="198"/>
-        <w:jc w:val="right"/>
-      </w:pPr>
-      <w:r>
-        <w:rPr>
-          <w:rFonts w:ascii="Sakkal Majala" w:hAnsi="Sakkal Majala" w:cs="Sakkal Majala"/>
-          <w:b/>
-          <w:bCs w:val="1"/>
-          <w:i w:val="0"/>
-          <w:color w:val="B4884D"/>
-          <w:sz w:val="21"/>
-          <w:szCs w:val="21"/>
-          <w:rtl/>
-        </w:rPr>
-        <w:t xml:space="preserve">◆ </w:t>
-      </w:r>
-      <w:r>
-        <w:rPr>
-          <w:rFonts w:ascii="Sakkal Majala" w:hAnsi="Sakkal Majala" w:cs="Sakkal Majala"/>
-          <w:b/>
-          <w:bCs w:val="1"/>
-          <w:i w:val="0"/>
-          <w:color w:val="0F4C5C"/>
-          <w:sz w:val="21"/>
-          <w:szCs w:val="21"/>
-          <w:rtl/>
-        </w:rPr>
-        <w:t xml:space="preserve">بروتوكول تصعيد متفق عليه: </w:t>
-      </w:r>
-      <w:r>
-        <w:rPr>
-          <w:rFonts w:ascii="Sakkal Majala" w:hAnsi="Sakkal Majala" w:cs="Sakkal Majala"/>
-          <w:b w:val="0"/>
-          <w:bCs w:val="0"/>
-          <w:i w:val="0"/>
-          <w:color w:val="1F2D33"/>
-          <w:sz w:val="21"/>
-          <w:szCs w:val="21"/>
-          <w:rtl/>
-        </w:rPr>
-        <w:t>غياب يوم ← تواصل مع الأسرة؛ غياب ثلاثة أيام ← جلسة إرشادية؛ استمرار الحالة ← الإجراءات النظامية المعمول بها.</w:t>
-      </w:r>
-    </w:p>
-    <w:p>
-      <w:pPr>
-        <w:bidi/>
-        <w:spacing w:before="0" w:after="60" w:line="276" w:lineRule="auto"/>
-        <w:ind w:right="198" w:hanging="198"/>
-        <w:jc w:val="right"/>
-      </w:pPr>
-      <w:r>
-        <w:rPr>
-          <w:rFonts w:ascii="Sakkal Majala" w:hAnsi="Sakkal Majala" w:cs="Sakkal Majala"/>
-          <w:b/>
-          <w:bCs w:val="1"/>
-          <w:i w:val="0"/>
-          <w:color w:val="B4884D"/>
-          <w:sz w:val="21"/>
-          <w:szCs w:val="21"/>
-          <w:rtl/>
-        </w:rPr>
-        <w:t xml:space="preserve">◆ </w:t>
-      </w:r>
-      <w:r>
-        <w:rPr>
-          <w:rFonts w:ascii="Sakkal Majala" w:hAnsi="Sakkal Majala" w:cs="Sakkal Majala"/>
-          <w:b/>
-          <w:bCs w:val="1"/>
-          <w:i w:val="0"/>
-          <w:color w:val="0F4C5C"/>
-          <w:sz w:val="21"/>
-          <w:szCs w:val="21"/>
-          <w:rtl/>
-        </w:rPr>
-        <w:t xml:space="preserve">قناة تنسيق سريعة: </w:t>
-      </w:r>
-      <w:r>
-        <w:rPr>
-          <w:rFonts w:ascii="Sakkal Majala" w:hAnsi="Sakkal Majala" w:cs="Sakkal Majala"/>
-          <w:b w:val="0"/>
-          <w:bCs w:val="0"/>
-          <w:i w:val="0"/>
-          <w:color w:val="1F2D33"/>
-          <w:sz w:val="21"/>
-          <w:szCs w:val="21"/>
-          <w:rtl/>
-        </w:rPr>
-        <w:t>تنسيق يومي مع الوكلاء والمعلمين عبر مجموعة عمل واستمارة إلكترونية للرصد الفوري.</w:t>
-      </w:r>
-    </w:p>
-    <w:p>
-      <w:pPr>
-        <w:bidi/>
-        <w:spacing w:before="0" w:after="60" w:line="276" w:lineRule="auto"/>
-        <w:ind w:right="198" w:hanging="198"/>
-        <w:jc w:val="right"/>
-      </w:pPr>
-      <w:r>
-        <w:rPr>
-          <w:rFonts w:ascii="Sakkal Majala" w:hAnsi="Sakkal Majala" w:cs="Sakkal Majala"/>
-          <w:b/>
-          <w:bCs w:val="1"/>
-          <w:i w:val="0"/>
-          <w:color w:val="B4884D"/>
-          <w:sz w:val="21"/>
-          <w:szCs w:val="21"/>
-          <w:rtl/>
-        </w:rPr>
-        <w:t xml:space="preserve">◆ </w:t>
-      </w:r>
-      <w:r>
-        <w:rPr>
-          <w:rFonts w:ascii="Sakkal Majala" w:hAnsi="Sakkal Majala" w:cs="Sakkal Majala"/>
-          <w:b/>
-          <w:bCs w:val="1"/>
-          <w:i w:val="0"/>
-          <w:color w:val="0F4C5C"/>
-          <w:sz w:val="21"/>
-          <w:szCs w:val="21"/>
-          <w:rtl/>
-        </w:rPr>
-        <w:t xml:space="preserve">الدعم الفردي: </w:t>
-      </w:r>
-      <w:r>
-        <w:rPr>
-          <w:rFonts w:ascii="Sakkal Majala" w:hAnsi="Sakkal Majala" w:cs="Sakkal Majala"/>
-          <w:b w:val="0"/>
-          <w:bCs w:val="0"/>
-          <w:i w:val="0"/>
-          <w:color w:val="1F2D33"/>
-          <w:sz w:val="21"/>
-          <w:szCs w:val="21"/>
-          <w:rtl/>
-        </w:rPr>
-        <w:t>إنشاء ملف متابعة فردي للمتعلمين ذوي الحالات المتكررة، وخطط دعم تعاونية مع الأسرة.</w:t>
-      </w:r>
-    </w:p>
-    <w:p>
-      <w:pPr>
-        <w:shd w:val="clear" w:color="auto" w:fill="0F4C5C"/>
-        <w:bidi/>
-        <w:spacing w:before="160" w:after="80" w:line="252" w:lineRule="auto"/>
-        <w:ind w:left="85" w:right="85"/>
-        <w:jc w:val="right"/>
-      </w:pPr>
-      <w:r>
-        <w:rPr>
-          <w:rFonts w:ascii="Sakkal Majala" w:hAnsi="Sakkal Majala" w:cs="Sakkal Majala"/>
-          <w:b/>
-          <w:bCs w:val="1"/>
-          <w:i w:val="0"/>
-          <w:color w:val="FFFFFF"/>
-          <w:sz w:val="22"/>
-          <w:szCs w:val="22"/>
-          <w:rtl/>
-        </w:rPr>
-        <w:t xml:space="preserve">  ثالثًا: خطوات التنفيذ الموصى بها</w:t>
-      </w:r>
-    </w:p>
-    <w:p>
-      <w:pPr>
-        <w:bidi/>
-        <w:spacing w:before="0" w:after="60" w:line="276" w:lineRule="auto"/>
-        <w:ind w:right="283" w:hanging="283"/>
-        <w:jc w:val="right"/>
-      </w:pPr>
-      <w:r>
-        <w:rPr>
-          <w:rFonts w:ascii="Sakkal Majala" w:hAnsi="Sakkal Majala" w:cs="Sakkal Majala"/>
-          <w:b/>
-          <w:bCs w:val="1"/>
-          <w:i w:val="0"/>
-          <w:color w:val="B4884D"/>
-          <w:sz w:val="21"/>
-          <w:szCs w:val="21"/>
-          <w:rtl/>
-        </w:rPr>
-        <w:t xml:space="preserve">1 - </w:t>
-      </w:r>
-      <w:r>
-        <w:rPr>
-          <w:rFonts w:ascii="Sakkal Majala" w:hAnsi="Sakkal Majala" w:cs="Sakkal Majala"/>
-          <w:b w:val="0"/>
-          <w:bCs w:val="0"/>
-          <w:i w:val="0"/>
-          <w:color w:val="1F2D33"/>
-          <w:sz w:val="21"/>
-          <w:szCs w:val="21"/>
-          <w:rtl/>
-        </w:rPr>
-        <w:t>توحيد نموذج الرصد اليومي (حضور/تأخر/مخالفات) وتدريب المعلمين على التوثيق الفوري.</w:t>
-      </w:r>
-    </w:p>
-    <w:p>
-      <w:pPr>
-        <w:bidi/>
-        <w:spacing w:before="0" w:after="60" w:line="276" w:lineRule="auto"/>
-        <w:ind w:right="283" w:hanging="283"/>
-        <w:jc w:val="right"/>
-      </w:pPr>
-      <w:r>
-        <w:rPr>
-          <w:rFonts w:ascii="Sakkal Majala" w:hAnsi="Sakkal Majala" w:cs="Sakkal Majala"/>
-          <w:b/>
-          <w:bCs w:val="1"/>
-          <w:i w:val="0"/>
-          <w:color w:val="B4884D"/>
-          <w:sz w:val="21"/>
-          <w:szCs w:val="21"/>
-          <w:rtl/>
-        </w:rPr>
-        <w:t xml:space="preserve">2 - </w:t>
-      </w:r>
-      <w:r>
-        <w:rPr>
-          <w:rFonts w:ascii="Sakkal Majala" w:hAnsi="Sakkal Majala" w:cs="Sakkal Majala"/>
-          <w:b w:val="0"/>
-          <w:bCs w:val="0"/>
-          <w:i w:val="0"/>
-          <w:color w:val="1F2D33"/>
-          <w:sz w:val="21"/>
-          <w:szCs w:val="21"/>
-          <w:rtl/>
-        </w:rPr>
-        <w:t>تفعيل التواصل مع الأسرة خلال 24 ساعة للحالات المتجددة عبر القنوات الرسمية.</w:t>
-      </w:r>
-    </w:p>
-    <w:p>
-      <w:pPr>
-        <w:bidi/>
-        <w:spacing w:before="0" w:after="60" w:line="276" w:lineRule="auto"/>
-        <w:ind w:right="283" w:hanging="283"/>
-        <w:jc w:val="right"/>
-      </w:pPr>
-      <w:r>
-        <w:rPr>
-          <w:rFonts w:ascii="Sakkal Majala" w:hAnsi="Sakkal Majala" w:cs="Sakkal Majala"/>
-          <w:b/>
-          <w:bCs w:val="1"/>
-          <w:i w:val="0"/>
-          <w:color w:val="B4884D"/>
-          <w:sz w:val="21"/>
-          <w:szCs w:val="21"/>
-          <w:rtl/>
-        </w:rPr>
-        <w:t xml:space="preserve">3 - </w:t>
-      </w:r>
-      <w:r>
-        <w:rPr>
-          <w:rFonts w:ascii="Sakkal Majala" w:hAnsi="Sakkal Majala" w:cs="Sakkal Majala"/>
-          <w:b w:val="0"/>
-          <w:bCs w:val="0"/>
-          <w:i w:val="0"/>
-          <w:color w:val="1F2D33"/>
-          <w:sz w:val="21"/>
-          <w:szCs w:val="21"/>
-          <w:rtl/>
-        </w:rPr>
-        <w:t>إصدار تقرير أسبوعي مختصر للإدارة يبرز الحالات المزمنة وسبل معالجتها.</w:t>
-      </w:r>
-    </w:p>
-    <w:p>
-      <w:pPr>
-        <w:bidi/>
-        <w:spacing w:before="0" w:after="60" w:line="276" w:lineRule="auto"/>
-        <w:ind w:right="283" w:hanging="283"/>
-        <w:jc w:val="right"/>
-      </w:pPr>
-      <w:r>
-        <w:rPr>
-          <w:rFonts w:ascii="Sakkal Majala" w:hAnsi="Sakkal Majala" w:cs="Sakkal Majala"/>
-          <w:b/>
-          <w:bCs w:val="1"/>
-          <w:i w:val="0"/>
-          <w:color w:val="B4884D"/>
-          <w:sz w:val="21"/>
-          <w:szCs w:val="21"/>
-          <w:rtl/>
-        </w:rPr>
-        <w:t xml:space="preserve">4 - </w:t>
-      </w:r>
-      <w:r>
-        <w:rPr>
-          <w:rFonts w:ascii="Sakkal Majala" w:hAnsi="Sakkal Majala" w:cs="Sakkal Majala"/>
-          <w:b w:val="0"/>
-          <w:bCs w:val="0"/>
-          <w:i w:val="0"/>
-          <w:color w:val="1F2D33"/>
-          <w:sz w:val="21"/>
-          <w:szCs w:val="21"/>
-          <w:rtl/>
-        </w:rPr>
-        <w:t>تصميم خطط علاجية فردية للحالات المتكررة ومراجعتها شهريًا.</w:t>
-      </w:r>
-    </w:p>
-    <w:p>
-      <w:pPr>
-        <w:shd w:val="clear" w:color="auto" w:fill="0F4C5C"/>
-        <w:bidi/>
-        <w:spacing w:before="160" w:after="80" w:line="252" w:lineRule="auto"/>
-        <w:ind w:left="85" w:right="85"/>
-        <w:jc w:val="right"/>
-      </w:pPr>
-      <w:r>
-        <w:rPr>
-          <w:rFonts w:ascii="Sakkal Majala" w:hAnsi="Sakkal Majala" w:cs="Sakkal Majala"/>
-          <w:b/>
-          <w:bCs w:val="1"/>
-          <w:i w:val="0"/>
-          <w:color w:val="FFFFFF"/>
-          <w:sz w:val="22"/>
-          <w:szCs w:val="22"/>
-          <w:rtl/>
-        </w:rPr>
-        <w:t xml:space="preserve">  رابعًا: مؤشرات نجاح التحقيق</w:t>
-      </w:r>
-    </w:p>
-    <w:p>
-      <w:pPr>
-        <w:bidi/>
-        <w:spacing w:before="0" w:after="60" w:line="276" w:lineRule="auto"/>
-        <w:ind w:right="198" w:hanging="198"/>
-        <w:jc w:val="right"/>
-      </w:pPr>
-      <w:r>
-        <w:rPr>
-          <w:rFonts w:ascii="Sakkal Majala" w:hAnsi="Sakkal Majala" w:cs="Sakkal Majala"/>
-          <w:b/>
-          <w:bCs w:val="1"/>
-          <w:i w:val="0"/>
-          <w:color w:val="B4884D"/>
-          <w:sz w:val="21"/>
-          <w:szCs w:val="21"/>
-          <w:rtl/>
-        </w:rPr>
-        <w:t xml:space="preserve">✓ </w:t>
-      </w:r>
-      <w:r>
-        <w:rPr>
-          <w:rFonts w:ascii="Sakkal Majala" w:hAnsi="Sakkal Majala" w:cs="Sakkal Majala"/>
-          <w:b/>
-          <w:bCs w:val="1"/>
-          <w:i w:val="0"/>
-          <w:color w:val="0F4C5C"/>
-          <w:sz w:val="21"/>
-          <w:szCs w:val="21"/>
-          <w:rtl/>
-        </w:rPr>
-        <w:t xml:space="preserve">مؤشر: </w:t>
-      </w:r>
-      <w:r>
-        <w:rPr>
-          <w:rFonts w:ascii="Sakkal Majala" w:hAnsi="Sakkal Majala" w:cs="Sakkal Majala"/>
-          <w:b w:val="0"/>
-          <w:bCs w:val="0"/>
-          <w:i w:val="0"/>
-          <w:color w:val="1F2D33"/>
-          <w:sz w:val="21"/>
-          <w:szCs w:val="21"/>
-          <w:rtl/>
-        </w:rPr>
-        <w:t>دقة التوثيق اليومي تتجاوز 95%.</w:t>
-      </w:r>
-    </w:p>
-    <w:p>
-      <w:pPr>
-        <w:bidi/>
-        <w:spacing w:before="0" w:after="60" w:line="276" w:lineRule="auto"/>
-        <w:ind w:right="198" w:hanging="198"/>
-        <w:jc w:val="right"/>
-      </w:pPr>
-      <w:r>
-        <w:rPr>
-          <w:rFonts w:ascii="Sakkal Majala" w:hAnsi="Sakkal Majala" w:cs="Sakkal Majala"/>
-          <w:b/>
-          <w:bCs w:val="1"/>
-          <w:i w:val="0"/>
-          <w:color w:val="B4884D"/>
-          <w:sz w:val="21"/>
-          <w:szCs w:val="21"/>
-          <w:rtl/>
-        </w:rPr>
-        <w:t xml:space="preserve">✓ </w:t>
-      </w:r>
-      <w:r>
-        <w:rPr>
-          <w:rFonts w:ascii="Sakkal Majala" w:hAnsi="Sakkal Majala" w:cs="Sakkal Majala"/>
-          <w:b/>
-          <w:bCs w:val="1"/>
-          <w:i w:val="0"/>
-          <w:color w:val="0F4C5C"/>
-          <w:sz w:val="21"/>
-          <w:szCs w:val="21"/>
-          <w:rtl/>
-        </w:rPr>
-        <w:t xml:space="preserve">مؤشر: </w:t>
-      </w:r>
-      <w:r>
-        <w:rPr>
-          <w:rFonts w:ascii="Sakkal Majala" w:hAnsi="Sakkal Majala" w:cs="Sakkal Majala"/>
-          <w:b w:val="0"/>
-          <w:bCs w:val="0"/>
-          <w:i w:val="0"/>
-          <w:color w:val="1F2D33"/>
-          <w:sz w:val="21"/>
-          <w:szCs w:val="21"/>
-          <w:rtl/>
-        </w:rPr>
-        <w:t>التواصل مع الأسرة خلال 24 ساعة في أغلب الحالات المتجددة.</w:t>
-      </w:r>
-    </w:p>
-    <w:p>
-      <w:pPr>
-        <w:bidi/>
-        <w:spacing w:before="0" w:after="60" w:line="276" w:lineRule="auto"/>
-        <w:ind w:right="198" w:hanging="198"/>
-        <w:jc w:val="right"/>
-      </w:pPr>
-      <w:r>
-        <w:rPr>
-          <w:rFonts w:ascii="Sakkal Majala" w:hAnsi="Sakkal Majala" w:cs="Sakkal Majala"/>
-          <w:b/>
-          <w:bCs w:val="1"/>
-          <w:i w:val="0"/>
-          <w:color w:val="B4884D"/>
-          <w:sz w:val="21"/>
-          <w:szCs w:val="21"/>
-          <w:rtl/>
-        </w:rPr>
-        <w:t xml:space="preserve">✓ </w:t>
-      </w:r>
-      <w:r>
-        <w:rPr>
-          <w:rFonts w:ascii="Sakkal Majala" w:hAnsi="Sakkal Majala" w:cs="Sakkal Majala"/>
-          <w:b/>
-          <w:bCs w:val="1"/>
-          <w:i w:val="0"/>
-          <w:color w:val="0F4C5C"/>
-          <w:sz w:val="21"/>
-          <w:szCs w:val="21"/>
-          <w:rtl/>
-        </w:rPr>
-        <w:t xml:space="preserve">مؤشر: </w:t>
-      </w:r>
-      <w:r>
-        <w:rPr>
-          <w:rFonts w:ascii="Sakkal Majala" w:hAnsi="Sakkal Majala" w:cs="Sakkal Majala"/>
-          <w:b w:val="0"/>
-          <w:bCs w:val="0"/>
-          <w:i w:val="0"/>
-          <w:color w:val="1F2D33"/>
-          <w:sz w:val="21"/>
-          <w:szCs w:val="21"/>
-          <w:rtl/>
-        </w:rPr>
-        <w:t>انخفاض حالات التأخر والغياب المزمن ربع سنويًا.</w:t>
-      </w:r>
-    </w:p>
-    <w:p>
-      <w:pPr>
-        <w:shd w:val="clear" w:color="auto" w:fill="0F4C5C"/>
-        <w:bidi/>
-        <w:spacing w:before="160" w:after="80" w:line="252" w:lineRule="auto"/>
-        <w:ind w:left="85" w:right="85"/>
-        <w:jc w:val="right"/>
-      </w:pPr>
-      <w:r>
-        <w:rPr>
-          <w:rFonts w:ascii="Sakkal Majala" w:hAnsi="Sakkal Majala" w:cs="Sakkal Majala"/>
-          <w:b/>
-          <w:bCs w:val="1"/>
-          <w:i w:val="0"/>
-          <w:color w:val="FFFFFF"/>
-          <w:sz w:val="22"/>
-          <w:szCs w:val="22"/>
-          <w:rtl/>
-        </w:rPr>
-        <w:t xml:space="preserve">  خامسًا: سيناريو تطبيقي للمرشد الطلابي</w:t>
-      </w:r>
-    </w:p>
-    <w:tbl>
-      <w:tblPr>
-        <w:bidiVisual/>
-        <w:tblW w:type="auto" w:w="0"/>
-        <w:jc w:val="center"/>
-        <w:tblBorders>
-          <w:top w:val="single" w:sz="4" w:space="0" w:color="B4884D"/>
-          <w:left w:val="single" w:sz="4" w:space="0" w:color="B4884D"/>
-          <w:bottom w:val="single" w:sz="4" w:space="0" w:color="B4884D"/>
-          <w:right w:val="single" w:sz="4" w:space="0" w:color="B4884D"/>
-          <w:insideH w:val="single" w:sz="4" w:space="0" w:color="B4884D"/>
-          <w:insideV w:val="single" w:sz="4" w:space="0" w:color="B4884D"/>
-        </w:tblBorders>
-        <w:tblLook w:firstColumn="1" w:firstRow="1" w:lastColumn="0" w:lastRow="0" w:noHBand="0" w:noVBand="1" w:val="04A0"/>
-      </w:tblPr>
-      <w:tblGrid>
-        <w:gridCol w:w="10488"/>
-      </w:tblGrid>
-      <w:tr>
-        <w:tc>
-          <w:tcPr>
-            <w:tcW w:type="dxa" w:w="10488"/>
-            <w:shd w:val="clear" w:color="auto" w:fill="EEF4F5"/>
-            <w:tcMar>
-              <w:top w:w="70" w:type="dxa"/>
-              <w:left w:w="120" w:type="dxa"/>
-              <w:bottom w:w="70" w:type="dxa"/>
-              <w:right w:w="120" w:type="dxa"/>
-            </w:tcMar>
-          </w:tcPr>
-          <w:p>
-            <w:pPr>
-              <w:bidi/>
-              <w:spacing w:before="0" w:after="40" w:line="264" w:lineRule="auto"/>
-              <w:jc w:val="right"/>
-            </w:pPr>
-            <w:r>
-              <w:rPr>
-                <w:rFonts w:ascii="Sakkal Majala" w:hAnsi="Sakkal Majala" w:cs="Sakkal Majala"/>
-                <w:b w:val="0"/>
-                <w:bCs w:val="0"/>
-                <w:i w:val="0"/>
-                <w:color w:val="1F2D33"/>
+                <w:color w:val="203864"/>
                 <w:sz w:val="19"/>
                 <w:szCs w:val="19"/>
                 <w:rtl/>
@@ -959,47 +920,46 @@
       <w:tblPr>
         <w:bidiVisual/>
         <w:tblW w:type="auto" w:w="0"/>
-        <w:jc w:val="center"/>
         <w:tblBorders>
-          <w:top w:val="single" w:sz="4" w:space="0" w:color="B4884D"/>
-          <w:left w:val="single" w:sz="4" w:space="0" w:color="B4884D"/>
-          <w:bottom w:val="single" w:sz="4" w:space="0" w:color="B4884D"/>
-          <w:right w:val="single" w:sz="4" w:space="0" w:color="B4884D"/>
-          <w:insideH w:val="single" w:sz="4" w:space="0" w:color="B4884D"/>
-          <w:insideV w:val="single" w:sz="4" w:space="0" w:color="B4884D"/>
+          <w:top w:val="single" w:sz="4" w:space="0" w:color="1F4E79"/>
+          <w:left w:val="single" w:sz="4" w:space="0" w:color="1F4E79"/>
+          <w:bottom w:val="single" w:sz="4" w:space="0" w:color="1F4E79"/>
+          <w:right w:val="single" w:sz="4" w:space="0" w:color="1F4E79"/>
+          <w:insideH w:val="single" w:sz="4" w:space="0" w:color="1F4E79"/>
+          <w:insideV w:val="single" w:sz="4" w:space="0" w:color="1F4E79"/>
         </w:tblBorders>
         <w:tblLook w:firstColumn="1" w:firstRow="1" w:lastColumn="0" w:lastRow="0" w:noHBand="0" w:noVBand="1" w:val="04A0"/>
       </w:tblPr>
       <w:tblGrid>
-        <w:gridCol w:w="10488"/>
+        <w:gridCol w:w="10206"/>
       </w:tblGrid>
       <w:tr>
         <w:tc>
           <w:tcPr>
-            <w:tcW w:type="dxa" w:w="10488"/>
-            <w:shd w:val="clear" w:color="auto" w:fill="EEF4F5"/>
+            <w:tcW w:type="dxa" w:w="10206"/>
+            <w:shd w:val="clear" w:color="auto" w:fill="EDF3F8"/>
             <w:tcMar>
-              <w:top w:w="70" w:type="dxa"/>
-              <w:left w:w="120" w:type="dxa"/>
-              <w:bottom w:w="70" w:type="dxa"/>
-              <w:right w:w="120" w:type="dxa"/>
+              <w:top w:w="50" w:type="dxa"/>
+              <w:left w:w="100" w:type="dxa"/>
+              <w:bottom w:w="50" w:type="dxa"/>
+              <w:right w:w="100" w:type="dxa"/>
             </w:tcMar>
           </w:tcPr>
           <w:p>
             <w:pPr>
               <w:bidi/>
-              <w:spacing w:before="0" w:after="40" w:line="264" w:lineRule="auto"/>
+              <w:spacing w:before="0" w:after="20" w:line="264" w:lineRule="auto"/>
               <w:jc w:val="right"/>
             </w:pPr>
             <w:r>
               <w:rPr>
-                <w:rFonts w:ascii="Sakkal Majala" w:hAnsi="Sakkal Majala" w:cs="Sakkal Majala"/>
+                <w:rFonts w:ascii="Calibri Light" w:hAnsi="Calibri Light" w:cs="Calibri Light"/>
                 <w:b/>
                 <w:bCs w:val="1"/>
                 <w:i w:val="0"/>
-                <w:color w:val="0F4C5C"/>
-                <w:sz w:val="18"/>
-                <w:szCs w:val="18"/>
+                <w:color w:val="1F4E79"/>
+                <w:sz w:val="17"/>
+                <w:szCs w:val="17"/>
                 <w:rtl/>
               </w:rPr>
               <w:t>أدوات التقويم وفق النموذج:   ☑ استبانة المعلم   ☐ استبانة المتعلم   ☐ استبانة الأسرة   ☑ المقابلات   ☑ تحليل الوثائق   ☐ الملاحظة الصفية   ☐ ملاحظة بيئة التعلم</w:t>
@@ -1008,18 +968,18 @@
           <w:p>
             <w:pPr>
               <w:bidi/>
-              <w:spacing w:before="0" w:after="40" w:line="264" w:lineRule="auto"/>
+              <w:spacing w:before="0" w:after="20" w:line="264" w:lineRule="auto"/>
               <w:jc w:val="right"/>
             </w:pPr>
             <w:r>
               <w:rPr>
-                <w:rFonts w:ascii="Sakkal Majala" w:hAnsi="Sakkal Majala" w:cs="Sakkal Majala"/>
+                <w:rFonts w:ascii="Calibri Light" w:hAnsi="Calibri Light" w:cs="Calibri Light"/>
                 <w:b w:val="0"/>
                 <w:bCs w:val="0"/>
                 <w:i w:val="0"/>
-                <w:color w:val="1F2D33"/>
-                <w:sz w:val="18"/>
-                <w:szCs w:val="18"/>
+                <w:color w:val="203864"/>
+                <w:sz w:val="17"/>
+                <w:szCs w:val="17"/>
                 <w:rtl/>
               </w:rPr>
               <w:t>أفضل ممارسة للمرشد الطلابي: جمع شواهد المؤشر دوريًا عبر الأدوات المحددة أعلاه، وتوثيقها في ملف التحسين المستمر.</w:t>
@@ -1029,15 +989,10 @@
       </w:tr>
     </w:tbl>
     <w:sectPr>
-      <w:footerReference w:type="default" r:id="rId9"/>
+      <w:headerReference w:type="default" r:id="rId9"/>
+      <w:footerReference w:type="default" r:id="rId10"/>
       <w:pgSz w:w="11906" w:h="16838"/>
-      <w:pgMar w:top="624" w:right="709" w:bottom="624" w:left="709" w:header="720" w:footer="283" w:gutter="0"/>
-      <w:pgBorders w:offsetFrom="page">
-        <w:top w:val="single" w:sz="8" w:space="20" w:color="0F4C5C"/>
-        <w:left w:val="single" w:sz="8" w:space="20" w:color="0F4C5C"/>
-        <w:bottom w:val="single" w:sz="8" w:space="20" w:color="0F4C5C"/>
-        <w:right w:val="single" w:sz="8" w:space="20" w:color="0F4C5C"/>
-      </w:pgBorders>
+      <w:pgMar w:top="2013" w:right="850" w:bottom="1786" w:left="850" w:header="397" w:footer="340" w:gutter="0"/>
       <w:cols w:space="720"/>
       <w:docGrid w:linePitch="360"/>
     </w:sectPr>
@@ -1050,25 +1005,1142 @@
   <w:p>
     <w:pPr>
       <w:pStyle w:val="Footer"/>
-      <w:bidi/>
-      <w:spacing w:before="40" w:after="0" w:line="252" w:lineRule="auto"/>
-      <w:jc w:val="center"/>
-    </w:pPr>
-    <w:r>
-      <w:rPr>
-        <w:rFonts w:ascii="Sakkal Majala" w:hAnsi="Sakkal Majala" w:cs="Sakkal Majala"/>
-        <w:b w:val="0"/>
-        <w:bCs w:val="0"/>
-        <w:i w:val="0"/>
-        <w:color w:val="6B7B80"/>
-        <w:sz w:val="16"/>
-        <w:szCs w:val="16"/>
-        <w:rtl/>
-      </w:rPr>
-      <w:t>إعداد: المرشد الطلابي — وثيقة العمل الإرشادي | الإضاءة 4 من 8 | العام الدراسي 2026م</w:t>
-    </w:r>
+    </w:pPr>
   </w:p>
+  <w:tbl>
+    <w:tblPr>
+      <w:bidiVisual/>
+      <w:tblW w:type="auto" w:w="0"/>
+      <w:tblBorders>
+        <w:top w:val="none" w:sz="0" w:color="auto"/>
+        <w:left w:val="none" w:sz="0" w:color="auto"/>
+        <w:bottom w:val="none" w:sz="0" w:color="auto"/>
+        <w:right w:val="none" w:sz="0" w:color="auto"/>
+        <w:insideH w:val="none" w:sz="0" w:color="auto"/>
+        <w:insideV w:val="none" w:sz="0" w:color="auto"/>
+      </w:tblBorders>
+      <w:tblLook w:firstColumn="1" w:firstRow="1" w:lastColumn="0" w:lastRow="0" w:noHBand="0" w:noVBand="1" w:val="04A0"/>
+    </w:tblPr>
+    <w:tblGrid>
+      <w:gridCol w:w="3175"/>
+      <w:gridCol w:w="3969"/>
+      <w:gridCol w:w="3061"/>
+    </w:tblGrid>
+    <w:tr>
+      <w:tc>
+        <w:tcPr>
+          <w:tcW w:type="dxa" w:w="3402"/>
+          <w:tcMar>
+            <w:top w:w="0" w:type="dxa"/>
+            <w:left w:w="0" w:type="dxa"/>
+            <w:bottom w:w="0" w:type="dxa"/>
+            <w:right w:w="0" w:type="dxa"/>
+          </w:tcMar>
+        </w:tcPr>
+        <w:p/>
+        <w:tbl>
+          <w:tblPr>
+            <w:bidiVisual/>
+            <w:tblW w:type="auto" w:w="0"/>
+            <w:tblBorders>
+              <w:top w:val="none" w:sz="0" w:color="auto"/>
+              <w:left w:val="none" w:sz="0" w:color="auto"/>
+              <w:bottom w:val="none" w:sz="0" w:color="auto"/>
+              <w:right w:val="none" w:sz="0" w:color="auto"/>
+              <w:insideH w:val="none" w:sz="0" w:color="auto"/>
+              <w:insideV w:val="none" w:sz="0" w:color="auto"/>
+            </w:tblBorders>
+            <w:tblLook w:firstColumn="1" w:firstRow="1" w:lastColumn="0" w:lastRow="0" w:noHBand="0" w:noVBand="1" w:val="04A0"/>
+          </w:tblPr>
+          <w:tblGrid>
+            <w:gridCol w:w="1531"/>
+            <w:gridCol w:w="1531"/>
+          </w:tblGrid>
+          <w:tr>
+            <w:tc>
+              <w:tcPr>
+                <w:tcW w:type="dxa" w:w="1701"/>
+                <w:tcBorders>
+                  <w:top w:val="single" w:sz="4" w:space="0" w:color="BFBFBF"/>
+                  <w:left w:val="single" w:sz="4" w:space="0" w:color="BFBFBF"/>
+                  <w:bottom w:val="single" w:sz="4" w:space="0" w:color="BFBFBF"/>
+                  <w:right w:val="single" w:sz="4" w:space="0" w:color="BFBFBF"/>
+                </w:tcBorders>
+                <w:tcMar>
+                  <w:top w:w="20" w:type="dxa"/>
+                  <w:left w:w="40" w:type="dxa"/>
+                  <w:bottom w:w="20" w:type="dxa"/>
+                  <w:right w:w="40" w:type="dxa"/>
+                </w:tcMar>
+              </w:tcPr>
+              <w:p>
+                <w:pPr>
+                  <w:bidi/>
+                  <w:spacing w:before="0" w:after="0" w:line="240" w:lineRule="auto"/>
+                  <w:jc w:val="center"/>
+                </w:pPr>
+                <w:r>
+                  <w:rPr>
+                    <w:rFonts w:ascii="Calibri Light" w:hAnsi="Calibri Light" w:cs="Calibri Light"/>
+                    <w:b/>
+                    <w:bCs w:val="1"/>
+                    <w:i w:val="0"/>
+                    <w:color w:val="A60000"/>
+                    <w:sz w:val="14"/>
+                    <w:szCs w:val="14"/>
+                    <w:rtl/>
+                  </w:rPr>
+                  <w:t>ISO 9001:2015</w:t>
+                </w:r>
+              </w:p>
+              <w:p>
+                <w:pPr>
+                  <w:bidi/>
+                  <w:spacing w:before="0" w:after="0" w:line="240" w:lineRule="auto"/>
+                  <w:jc w:val="center"/>
+                </w:pPr>
+                <w:r>
+                  <w:rPr>
+                    <w:rFonts w:ascii="Calibri Light" w:hAnsi="Calibri Light" w:cs="Calibri Light"/>
+                    <w:b w:val="0"/>
+                    <w:bCs w:val="0"/>
+                    <w:i w:val="0"/>
+                    <w:color w:val="595959"/>
+                    <w:sz w:val="11"/>
+                    <w:szCs w:val="11"/>
+                    <w:rtl/>
+                  </w:rPr>
+                  <w:t>CERTIFIED</w:t>
+                </w:r>
+              </w:p>
+            </w:tc>
+            <w:tc>
+              <w:tcPr>
+                <w:tcW w:type="dxa" w:w="1701"/>
+                <w:tcBorders>
+                  <w:top w:val="single" w:sz="4" w:space="0" w:color="BFBFBF"/>
+                  <w:left w:val="single" w:sz="4" w:space="0" w:color="BFBFBF"/>
+                  <w:bottom w:val="single" w:sz="4" w:space="0" w:color="BFBFBF"/>
+                  <w:right w:val="single" w:sz="4" w:space="0" w:color="BFBFBF"/>
+                </w:tcBorders>
+                <w:tcMar>
+                  <w:top w:w="20" w:type="dxa"/>
+                  <w:left w:w="40" w:type="dxa"/>
+                  <w:bottom w:w="20" w:type="dxa"/>
+                  <w:right w:w="40" w:type="dxa"/>
+                </w:tcMar>
+              </w:tcPr>
+              <w:p>
+                <w:pPr>
+                  <w:bidi/>
+                  <w:spacing w:before="0" w:after="0" w:line="240" w:lineRule="auto"/>
+                  <w:jc w:val="center"/>
+                </w:pPr>
+                <w:r>
+                  <w:rPr>
+                    <w:rFonts w:ascii="Calibri Light" w:hAnsi="Calibri Light" w:cs="Calibri Light"/>
+                    <w:b/>
+                    <w:bCs w:val="1"/>
+                    <w:i w:val="0"/>
+                    <w:color w:val="1F4E79"/>
+                    <w:sz w:val="14"/>
+                    <w:szCs w:val="14"/>
+                    <w:rtl/>
+                  </w:rPr>
+                  <w:t>AiAA</w:t>
+                </w:r>
+              </w:p>
+              <w:p>
+                <w:pPr>
+                  <w:bidi/>
+                  <w:spacing w:before="0" w:after="0" w:line="240" w:lineRule="auto"/>
+                  <w:jc w:val="center"/>
+                </w:pPr>
+                <w:r>
+                  <w:rPr>
+                    <w:rFonts w:ascii="Calibri Light" w:hAnsi="Calibri Light" w:cs="Calibri Light"/>
+                    <w:b w:val="0"/>
+                    <w:bCs w:val="0"/>
+                    <w:i w:val="0"/>
+                    <w:color w:val="595959"/>
+                    <w:sz w:val="11"/>
+                    <w:szCs w:val="11"/>
+                    <w:rtl/>
+                  </w:rPr>
+                  <w:t>اعتماد دولي</w:t>
+                </w:r>
+              </w:p>
+            </w:tc>
+          </w:tr>
+        </w:tbl>
+        <w:p/>
+      </w:tc>
+      <w:tc>
+        <w:tcPr>
+          <w:tcW w:type="dxa" w:w="3402"/>
+          <w:tcMar>
+            <w:top w:w="0" w:type="dxa"/>
+            <w:left w:w="0" w:type="dxa"/>
+            <w:bottom w:w="0" w:type="dxa"/>
+            <w:right w:w="0" w:type="dxa"/>
+          </w:tcMar>
+        </w:tcPr>
+        <w:p>
+          <w:pPr>
+            <w:bidi/>
+            <w:spacing w:before="0" w:after="20" w:line="240" w:lineRule="auto"/>
+            <w:jc w:val="center"/>
+          </w:pPr>
+          <w:r>
+            <w:rPr>
+              <w:rFonts w:ascii="Calibri Light" w:hAnsi="Calibri Light" w:cs="Calibri Light"/>
+              <w:b/>
+              <w:bCs w:val="1"/>
+              <w:i w:val="0"/>
+              <w:color w:val="1F4E79"/>
+              <w:sz w:val="17"/>
+              <w:szCs w:val="17"/>
+              <w:rtl/>
+            </w:rPr>
+            <w:t>التعليم المتقـدم يبنـي ...</w:t>
+          </w:r>
+        </w:p>
+        <w:tbl>
+          <w:tblPr>
+            <w:bidiVisual/>
+            <w:tblW w:type="auto" w:w="0"/>
+            <w:tblBorders>
+              <w:top w:val="none" w:sz="0" w:color="auto"/>
+              <w:left w:val="none" w:sz="0" w:color="auto"/>
+              <w:bottom w:val="none" w:sz="0" w:color="auto"/>
+              <w:right w:val="none" w:sz="0" w:color="auto"/>
+              <w:insideH w:val="none" w:sz="0" w:color="auto"/>
+              <w:insideV w:val="none" w:sz="0" w:color="auto"/>
+            </w:tblBorders>
+            <w:tblLook w:firstColumn="1" w:firstRow="1" w:lastColumn="0" w:lastRow="0" w:noHBand="0" w:noVBand="1" w:val="04A0"/>
+          </w:tblPr>
+          <w:tblGrid>
+            <w:gridCol w:w="1247"/>
+            <w:gridCol w:w="1247"/>
+            <w:gridCol w:w="1247"/>
+          </w:tblGrid>
+          <w:tr>
+            <w:tc>
+              <w:tcPr>
+                <w:tcW w:type="dxa" w:w="1134"/>
+                <w:tcMar>
+                  <w:top w:w="0" w:type="dxa"/>
+                  <w:left w:w="0" w:type="dxa"/>
+                  <w:bottom w:w="0" w:type="dxa"/>
+                  <w:right w:w="0" w:type="dxa"/>
+                </w:tcMar>
+              </w:tcPr>
+              <w:p>
+                <w:pPr>
+                  <w:bidi/>
+                  <w:spacing w:before="0" w:after="0" w:line="240" w:lineRule="auto"/>
+                  <w:jc w:val="center"/>
+                </w:pPr>
+                <w:r>
+                  <w:drawing>
+                    <wp:inline xmlns:a="http://schemas.openxmlformats.org/drawingml/2006/main" xmlns:pic="http://schemas.openxmlformats.org/drawingml/2006/picture">
+                      <wp:extent cx="198000" cy="198000"/>
+                      <wp:docPr id="1" name="Picture 1"/>
+                      <wp:cNvGraphicFramePr>
+                        <a:graphicFrameLocks noChangeAspect="1"/>
+                      </wp:cNvGraphicFramePr>
+                      <a:graphic>
+                        <a:graphicData uri="http://schemas.openxmlformats.org/drawingml/2006/picture">
+                          <pic:pic>
+                            <pic:nvPicPr>
+                              <pic:cNvPr id="0" name="icon_person.png"/>
+                              <pic:cNvPicPr/>
+                            </pic:nvPicPr>
+                            <pic:blipFill>
+                              <a:blip r:embed="rId1"/>
+                              <a:stretch>
+                                <a:fillRect/>
+                              </a:stretch>
+                            </pic:blipFill>
+                            <pic:spPr>
+                              <a:xfrm>
+                                <a:off x="0" y="0"/>
+                                <a:ext cx="198000" cy="198000"/>
+                              </a:xfrm>
+                              <a:prstGeom prst="rect"/>
+                            </pic:spPr>
+                          </pic:pic>
+                        </a:graphicData>
+                      </a:graphic>
+                    </wp:inline>
+                  </w:drawing>
+                </w:r>
+              </w:p>
+              <w:p>
+                <w:pPr>
+                  <w:bidi/>
+                  <w:spacing w:before="0" w:after="0" w:line="240" w:lineRule="auto"/>
+                  <w:jc w:val="center"/>
+                </w:pPr>
+                <w:r>
+                  <w:rPr>
+                    <w:rFonts w:ascii="Calibri Light" w:hAnsi="Calibri Light" w:cs="Calibri Light"/>
+                    <w:b w:val="0"/>
+                    <w:bCs w:val="0"/>
+                    <w:i w:val="0"/>
+                    <w:color w:val="595959"/>
+                    <w:sz w:val="11"/>
+                    <w:szCs w:val="11"/>
+                    <w:rtl/>
+                  </w:rPr>
+                  <w:t>المعرفة</w:t>
+                </w:r>
+              </w:p>
+            </w:tc>
+            <w:tc>
+              <w:tcPr>
+                <w:tcW w:type="dxa" w:w="1134"/>
+                <w:tcMar>
+                  <w:top w:w="0" w:type="dxa"/>
+                  <w:left w:w="0" w:type="dxa"/>
+                  <w:bottom w:w="0" w:type="dxa"/>
+                  <w:right w:w="0" w:type="dxa"/>
+                </w:tcMar>
+              </w:tcPr>
+              <w:p>
+                <w:pPr>
+                  <w:bidi/>
+                  <w:spacing w:before="0" w:after="0" w:line="240" w:lineRule="auto"/>
+                  <w:jc w:val="center"/>
+                </w:pPr>
+                <w:r>
+                  <w:drawing>
+                    <wp:inline xmlns:a="http://schemas.openxmlformats.org/drawingml/2006/main" xmlns:pic="http://schemas.openxmlformats.org/drawingml/2006/picture">
+                      <wp:extent cx="198000" cy="198000"/>
+                      <wp:docPr id="2" name="Picture 2"/>
+                      <wp:cNvGraphicFramePr>
+                        <a:graphicFrameLocks noChangeAspect="1"/>
+                      </wp:cNvGraphicFramePr>
+                      <a:graphic>
+                        <a:graphicData uri="http://schemas.openxmlformats.org/drawingml/2006/picture">
+                          <pic:pic>
+                            <pic:nvPicPr>
+                              <pic:cNvPr id="0" name="icon_chart.png"/>
+                              <pic:cNvPicPr/>
+                            </pic:nvPicPr>
+                            <pic:blipFill>
+                              <a:blip r:embed="rId2"/>
+                              <a:stretch>
+                                <a:fillRect/>
+                              </a:stretch>
+                            </pic:blipFill>
+                            <pic:spPr>
+                              <a:xfrm>
+                                <a:off x="0" y="0"/>
+                                <a:ext cx="198000" cy="198000"/>
+                              </a:xfrm>
+                              <a:prstGeom prst="rect"/>
+                            </pic:spPr>
+                          </pic:pic>
+                        </a:graphicData>
+                      </a:graphic>
+                    </wp:inline>
+                  </w:drawing>
+                </w:r>
+              </w:p>
+              <w:p>
+                <w:pPr>
+                  <w:bidi/>
+                  <w:spacing w:before="0" w:after="0" w:line="240" w:lineRule="auto"/>
+                  <w:jc w:val="center"/>
+                </w:pPr>
+                <w:r>
+                  <w:rPr>
+                    <w:rFonts w:ascii="Calibri Light" w:hAnsi="Calibri Light" w:cs="Calibri Light"/>
+                    <w:b w:val="0"/>
+                    <w:bCs w:val="0"/>
+                    <w:i w:val="0"/>
+                    <w:color w:val="595959"/>
+                    <w:sz w:val="11"/>
+                    <w:szCs w:val="11"/>
+                    <w:rtl/>
+                  </w:rPr>
+                  <w:t>التكنولوجيا</w:t>
+                </w:r>
+              </w:p>
+            </w:tc>
+            <w:tc>
+              <w:tcPr>
+                <w:tcW w:type="dxa" w:w="1134"/>
+                <w:tcMar>
+                  <w:top w:w="0" w:type="dxa"/>
+                  <w:left w:w="0" w:type="dxa"/>
+                  <w:bottom w:w="0" w:type="dxa"/>
+                  <w:right w:w="0" w:type="dxa"/>
+                </w:tcMar>
+              </w:tcPr>
+              <w:p>
+                <w:pPr>
+                  <w:bidi/>
+                  <w:spacing w:before="0" w:after="0" w:line="240" w:lineRule="auto"/>
+                  <w:jc w:val="center"/>
+                </w:pPr>
+                <w:r>
+                  <w:drawing>
+                    <wp:inline xmlns:a="http://schemas.openxmlformats.org/drawingml/2006/main" xmlns:pic="http://schemas.openxmlformats.org/drawingml/2006/picture">
+                      <wp:extent cx="198000" cy="198000"/>
+                      <wp:docPr id="3" name="Picture 3"/>
+                      <wp:cNvGraphicFramePr>
+                        <a:graphicFrameLocks noChangeAspect="1"/>
+                      </wp:cNvGraphicFramePr>
+                      <a:graphic>
+                        <a:graphicData uri="http://schemas.openxmlformats.org/drawingml/2006/picture">
+                          <pic:pic>
+                            <pic:nvPicPr>
+                              <pic:cNvPr id="0" name="icon_atom.png"/>
+                              <pic:cNvPicPr/>
+                            </pic:nvPicPr>
+                            <pic:blipFill>
+                              <a:blip r:embed="rId3"/>
+                              <a:stretch>
+                                <a:fillRect/>
+                              </a:stretch>
+                            </pic:blipFill>
+                            <pic:spPr>
+                              <a:xfrm>
+                                <a:off x="0" y="0"/>
+                                <a:ext cx="198000" cy="198000"/>
+                              </a:xfrm>
+                              <a:prstGeom prst="rect"/>
+                            </pic:spPr>
+                          </pic:pic>
+                        </a:graphicData>
+                      </a:graphic>
+                    </wp:inline>
+                  </w:drawing>
+                </w:r>
+              </w:p>
+              <w:p>
+                <w:pPr>
+                  <w:bidi/>
+                  <w:spacing w:before="0" w:after="0" w:line="240" w:lineRule="auto"/>
+                  <w:jc w:val="center"/>
+                </w:pPr>
+                <w:r>
+                  <w:rPr>
+                    <w:rFonts w:ascii="Calibri Light" w:hAnsi="Calibri Light" w:cs="Calibri Light"/>
+                    <w:b w:val="0"/>
+                    <w:bCs w:val="0"/>
+                    <w:i w:val="0"/>
+                    <w:color w:val="595959"/>
+                    <w:sz w:val="11"/>
+                    <w:szCs w:val="11"/>
+                    <w:rtl/>
+                  </w:rPr>
+                  <w:t>العلوم</w:t>
+                </w:r>
+              </w:p>
+            </w:tc>
+          </w:tr>
+        </w:tbl>
+        <w:p/>
+      </w:tc>
+      <w:tc>
+        <w:tcPr>
+          <w:tcW w:type="dxa" w:w="3402"/>
+          <w:tcMar>
+            <w:top w:w="0" w:type="dxa"/>
+            <w:left w:w="0" w:type="dxa"/>
+            <w:bottom w:w="0" w:type="dxa"/>
+            <w:right w:w="0" w:type="dxa"/>
+          </w:tcMar>
+        </w:tcPr>
+        <w:p>
+          <w:pPr>
+            <w:bidi/>
+            <w:spacing w:before="0" w:after="0" w:line="264" w:lineRule="auto"/>
+            <w:jc w:val="center"/>
+          </w:pPr>
+          <w:r>
+            <w:rPr>
+              <w:rFonts w:ascii="Calibri Light" w:hAnsi="Calibri Light" w:cs="Calibri Light"/>
+              <w:b/>
+              <w:bCs w:val="1"/>
+              <w:i w:val="0"/>
+              <w:color w:val="1F4E79"/>
+              <w:sz w:val="16"/>
+              <w:szCs w:val="16"/>
+              <w:rtl/>
+            </w:rPr>
+            <w:t xml:space="preserve">f   X   ◎   </w:t>
+          </w:r>
+          <w:r>
+            <w:rPr>
+              <w:rFonts w:ascii="Calibri Light" w:hAnsi="Calibri Light" w:cs="Calibri Light"/>
+              <w:b/>
+              <w:bCs w:val="1"/>
+              <w:i w:val="0"/>
+              <w:color w:val="1F4E79"/>
+              <w:sz w:val="16"/>
+              <w:szCs w:val="16"/>
+              <w:rtl/>
+            </w:rPr>
+            <w:t>Ajailyanbu</w:t>
+          </w:r>
+        </w:p>
+        <w:p>
+          <w:pPr>
+            <w:bidi/>
+            <w:spacing w:before="0" w:after="0" w:line="264" w:lineRule="auto"/>
+            <w:jc w:val="center"/>
+          </w:pPr>
+          <w:r>
+            <w:rPr>
+              <w:rFonts w:ascii="Calibri Light" w:hAnsi="Calibri Light" w:cs="Calibri Light"/>
+              <w:b/>
+              <w:bCs w:val="1"/>
+              <w:i w:val="0"/>
+              <w:color w:val="6AA84F"/>
+              <w:sz w:val="16"/>
+              <w:szCs w:val="16"/>
+              <w:rtl/>
+            </w:rPr>
+            <w:t xml:space="preserve">☎   </w:t>
+          </w:r>
+          <w:r>
+            <w:rPr>
+              <w:rFonts w:ascii="Calibri Light" w:hAnsi="Calibri Light" w:cs="Calibri Light"/>
+              <w:b w:val="0"/>
+              <w:bCs w:val="0"/>
+              <w:i w:val="0"/>
+              <w:color w:val="1F4E79"/>
+              <w:sz w:val="16"/>
+              <w:szCs w:val="16"/>
+              <w:rtl/>
+            </w:rPr>
+            <w:t>Nabualmarifa.edu.sa</w:t>
+          </w:r>
+        </w:p>
+      </w:tc>
+    </w:tr>
+  </w:tbl>
+  <w:tbl>
+    <w:tblPr>
+      <w:bidiVisual/>
+      <w:tblW w:type="auto" w:w="0"/>
+      <w:tblBorders>
+        <w:top w:val="none" w:sz="0" w:color="auto"/>
+        <w:left w:val="none" w:sz="0" w:color="auto"/>
+        <w:bottom w:val="none" w:sz="0" w:color="auto"/>
+        <w:right w:val="none" w:sz="0" w:color="auto"/>
+        <w:insideH w:val="none" w:sz="0" w:color="auto"/>
+        <w:insideV w:val="none" w:sz="0" w:color="auto"/>
+      </w:tblBorders>
+      <w:tblLook w:firstColumn="1" w:firstRow="1" w:lastColumn="0" w:lastRow="0" w:noHBand="0" w:noVBand="1" w:val="04A0"/>
+    </w:tblPr>
+    <w:tblGrid>
+      <w:gridCol w:w="6520"/>
+      <w:gridCol w:w="3685"/>
+    </w:tblGrid>
+    <w:tr>
+      <w:tc>
+        <w:tcPr>
+          <w:tcW w:type="dxa" w:w="5102"/>
+          <w:tcBorders>
+            <w:bottom w:val="single" w:sz="6" w:space="0" w:color="1F4E79"/>
+          </w:tcBorders>
+          <w:tcMar>
+            <w:top w:w="0" w:type="dxa"/>
+            <w:left w:w="0" w:type="dxa"/>
+            <w:bottom w:w="0" w:type="dxa"/>
+            <w:right w:w="0" w:type="dxa"/>
+          </w:tcMar>
+        </w:tcPr>
+        <w:p>
+          <w:pPr>
+            <w:spacing w:before="0" w:after="0" w:line="168" w:lineRule="auto"/>
+          </w:pPr>
+          <w:r>
+            <w:rPr>
+              <w:rFonts w:ascii="Calibri Light" w:hAnsi="Calibri Light" w:cs="Calibri Light"/>
+              <w:b w:val="0"/>
+              <w:bCs w:val="0"/>
+              <w:i w:val="0"/>
+              <w:color w:val="203864"/>
+              <w:sz w:val="4"/>
+              <w:szCs w:val="4"/>
+              <w:rtl/>
+            </w:rPr>
+          </w:r>
+        </w:p>
+      </w:tc>
+      <w:tc>
+        <w:tcPr>
+          <w:tcW w:type="dxa" w:w="5102"/>
+          <w:tcBorders>
+            <w:bottom w:val="single" w:sz="36" w:space="0" w:color="6AA84F"/>
+          </w:tcBorders>
+          <w:tcMar>
+            <w:top w:w="0" w:type="dxa"/>
+            <w:left w:w="0" w:type="dxa"/>
+            <w:bottom w:w="0" w:type="dxa"/>
+            <w:right w:w="0" w:type="dxa"/>
+          </w:tcMar>
+        </w:tcPr>
+        <w:p>
+          <w:pPr>
+            <w:spacing w:before="0" w:after="0" w:line="168" w:lineRule="auto"/>
+          </w:pPr>
+          <w:r>
+            <w:rPr>
+              <w:rFonts w:ascii="Calibri Light" w:hAnsi="Calibri Light" w:cs="Calibri Light"/>
+              <w:b w:val="0"/>
+              <w:bCs w:val="0"/>
+              <w:i w:val="0"/>
+              <w:color w:val="203864"/>
+              <w:sz w:val="4"/>
+              <w:szCs w:val="4"/>
+              <w:rtl/>
+            </w:rPr>
+          </w:r>
+        </w:p>
+      </w:tc>
+    </w:tr>
+  </w:tbl>
 </w:ftr>
+</file>
+
+<file path=word/header1.xml><?xml version="1.0" encoding="utf-8"?>
+<w:hdr xmlns:m="http://schemas.openxmlformats.org/officeDocument/2006/math" xmlns:mc="http://schemas.openxmlformats.org/markup-compatibility/2006" xmlns:mo="http://schemas.microsoft.com/office/mac/office/2008/main" xmlns:mv="urn:schemas-microsoft-com:mac:vml" xmlns:o="urn:schemas-microsoft-com:office:office" xmlns:r="http://schemas.openxmlformats.org/officeDocument/2006/relationships" xmlns:v="urn:schemas-microsoft-com:vml" xmlns:w10="urn:schemas-microsoft-com:office:word" xmlns:w14="http://schemas.microsoft.com/office/word/2010/wordml" xmlns:w="http://schemas.openxmlformats.org/wordprocessingml/2006/main" xmlns:wne="http://schemas.microsoft.com/office/word/2006/wordml" xmlns:wp14="http://schemas.microsoft.com/office/word/2010/wordprocessingDrawing" xmlns:wp="http://schemas.openxmlformats.org/drawingml/2006/wordprocessingDrawing" xmlns:wpc="http://schemas.microsoft.com/office/word/2010/wordprocessingCanvas" xmlns:wpg="http://schemas.microsoft.com/office/word/2010/wordprocessingGroup" xmlns:wpi="http://schemas.microsoft.com/office/word/2010/wordprocessingInk" xmlns:wps="http://schemas.microsoft.com/office/word/2010/wordprocessingShape" mc:Ignorable="w14 wp14">
+  <w:p>
+    <w:pPr>
+      <w:pStyle w:val="Header"/>
+    </w:pPr>
+  </w:p>
+  <w:tbl>
+    <w:tblPr>
+      <w:bidiVisual/>
+      <w:tblW w:type="auto" w:w="0"/>
+      <w:tblBorders>
+        <w:top w:val="none" w:sz="0" w:color="auto"/>
+        <w:left w:val="none" w:sz="0" w:color="auto"/>
+        <w:bottom w:val="none" w:sz="0" w:color="auto"/>
+        <w:right w:val="none" w:sz="0" w:color="auto"/>
+        <w:insideH w:val="none" w:sz="0" w:color="auto"/>
+        <w:insideV w:val="none" w:sz="0" w:color="auto"/>
+      </w:tblBorders>
+      <w:tblLook w:firstColumn="1" w:firstRow="1" w:lastColumn="0" w:lastRow="0" w:noHBand="0" w:noVBand="1" w:val="04A0"/>
+    </w:tblPr>
+    <w:tblGrid>
+      <w:gridCol w:w="3969"/>
+      <w:gridCol w:w="3402"/>
+      <w:gridCol w:w="2835"/>
+    </w:tblGrid>
+    <w:tr>
+      <w:tc>
+        <w:tcPr>
+          <w:tcW w:type="dxa" w:w="3402"/>
+          <w:tcMar>
+            <w:top w:w="0" w:type="dxa"/>
+            <w:left w:w="0" w:type="dxa"/>
+            <w:bottom w:w="0" w:type="dxa"/>
+            <w:right w:w="0" w:type="dxa"/>
+          </w:tcMar>
+        </w:tcPr>
+        <w:p/>
+        <w:tbl>
+          <w:tblPr>
+            <w:bidiVisual/>
+            <w:tblW w:type="auto" w:w="0"/>
+            <w:tblBorders>
+              <w:top w:val="none" w:sz="0" w:color="auto"/>
+              <w:left w:val="none" w:sz="0" w:color="auto"/>
+              <w:bottom w:val="none" w:sz="0" w:color="auto"/>
+              <w:right w:val="none" w:sz="0" w:color="auto"/>
+              <w:insideH w:val="none" w:sz="0" w:color="auto"/>
+              <w:insideV w:val="none" w:sz="0" w:color="auto"/>
+            </w:tblBorders>
+            <w:tblLook w:firstColumn="1" w:firstRow="1" w:lastColumn="0" w:lastRow="0" w:noHBand="0" w:noVBand="1" w:val="04A0"/>
+          </w:tblPr>
+          <w:tblGrid>
+            <w:gridCol w:w="2891"/>
+            <w:gridCol w:w="964"/>
+          </w:tblGrid>
+          <w:tr>
+            <w:tc>
+              <w:tcPr>
+                <w:tcW w:type="dxa" w:w="1701"/>
+                <w:tcMar>
+                  <w:top w:w="0" w:type="dxa"/>
+                  <w:left w:w="0" w:type="dxa"/>
+                  <w:bottom w:w="0" w:type="dxa"/>
+                  <w:right w:w="0" w:type="dxa"/>
+                </w:tcMar>
+              </w:tcPr>
+              <w:p>
+                <w:pPr>
+                  <w:bidi/>
+                  <w:spacing w:before="0" w:after="0" w:line="240" w:lineRule="auto"/>
+                  <w:jc w:val="right"/>
+                </w:pPr>
+                <w:r>
+                  <w:rPr>
+                    <w:rFonts w:ascii="Calibri Light" w:hAnsi="Calibri Light" w:cs="Calibri Light"/>
+                    <w:b/>
+                    <w:bCs w:val="1"/>
+                    <w:i w:val="0"/>
+                    <w:color w:val="2E7D32"/>
+                    <w:sz w:val="20"/>
+                    <w:szCs w:val="20"/>
+                    <w:rtl/>
+                  </w:rPr>
+                  <w:t>المملكة العربية السعودية</w:t>
+                </w:r>
+              </w:p>
+              <w:p>
+                <w:pPr>
+                  <w:bidi/>
+                  <w:spacing w:before="0" w:after="0" w:line="240" w:lineRule="auto"/>
+                  <w:jc w:val="right"/>
+                </w:pPr>
+                <w:r>
+                  <w:rPr>
+                    <w:rFonts w:ascii="Calibri Light" w:hAnsi="Calibri Light" w:cs="Calibri Light"/>
+                    <w:b/>
+                    <w:bCs w:val="1"/>
+                    <w:i w:val="0"/>
+                    <w:color w:val="203864"/>
+                    <w:sz w:val="17"/>
+                    <w:szCs w:val="17"/>
+                    <w:rtl/>
+                  </w:rPr>
+                  <w:t>وزارة التعليم</w:t>
+                </w:r>
+              </w:p>
+              <w:p>
+                <w:pPr>
+                  <w:bidi/>
+                  <w:spacing w:before="0" w:after="0" w:line="240" w:lineRule="auto"/>
+                  <w:jc w:val="right"/>
+                </w:pPr>
+                <w:r>
+                  <w:rPr>
+                    <w:rFonts w:ascii="Calibri Light" w:hAnsi="Calibri Light" w:cs="Calibri Light"/>
+                    <w:b w:val="0"/>
+                    <w:bCs w:val="0"/>
+                    <w:i w:val="0"/>
+                    <w:color w:val="203864"/>
+                    <w:sz w:val="15"/>
+                    <w:szCs w:val="15"/>
+                    <w:rtl/>
+                  </w:rPr>
+                  <w:t>الإدارة العامة للتعليم</w:t>
+                </w:r>
+              </w:p>
+              <w:p>
+                <w:pPr>
+                  <w:bidi/>
+                  <w:spacing w:before="0" w:after="0" w:line="240" w:lineRule="auto"/>
+                  <w:jc w:val="right"/>
+                </w:pPr>
+                <w:r>
+                  <w:rPr>
+                    <w:rFonts w:ascii="Calibri Light" w:hAnsi="Calibri Light" w:cs="Calibri Light"/>
+                    <w:b w:val="0"/>
+                    <w:bCs w:val="0"/>
+                    <w:i w:val="0"/>
+                    <w:color w:val="203864"/>
+                    <w:sz w:val="15"/>
+                    <w:szCs w:val="15"/>
+                    <w:rtl/>
+                  </w:rPr>
+                  <w:t>مكتب التعليم</w:t>
+                </w:r>
+              </w:p>
+            </w:tc>
+            <w:tc>
+              <w:tcPr>
+                <w:tcW w:type="dxa" w:w="1701"/>
+                <w:tcMar>
+                  <w:top w:w="0" w:type="dxa"/>
+                  <w:left w:w="0" w:type="dxa"/>
+                  <w:bottom w:w="0" w:type="dxa"/>
+                  <w:right w:w="0" w:type="dxa"/>
+                </w:tcMar>
+              </w:tcPr>
+              <w:p>
+                <w:pPr>
+                  <w:bidi/>
+                  <w:spacing w:before="0" w:after="0" w:line="252" w:lineRule="auto"/>
+                  <w:jc w:val="center"/>
+                </w:pPr>
+                <w:r>
+                  <w:drawing>
+                    <wp:inline xmlns:a="http://schemas.openxmlformats.org/drawingml/2006/main" xmlns:pic="http://schemas.openxmlformats.org/drawingml/2006/picture">
+                      <wp:extent cx="540000" cy="540000"/>
+                      <wp:docPr id="1" name="Picture 1"/>
+                      <wp:cNvGraphicFramePr>
+                        <a:graphicFrameLocks noChangeAspect="1"/>
+                      </wp:cNvGraphicFramePr>
+                      <a:graphic>
+                        <a:graphicData uri="http://schemas.openxmlformats.org/drawingml/2006/picture">
+                          <pic:pic>
+                            <pic:nvPicPr>
+                              <pic:cNvPr id="0" name="mark_ksa.png"/>
+                              <pic:cNvPicPr/>
+                            </pic:nvPicPr>
+                            <pic:blipFill>
+                              <a:blip r:embed="rId1"/>
+                              <a:stretch>
+                                <a:fillRect/>
+                              </a:stretch>
+                            </pic:blipFill>
+                            <pic:spPr>
+                              <a:xfrm>
+                                <a:off x="0" y="0"/>
+                                <a:ext cx="540000" cy="540000"/>
+                              </a:xfrm>
+                              <a:prstGeom prst="rect"/>
+                            </pic:spPr>
+                          </pic:pic>
+                        </a:graphicData>
+                      </a:graphic>
+                    </wp:inline>
+                  </w:drawing>
+                </w:r>
+              </w:p>
+            </w:tc>
+          </w:tr>
+        </w:tbl>
+        <w:p/>
+      </w:tc>
+      <w:tc>
+        <w:tcPr>
+          <w:tcW w:type="dxa" w:w="3402"/>
+          <w:tcMar>
+            <w:top w:w="0" w:type="dxa"/>
+            <w:left w:w="0" w:type="dxa"/>
+            <w:bottom w:w="0" w:type="dxa"/>
+            <w:right w:w="0" w:type="dxa"/>
+          </w:tcMar>
+        </w:tcPr>
+        <w:p/>
+        <w:tbl>
+          <w:tblPr>
+            <w:bidiVisual/>
+            <w:tblW w:type="auto" w:w="0"/>
+            <w:tblBorders>
+              <w:top w:val="none" w:sz="0" w:color="auto"/>
+              <w:left w:val="none" w:sz="0" w:color="auto"/>
+              <w:bottom w:val="none" w:sz="0" w:color="auto"/>
+              <w:right w:val="none" w:sz="0" w:color="auto"/>
+              <w:insideH w:val="none" w:sz="0" w:color="auto"/>
+              <w:insideV w:val="none" w:sz="0" w:color="auto"/>
+            </w:tblBorders>
+            <w:tblLook w:firstColumn="1" w:firstRow="1" w:lastColumn="0" w:lastRow="0" w:noHBand="0" w:noVBand="1" w:val="04A0"/>
+          </w:tblPr>
+          <w:tblGrid>
+            <w:gridCol w:w="2268"/>
+            <w:gridCol w:w="1020"/>
+          </w:tblGrid>
+          <w:tr>
+            <w:tc>
+              <w:tcPr>
+                <w:tcW w:type="dxa" w:w="1701"/>
+                <w:tcMar>
+                  <w:top w:w="0" w:type="dxa"/>
+                  <w:left w:w="0" w:type="dxa"/>
+                  <w:bottom w:w="0" w:type="dxa"/>
+                  <w:right w:w="0" w:type="dxa"/>
+                </w:tcMar>
+              </w:tcPr>
+              <w:p>
+                <w:pPr>
+                  <w:bidi/>
+                  <w:spacing w:before="0" w:after="0" w:line="276" w:lineRule="auto"/>
+                  <w:jc w:val="right"/>
+                </w:pPr>
+                <w:r>
+                  <w:rPr>
+                    <w:rFonts w:ascii="Calibri Light" w:hAnsi="Calibri Light" w:cs="Calibri Light"/>
+                    <w:b/>
+                    <w:bCs w:val="1"/>
+                    <w:i w:val="0"/>
+                    <w:color w:val="1F4E79"/>
+                    <w:sz w:val="22"/>
+                    <w:szCs w:val="22"/>
+                    <w:rtl/>
+                  </w:rPr>
+                  <w:t>مـدارس أجـيال للبنـات المـتـميزة</w:t>
+                </w:r>
+              </w:p>
+            </w:tc>
+            <w:tc>
+              <w:tcPr>
+                <w:tcW w:type="dxa" w:w="1701"/>
+                <w:tcMar>
+                  <w:top w:w="0" w:type="dxa"/>
+                  <w:left w:w="0" w:type="dxa"/>
+                  <w:bottom w:w="0" w:type="dxa"/>
+                  <w:right w:w="0" w:type="dxa"/>
+                </w:tcMar>
+              </w:tcPr>
+              <w:p>
+                <w:pPr>
+                  <w:bidi/>
+                  <w:spacing w:before="0" w:after="0" w:line="252" w:lineRule="auto"/>
+                  <w:jc w:val="center"/>
+                </w:pPr>
+                <w:r>
+                  <w:drawing>
+                    <wp:inline xmlns:a="http://schemas.openxmlformats.org/drawingml/2006/main" xmlns:pic="http://schemas.openxmlformats.org/drawingml/2006/picture">
+                      <wp:extent cx="576000" cy="576000"/>
+                      <wp:docPr id="2" name="Picture 2"/>
+                      <wp:cNvGraphicFramePr>
+                        <a:graphicFrameLocks noChangeAspect="1"/>
+                      </wp:cNvGraphicFramePr>
+                      <a:graphic>
+                        <a:graphicData uri="http://schemas.openxmlformats.org/drawingml/2006/picture">
+                          <pic:pic>
+                            <pic:nvPicPr>
+                              <pic:cNvPr id="0" name="mark_ajyal.png"/>
+                              <pic:cNvPicPr/>
+                            </pic:nvPicPr>
+                            <pic:blipFill>
+                              <a:blip r:embed="rId2"/>
+                              <a:stretch>
+                                <a:fillRect/>
+                              </a:stretch>
+                            </pic:blipFill>
+                            <pic:spPr>
+                              <a:xfrm>
+                                <a:off x="0" y="0"/>
+                                <a:ext cx="576000" cy="576000"/>
+                              </a:xfrm>
+                              <a:prstGeom prst="rect"/>
+                            </pic:spPr>
+                          </pic:pic>
+                        </a:graphicData>
+                      </a:graphic>
+                    </wp:inline>
+                  </w:drawing>
+                </w:r>
+              </w:p>
+            </w:tc>
+          </w:tr>
+        </w:tbl>
+        <w:p/>
+      </w:tc>
+      <w:tc>
+        <w:tcPr>
+          <w:tcW w:type="dxa" w:w="3402"/>
+          <w:tcMar>
+            <w:top w:w="0" w:type="dxa"/>
+            <w:left w:w="0" w:type="dxa"/>
+            <w:bottom w:w="0" w:type="dxa"/>
+            <w:right w:w="0" w:type="dxa"/>
+          </w:tcMar>
+        </w:tcPr>
+        <w:p>
+          <w:pPr>
+            <w:bidi/>
+            <w:spacing w:before="0" w:after="0" w:line="252" w:lineRule="auto"/>
+            <w:jc w:val="center"/>
+          </w:pPr>
+          <w:r>
+            <w:drawing>
+              <wp:inline xmlns:a="http://schemas.openxmlformats.org/drawingml/2006/main" xmlns:pic="http://schemas.openxmlformats.org/drawingml/2006/picture">
+                <wp:extent cx="396000" cy="396000"/>
+                <wp:docPr id="3" name="Picture 3"/>
+                <wp:cNvGraphicFramePr>
+                  <a:graphicFrameLocks noChangeAspect="1"/>
+                </wp:cNvGraphicFramePr>
+                <a:graphic>
+                  <a:graphicData uri="http://schemas.openxmlformats.org/drawingml/2006/picture">
+                    <pic:pic>
+                      <pic:nvPicPr>
+                        <pic:cNvPr id="0" name="mark_dev.png"/>
+                        <pic:cNvPicPr/>
+                      </pic:nvPicPr>
+                      <pic:blipFill>
+                        <a:blip r:embed="rId3"/>
+                        <a:stretch>
+                          <a:fillRect/>
+                        </a:stretch>
+                      </pic:blipFill>
+                      <pic:spPr>
+                        <a:xfrm>
+                          <a:off x="0" y="0"/>
+                          <a:ext cx="396000" cy="396000"/>
+                        </a:xfrm>
+                        <a:prstGeom prst="rect"/>
+                      </pic:spPr>
+                    </pic:pic>
+                  </a:graphicData>
+                </a:graphic>
+              </wp:inline>
+            </w:drawing>
+          </w:r>
+        </w:p>
+        <w:p>
+          <w:pPr>
+            <w:bidi/>
+            <w:spacing w:before="0" w:after="0" w:line="240" w:lineRule="auto"/>
+            <w:jc w:val="center"/>
+          </w:pPr>
+          <w:r>
+            <w:rPr>
+              <w:rFonts w:ascii="Calibri Light" w:hAnsi="Calibri Light" w:cs="Calibri Light"/>
+              <w:b/>
+              <w:bCs w:val="1"/>
+              <w:i w:val="0"/>
+              <w:color w:val="1F4E79"/>
+              <w:sz w:val="18"/>
+              <w:szCs w:val="18"/>
+              <w:rtl/>
+            </w:rPr>
+            <w:t>التنمية المتكاملة</w:t>
+          </w:r>
+        </w:p>
+        <w:p>
+          <w:pPr>
+            <w:bidi/>
+            <w:spacing w:before="0" w:after="0" w:line="240" w:lineRule="auto"/>
+            <w:jc w:val="center"/>
+          </w:pPr>
+          <w:r>
+            <w:rPr>
+              <w:rFonts w:ascii="Calibri Light" w:hAnsi="Calibri Light" w:cs="Calibri Light"/>
+              <w:b w:val="0"/>
+              <w:bCs w:val="0"/>
+              <w:i w:val="0"/>
+              <w:color w:val="595959"/>
+              <w:sz w:val="13"/>
+              <w:szCs w:val="13"/>
+              <w:rtl/>
+            </w:rPr>
+            <w:t>Integrated Developments</w:t>
+          </w:r>
+        </w:p>
+      </w:tc>
+    </w:tr>
+  </w:tbl>
+  <w:tbl>
+    <w:tblPr>
+      <w:bidiVisual/>
+      <w:tblW w:type="auto" w:w="0"/>
+      <w:tblBorders>
+        <w:top w:val="none" w:sz="0" w:color="auto"/>
+        <w:left w:val="none" w:sz="0" w:color="auto"/>
+        <w:bottom w:val="none" w:sz="0" w:color="auto"/>
+        <w:right w:val="none" w:sz="0" w:color="auto"/>
+        <w:insideH w:val="none" w:sz="0" w:color="auto"/>
+        <w:insideV w:val="none" w:sz="0" w:color="auto"/>
+      </w:tblBorders>
+      <w:tblLook w:firstColumn="1" w:firstRow="1" w:lastColumn="0" w:lastRow="0" w:noHBand="0" w:noVBand="1" w:val="04A0"/>
+    </w:tblPr>
+    <w:tblGrid>
+      <w:gridCol w:w="1984"/>
+      <w:gridCol w:w="5669"/>
+      <w:gridCol w:w="2551"/>
+    </w:tblGrid>
+    <w:tr>
+      <w:tc>
+        <w:tcPr>
+          <w:tcW w:type="dxa" w:w="3402"/>
+          <w:tcBorders>
+            <w:bottom w:val="single" w:sz="6" w:space="0" w:color="A6A6A6"/>
+          </w:tcBorders>
+          <w:tcMar>
+            <w:top w:w="0" w:type="dxa"/>
+            <w:left w:w="0" w:type="dxa"/>
+            <w:bottom w:w="0" w:type="dxa"/>
+            <w:right w:w="0" w:type="dxa"/>
+          </w:tcMar>
+        </w:tcPr>
+        <w:p>
+          <w:pPr>
+            <w:spacing w:before="0" w:after="0" w:line="168" w:lineRule="auto"/>
+          </w:pPr>
+          <w:r>
+            <w:rPr>
+              <w:rFonts w:ascii="Calibri Light" w:hAnsi="Calibri Light" w:cs="Calibri Light"/>
+              <w:b w:val="0"/>
+              <w:bCs w:val="0"/>
+              <w:i w:val="0"/>
+              <w:color w:val="203864"/>
+              <w:sz w:val="4"/>
+              <w:szCs w:val="4"/>
+              <w:rtl/>
+            </w:rPr>
+          </w:r>
+        </w:p>
+      </w:tc>
+      <w:tc>
+        <w:tcPr>
+          <w:tcW w:type="dxa" w:w="3402"/>
+          <w:tcBorders>
+            <w:bottom w:val="single" w:sz="36" w:space="0" w:color="6AA84F"/>
+          </w:tcBorders>
+          <w:tcMar>
+            <w:top w:w="0" w:type="dxa"/>
+            <w:left w:w="0" w:type="dxa"/>
+            <w:bottom w:w="0" w:type="dxa"/>
+            <w:right w:w="0" w:type="dxa"/>
+          </w:tcMar>
+        </w:tcPr>
+        <w:p>
+          <w:pPr>
+            <w:spacing w:before="0" w:after="0" w:line="168" w:lineRule="auto"/>
+          </w:pPr>
+          <w:r>
+            <w:rPr>
+              <w:rFonts w:ascii="Calibri Light" w:hAnsi="Calibri Light" w:cs="Calibri Light"/>
+              <w:b w:val="0"/>
+              <w:bCs w:val="0"/>
+              <w:i w:val="0"/>
+              <w:color w:val="203864"/>
+              <w:sz w:val="4"/>
+              <w:szCs w:val="4"/>
+              <w:rtl/>
+            </w:rPr>
+          </w:r>
+        </w:p>
+      </w:tc>
+      <w:tc>
+        <w:tcPr>
+          <w:tcW w:type="dxa" w:w="3402"/>
+          <w:tcBorders>
+            <w:bottom w:val="single" w:sz="6" w:space="0" w:color="1F4E79"/>
+          </w:tcBorders>
+          <w:tcMar>
+            <w:top w:w="0" w:type="dxa"/>
+            <w:left w:w="0" w:type="dxa"/>
+            <w:bottom w:w="0" w:type="dxa"/>
+            <w:right w:w="0" w:type="dxa"/>
+          </w:tcMar>
+        </w:tcPr>
+        <w:p>
+          <w:pPr>
+            <w:spacing w:before="0" w:after="0" w:line="168" w:lineRule="auto"/>
+          </w:pPr>
+          <w:r>
+            <w:rPr>
+              <w:rFonts w:ascii="Calibri Light" w:hAnsi="Calibri Light" w:cs="Calibri Light"/>
+              <w:b w:val="0"/>
+              <w:bCs w:val="0"/>
+              <w:i w:val="0"/>
+              <w:color w:val="203864"/>
+              <w:sz w:val="4"/>
+              <w:szCs w:val="4"/>
+              <w:rtl/>
+            </w:rPr>
+          </w:r>
+        </w:p>
+      </w:tc>
+    </w:tr>
+  </w:tbl>
+</w:hdr>
 </file>
 
 <file path=word/numbering.xml><?xml version="1.0" encoding="utf-8"?>
@@ -1435,7 +2507,7 @@
     <w:qFormat/>
     <w:rsid w:val="00FC693F"/>
     <w:rPr>
-      <w:rFonts w:ascii="Sakkal Majala" w:hAnsi="Sakkal Majala" w:cs="Sakkal Majala"/>
+      <w:rFonts w:ascii="Calibri Light" w:hAnsi="Calibri Light" w:cs="Calibri Light"/>
       <w:sz w:val="20"/>
     </w:rPr>
   </w:style>

--- a/docs/04-المتابعة-اليومية-للحضور-والسلوك.docx
+++ b/docs/04-المتابعة-اليومية-للحضور-والسلوك.docx
@@ -983,6 +983,4627 @@
                 <w:rtl/>
               </w:rPr>
               <w:t>أفضل ممارسة للمرشد الطلابي: جمع شواهد المؤشر دوريًا عبر الأدوات المحددة أعلاه، وتوثيقها في ملف التحسين المستمر.</w:t>
+            </w:r>
+          </w:p>
+        </w:tc>
+      </w:tr>
+    </w:tbl>
+    <w:p>
+      <w:r>
+        <w:br w:type="page"/>
+      </w:r>
+    </w:p>
+    <w:tbl>
+      <w:tblPr>
+        <w:bidiVisual/>
+        <w:tblW w:type="auto" w:w="0"/>
+        <w:tblBorders>
+          <w:top w:val="none" w:sz="0" w:color="auto"/>
+          <w:left w:val="none" w:sz="0" w:color="auto"/>
+          <w:bottom w:val="none" w:sz="0" w:color="auto"/>
+          <w:right w:val="none" w:sz="0" w:color="auto"/>
+          <w:insideH w:val="none" w:sz="0" w:color="auto"/>
+          <w:insideV w:val="none" w:sz="0" w:color="auto"/>
+        </w:tblBorders>
+        <w:tblLook w:firstColumn="1" w:firstRow="1" w:lastColumn="0" w:lastRow="0" w:noHBand="0" w:noVBand="1" w:val="04A0"/>
+      </w:tblPr>
+      <w:tblGrid>
+        <w:gridCol w:w="10206"/>
+      </w:tblGrid>
+      <w:tr>
+        <w:tc>
+          <w:tcPr>
+            <w:tcW w:type="dxa" w:w="10206"/>
+            <w:shd w:val="clear" w:color="auto" w:fill="1F4E79"/>
+            <w:tcMar>
+              <w:top w:w="90" w:type="dxa"/>
+              <w:left w:w="140" w:type="dxa"/>
+              <w:bottom w:w="90" w:type="dxa"/>
+              <w:right w:w="140" w:type="dxa"/>
+            </w:tcMar>
+          </w:tcPr>
+          <w:p>
+            <w:pPr>
+              <w:bidi/>
+              <w:spacing w:before="0" w:after="0" w:line="264" w:lineRule="auto"/>
+              <w:jc w:val="right"/>
+            </w:pPr>
+            <w:r>
+              <w:rPr>
+                <w:rFonts w:ascii="Calibri Light" w:hAnsi="Calibri Light" w:cs="Calibri Light"/>
+                <w:b/>
+                <w:bCs w:val="1"/>
+                <w:i w:val="0"/>
+                <w:color w:val="FFFFFF"/>
+                <w:sz w:val="24"/>
+                <w:szCs w:val="24"/>
+                <w:rtl/>
+              </w:rPr>
+              <w:t>ملحق (أ): معايير التقويم ومستويات الإتقان — الإضاءة 4</w:t>
+            </w:r>
+          </w:p>
+        </w:tc>
+      </w:tr>
+    </w:tbl>
+    <w:p>
+      <w:pPr>
+        <w:bidi/>
+        <w:spacing w:before="0" w:after="60" w:line="276" w:lineRule="auto"/>
+        <w:jc w:val="right"/>
+      </w:pPr>
+      <w:r>
+        <w:rPr>
+          <w:rFonts w:ascii="Calibri Light" w:hAnsi="Calibri Light" w:cs="Calibri Light"/>
+          <w:b w:val="0"/>
+          <w:bCs w:val="0"/>
+          <w:i w:val="0"/>
+          <w:color w:val="203864"/>
+          <w:sz w:val="20"/>
+          <w:szCs w:val="20"/>
+          <w:rtl/>
+        </w:rPr>
+        <w:t>يُقوَّم تطبيق هذه الإضاءة عبر المعايير الآتية بمستويات إتقان أربعة، وتُجمع الدرجات موزونة بالوزن النسبي لكل معيار للوصول إلى الحكم الإجمالي.</w:t>
+      </w:r>
+    </w:p>
+    <w:p>
+      <w:pPr>
+        <w:shd w:val="clear" w:color="auto" w:fill="6AA84F"/>
+        <w:bidi/>
+        <w:spacing w:before="100" w:after="60" w:line="252" w:lineRule="auto"/>
+        <w:ind w:left="68" w:right="68"/>
+        <w:jc w:val="right"/>
+      </w:pPr>
+      <w:r>
+        <w:rPr>
+          <w:rFonts w:ascii="Calibri Light" w:hAnsi="Calibri Light" w:cs="Calibri Light"/>
+          <w:b/>
+          <w:bCs w:val="1"/>
+          <w:i w:val="0"/>
+          <w:color w:val="FFFFFF"/>
+          <w:sz w:val="21"/>
+          <w:szCs w:val="21"/>
+          <w:rtl/>
+        </w:rPr>
+        <w:t xml:space="preserve">  أولًا: مستويات الإتقان</w:t>
+      </w:r>
+    </w:p>
+    <w:tbl>
+      <w:tblPr>
+        <w:bidiVisual/>
+        <w:tblW w:type="auto" w:w="0"/>
+        <w:tblBorders>
+          <w:top w:val="single" w:sz="4" w:space="0" w:color="B7C9DA"/>
+          <w:left w:val="single" w:sz="4" w:space="0" w:color="B7C9DA"/>
+          <w:bottom w:val="single" w:sz="4" w:space="0" w:color="B7C9DA"/>
+          <w:right w:val="single" w:sz="4" w:space="0" w:color="B7C9DA"/>
+          <w:insideH w:val="single" w:sz="4" w:space="0" w:color="B7C9DA"/>
+          <w:insideV w:val="single" w:sz="4" w:space="0" w:color="B7C9DA"/>
+        </w:tblBorders>
+        <w:tblLook w:firstColumn="1" w:firstRow="1" w:lastColumn="0" w:lastRow="0" w:noHBand="0" w:noVBand="1" w:val="04A0"/>
+      </w:tblPr>
+      <w:tblGrid>
+        <w:gridCol w:w="1474"/>
+        <w:gridCol w:w="1134"/>
+        <w:gridCol w:w="7597"/>
+      </w:tblGrid>
+      <w:tr>
+        <w:tc>
+          <w:tcPr>
+            <w:tcW w:type="dxa" w:w="3402"/>
+            <w:shd w:val="clear" w:color="auto" w:fill="1F4E79"/>
+            <w:tcMar>
+              <w:top w:w="30" w:type="dxa"/>
+              <w:left w:w="80" w:type="dxa"/>
+              <w:bottom w:w="30" w:type="dxa"/>
+              <w:right w:w="80" w:type="dxa"/>
+            </w:tcMar>
+          </w:tcPr>
+          <w:p>
+            <w:pPr>
+              <w:bidi/>
+              <w:spacing w:before="0" w:after="0" w:line="252" w:lineRule="auto"/>
+              <w:jc w:val="center"/>
+            </w:pPr>
+            <w:r>
+              <w:rPr>
+                <w:rFonts w:ascii="Calibri Light" w:hAnsi="Calibri Light" w:cs="Calibri Light"/>
+                <w:b/>
+                <w:bCs w:val="1"/>
+                <w:i w:val="0"/>
+                <w:color w:val="FFFFFF"/>
+                <w:sz w:val="18"/>
+                <w:szCs w:val="18"/>
+                <w:rtl/>
+              </w:rPr>
+              <w:t>المستوى</w:t>
+            </w:r>
+          </w:p>
+        </w:tc>
+        <w:tc>
+          <w:tcPr>
+            <w:tcW w:type="dxa" w:w="3402"/>
+            <w:shd w:val="clear" w:color="auto" w:fill="1F4E79"/>
+            <w:tcMar>
+              <w:top w:w="30" w:type="dxa"/>
+              <w:left w:w="80" w:type="dxa"/>
+              <w:bottom w:w="30" w:type="dxa"/>
+              <w:right w:w="80" w:type="dxa"/>
+            </w:tcMar>
+          </w:tcPr>
+          <w:p>
+            <w:pPr>
+              <w:bidi/>
+              <w:spacing w:before="0" w:after="0" w:line="252" w:lineRule="auto"/>
+              <w:jc w:val="center"/>
+            </w:pPr>
+            <w:r>
+              <w:rPr>
+                <w:rFonts w:ascii="Calibri Light" w:hAnsi="Calibri Light" w:cs="Calibri Light"/>
+                <w:b/>
+                <w:bCs w:val="1"/>
+                <w:i w:val="0"/>
+                <w:color w:val="FFFFFF"/>
+                <w:sz w:val="18"/>
+                <w:szCs w:val="18"/>
+                <w:rtl/>
+              </w:rPr>
+              <w:t>الدرجة</w:t>
+            </w:r>
+          </w:p>
+        </w:tc>
+        <w:tc>
+          <w:tcPr>
+            <w:tcW w:type="dxa" w:w="3402"/>
+            <w:shd w:val="clear" w:color="auto" w:fill="1F4E79"/>
+            <w:tcMar>
+              <w:top w:w="30" w:type="dxa"/>
+              <w:left w:w="80" w:type="dxa"/>
+              <w:bottom w:w="30" w:type="dxa"/>
+              <w:right w:w="80" w:type="dxa"/>
+            </w:tcMar>
+          </w:tcPr>
+          <w:p>
+            <w:pPr>
+              <w:bidi/>
+              <w:spacing w:before="0" w:after="0" w:line="252" w:lineRule="auto"/>
+              <w:jc w:val="center"/>
+            </w:pPr>
+            <w:r>
+              <w:rPr>
+                <w:rFonts w:ascii="Calibri Light" w:hAnsi="Calibri Light" w:cs="Calibri Light"/>
+                <w:b/>
+                <w:bCs w:val="1"/>
+                <w:i w:val="0"/>
+                <w:color w:val="FFFFFF"/>
+                <w:sz w:val="18"/>
+                <w:szCs w:val="18"/>
+                <w:rtl/>
+              </w:rPr>
+              <w:t>وصف الأداء العام</w:t>
+            </w:r>
+          </w:p>
+        </w:tc>
+      </w:tr>
+      <w:tr>
+        <w:tc>
+          <w:tcPr>
+            <w:tcW w:type="dxa" w:w="3402"/>
+            <w:shd w:val="clear" w:color="auto" w:fill="DCE6F1"/>
+            <w:tcMar>
+              <w:top w:w="30" w:type="dxa"/>
+              <w:left w:w="80" w:type="dxa"/>
+              <w:bottom w:w="30" w:type="dxa"/>
+              <w:right w:w="80" w:type="dxa"/>
+            </w:tcMar>
+          </w:tcPr>
+          <w:p>
+            <w:pPr>
+              <w:bidi/>
+              <w:spacing w:before="0" w:after="0" w:line="252" w:lineRule="auto"/>
+              <w:jc w:val="center"/>
+            </w:pPr>
+            <w:r>
+              <w:rPr>
+                <w:rFonts w:ascii="Calibri Light" w:hAnsi="Calibri Light" w:cs="Calibri Light"/>
+                <w:b/>
+                <w:bCs w:val="1"/>
+                <w:i w:val="0"/>
+                <w:color w:val="203864"/>
+                <w:sz w:val="18"/>
+                <w:szCs w:val="18"/>
+                <w:rtl/>
+              </w:rPr>
+              <w:t>متقن</w:t>
+            </w:r>
+          </w:p>
+        </w:tc>
+        <w:tc>
+          <w:tcPr>
+            <w:tcW w:type="dxa" w:w="3402"/>
+            <w:tcMar>
+              <w:top w:w="30" w:type="dxa"/>
+              <w:left w:w="80" w:type="dxa"/>
+              <w:bottom w:w="30" w:type="dxa"/>
+              <w:right w:w="80" w:type="dxa"/>
+            </w:tcMar>
+          </w:tcPr>
+          <w:p>
+            <w:pPr>
+              <w:bidi/>
+              <w:spacing w:before="0" w:after="0" w:line="252" w:lineRule="auto"/>
+              <w:jc w:val="center"/>
+            </w:pPr>
+            <w:r>
+              <w:rPr>
+                <w:rFonts w:ascii="Calibri Light" w:hAnsi="Calibri Light" w:cs="Calibri Light"/>
+                <w:b w:val="0"/>
+                <w:bCs w:val="0"/>
+                <w:i w:val="0"/>
+                <w:color w:val="203864"/>
+                <w:sz w:val="18"/>
+                <w:szCs w:val="18"/>
+                <w:rtl/>
+              </w:rPr>
+              <w:t>4</w:t>
+            </w:r>
+          </w:p>
+        </w:tc>
+        <w:tc>
+          <w:tcPr>
+            <w:tcW w:type="dxa" w:w="3402"/>
+            <w:tcMar>
+              <w:top w:w="30" w:type="dxa"/>
+              <w:left w:w="80" w:type="dxa"/>
+              <w:bottom w:w="30" w:type="dxa"/>
+              <w:right w:w="80" w:type="dxa"/>
+            </w:tcMar>
+          </w:tcPr>
+          <w:p>
+            <w:pPr>
+              <w:bidi/>
+              <w:spacing w:before="0" w:after="0" w:line="252" w:lineRule="auto"/>
+              <w:jc w:val="right"/>
+            </w:pPr>
+            <w:r>
+              <w:rPr>
+                <w:rFonts w:ascii="Calibri Light" w:hAnsi="Calibri Light" w:cs="Calibri Light"/>
+                <w:b w:val="0"/>
+                <w:bCs w:val="0"/>
+                <w:i w:val="0"/>
+                <w:color w:val="203864"/>
+                <w:sz w:val="18"/>
+                <w:szCs w:val="18"/>
+                <w:rtl/>
+              </w:rPr>
+              <w:t>أداء مثالي ومستدام، يوثَّق بشهود واضحة، ويُحتذى به كنموذج.</w:t>
+            </w:r>
+          </w:p>
+        </w:tc>
+      </w:tr>
+      <w:tr>
+        <w:tc>
+          <w:tcPr>
+            <w:tcW w:type="dxa" w:w="3402"/>
+            <w:shd w:val="clear" w:color="auto" w:fill="DCE6F1"/>
+            <w:tcMar>
+              <w:top w:w="30" w:type="dxa"/>
+              <w:left w:w="80" w:type="dxa"/>
+              <w:bottom w:w="30" w:type="dxa"/>
+              <w:right w:w="80" w:type="dxa"/>
+            </w:tcMar>
+          </w:tcPr>
+          <w:p>
+            <w:pPr>
+              <w:bidi/>
+              <w:spacing w:before="0" w:after="0" w:line="252" w:lineRule="auto"/>
+              <w:jc w:val="center"/>
+            </w:pPr>
+            <w:r>
+              <w:rPr>
+                <w:rFonts w:ascii="Calibri Light" w:hAnsi="Calibri Light" w:cs="Calibri Light"/>
+                <w:b/>
+                <w:bCs w:val="1"/>
+                <w:i w:val="0"/>
+                <w:color w:val="203864"/>
+                <w:sz w:val="18"/>
+                <w:szCs w:val="18"/>
+                <w:rtl/>
+              </w:rPr>
+              <w:t>متمكن</w:t>
+            </w:r>
+          </w:p>
+        </w:tc>
+        <w:tc>
+          <w:tcPr>
+            <w:tcW w:type="dxa" w:w="3402"/>
+            <w:tcMar>
+              <w:top w:w="30" w:type="dxa"/>
+              <w:left w:w="80" w:type="dxa"/>
+              <w:bottom w:w="30" w:type="dxa"/>
+              <w:right w:w="80" w:type="dxa"/>
+            </w:tcMar>
+          </w:tcPr>
+          <w:p>
+            <w:pPr>
+              <w:bidi/>
+              <w:spacing w:before="0" w:after="0" w:line="252" w:lineRule="auto"/>
+              <w:jc w:val="center"/>
+            </w:pPr>
+            <w:r>
+              <w:rPr>
+                <w:rFonts w:ascii="Calibri Light" w:hAnsi="Calibri Light" w:cs="Calibri Light"/>
+                <w:b w:val="0"/>
+                <w:bCs w:val="0"/>
+                <w:i w:val="0"/>
+                <w:color w:val="203864"/>
+                <w:sz w:val="18"/>
+                <w:szCs w:val="18"/>
+                <w:rtl/>
+              </w:rPr>
+              <w:t>3</w:t>
+            </w:r>
+          </w:p>
+        </w:tc>
+        <w:tc>
+          <w:tcPr>
+            <w:tcW w:type="dxa" w:w="3402"/>
+            <w:tcMar>
+              <w:top w:w="30" w:type="dxa"/>
+              <w:left w:w="80" w:type="dxa"/>
+              <w:bottom w:w="30" w:type="dxa"/>
+              <w:right w:w="80" w:type="dxa"/>
+            </w:tcMar>
+          </w:tcPr>
+          <w:p>
+            <w:pPr>
+              <w:bidi/>
+              <w:spacing w:before="0" w:after="0" w:line="252" w:lineRule="auto"/>
+              <w:jc w:val="right"/>
+            </w:pPr>
+            <w:r>
+              <w:rPr>
+                <w:rFonts w:ascii="Calibri Light" w:hAnsi="Calibri Light" w:cs="Calibri Light"/>
+                <w:b w:val="0"/>
+                <w:bCs w:val="0"/>
+                <w:i w:val="0"/>
+                <w:color w:val="203864"/>
+                <w:sz w:val="18"/>
+                <w:szCs w:val="18"/>
+                <w:rtl/>
+              </w:rPr>
+              <w:t>الأداء منتظِم وجيد مع فجوات طفيفة لا تؤثر على النتيجة الإجمالية.</w:t>
+            </w:r>
+          </w:p>
+        </w:tc>
+      </w:tr>
+      <w:tr>
+        <w:tc>
+          <w:tcPr>
+            <w:tcW w:type="dxa" w:w="3402"/>
+            <w:shd w:val="clear" w:color="auto" w:fill="DCE6F1"/>
+            <w:tcMar>
+              <w:top w:w="30" w:type="dxa"/>
+              <w:left w:w="80" w:type="dxa"/>
+              <w:bottom w:w="30" w:type="dxa"/>
+              <w:right w:w="80" w:type="dxa"/>
+            </w:tcMar>
+          </w:tcPr>
+          <w:p>
+            <w:pPr>
+              <w:bidi/>
+              <w:spacing w:before="0" w:after="0" w:line="252" w:lineRule="auto"/>
+              <w:jc w:val="center"/>
+            </w:pPr>
+            <w:r>
+              <w:rPr>
+                <w:rFonts w:ascii="Calibri Light" w:hAnsi="Calibri Light" w:cs="Calibri Light"/>
+                <w:b/>
+                <w:bCs w:val="1"/>
+                <w:i w:val="0"/>
+                <w:color w:val="203864"/>
+                <w:sz w:val="18"/>
+                <w:szCs w:val="18"/>
+                <w:rtl/>
+              </w:rPr>
+              <w:t>نامٍ</w:t>
+            </w:r>
+          </w:p>
+        </w:tc>
+        <w:tc>
+          <w:tcPr>
+            <w:tcW w:type="dxa" w:w="3402"/>
+            <w:tcMar>
+              <w:top w:w="30" w:type="dxa"/>
+              <w:left w:w="80" w:type="dxa"/>
+              <w:bottom w:w="30" w:type="dxa"/>
+              <w:right w:w="80" w:type="dxa"/>
+            </w:tcMar>
+          </w:tcPr>
+          <w:p>
+            <w:pPr>
+              <w:bidi/>
+              <w:spacing w:before="0" w:after="0" w:line="252" w:lineRule="auto"/>
+              <w:jc w:val="center"/>
+            </w:pPr>
+            <w:r>
+              <w:rPr>
+                <w:rFonts w:ascii="Calibri Light" w:hAnsi="Calibri Light" w:cs="Calibri Light"/>
+                <w:b w:val="0"/>
+                <w:bCs w:val="0"/>
+                <w:i w:val="0"/>
+                <w:color w:val="203864"/>
+                <w:sz w:val="18"/>
+                <w:szCs w:val="18"/>
+                <w:rtl/>
+              </w:rPr>
+              <w:t>2</w:t>
+            </w:r>
+          </w:p>
+        </w:tc>
+        <w:tc>
+          <w:tcPr>
+            <w:tcW w:type="dxa" w:w="3402"/>
+            <w:tcMar>
+              <w:top w:w="30" w:type="dxa"/>
+              <w:left w:w="80" w:type="dxa"/>
+              <w:bottom w:w="30" w:type="dxa"/>
+              <w:right w:w="80" w:type="dxa"/>
+            </w:tcMar>
+          </w:tcPr>
+          <w:p>
+            <w:pPr>
+              <w:bidi/>
+              <w:spacing w:before="0" w:after="0" w:line="252" w:lineRule="auto"/>
+              <w:jc w:val="right"/>
+            </w:pPr>
+            <w:r>
+              <w:rPr>
+                <w:rFonts w:ascii="Calibri Light" w:hAnsi="Calibri Light" w:cs="Calibri Light"/>
+                <w:b w:val="0"/>
+                <w:bCs w:val="0"/>
+                <w:i w:val="0"/>
+                <w:color w:val="203864"/>
+                <w:sz w:val="18"/>
+                <w:szCs w:val="18"/>
+                <w:rtl/>
+              </w:rPr>
+              <w:t>الأداء قائم لكنه متذبذب أو جزئي، ويحتاج متابعة ودعمًا دوريًا.</w:t>
+            </w:r>
+          </w:p>
+        </w:tc>
+      </w:tr>
+      <w:tr>
+        <w:tc>
+          <w:tcPr>
+            <w:tcW w:type="dxa" w:w="3402"/>
+            <w:shd w:val="clear" w:color="auto" w:fill="DCE6F1"/>
+            <w:tcMar>
+              <w:top w:w="30" w:type="dxa"/>
+              <w:left w:w="80" w:type="dxa"/>
+              <w:bottom w:w="30" w:type="dxa"/>
+              <w:right w:w="80" w:type="dxa"/>
+            </w:tcMar>
+          </w:tcPr>
+          <w:p>
+            <w:pPr>
+              <w:bidi/>
+              <w:spacing w:before="0" w:after="0" w:line="252" w:lineRule="auto"/>
+              <w:jc w:val="center"/>
+            </w:pPr>
+            <w:r>
+              <w:rPr>
+                <w:rFonts w:ascii="Calibri Light" w:hAnsi="Calibri Light" w:cs="Calibri Light"/>
+                <w:b/>
+                <w:bCs w:val="1"/>
+                <w:i w:val="0"/>
+                <w:color w:val="203864"/>
+                <w:sz w:val="18"/>
+                <w:szCs w:val="18"/>
+                <w:rtl/>
+              </w:rPr>
+              <w:t>مبتدئ</w:t>
+            </w:r>
+          </w:p>
+        </w:tc>
+        <w:tc>
+          <w:tcPr>
+            <w:tcW w:type="dxa" w:w="3402"/>
+            <w:tcMar>
+              <w:top w:w="30" w:type="dxa"/>
+              <w:left w:w="80" w:type="dxa"/>
+              <w:bottom w:w="30" w:type="dxa"/>
+              <w:right w:w="80" w:type="dxa"/>
+            </w:tcMar>
+          </w:tcPr>
+          <w:p>
+            <w:pPr>
+              <w:bidi/>
+              <w:spacing w:before="0" w:after="0" w:line="252" w:lineRule="auto"/>
+              <w:jc w:val="center"/>
+            </w:pPr>
+            <w:r>
+              <w:rPr>
+                <w:rFonts w:ascii="Calibri Light" w:hAnsi="Calibri Light" w:cs="Calibri Light"/>
+                <w:b w:val="0"/>
+                <w:bCs w:val="0"/>
+                <w:i w:val="0"/>
+                <w:color w:val="203864"/>
+                <w:sz w:val="18"/>
+                <w:szCs w:val="18"/>
+                <w:rtl/>
+              </w:rPr>
+              <w:t>1</w:t>
+            </w:r>
+          </w:p>
+        </w:tc>
+        <w:tc>
+          <w:tcPr>
+            <w:tcW w:type="dxa" w:w="3402"/>
+            <w:tcMar>
+              <w:top w:w="30" w:type="dxa"/>
+              <w:left w:w="80" w:type="dxa"/>
+              <w:bottom w:w="30" w:type="dxa"/>
+              <w:right w:w="80" w:type="dxa"/>
+            </w:tcMar>
+          </w:tcPr>
+          <w:p>
+            <w:pPr>
+              <w:bidi/>
+              <w:spacing w:before="0" w:after="0" w:line="252" w:lineRule="auto"/>
+              <w:jc w:val="right"/>
+            </w:pPr>
+            <w:r>
+              <w:rPr>
+                <w:rFonts w:ascii="Calibri Light" w:hAnsi="Calibri Light" w:cs="Calibri Light"/>
+                <w:b w:val="0"/>
+                <w:bCs w:val="0"/>
+                <w:i w:val="0"/>
+                <w:color w:val="203864"/>
+                <w:sz w:val="18"/>
+                <w:szCs w:val="18"/>
+                <w:rtl/>
+              </w:rPr>
+              <w:t>الأداء محدود أو متوقف، ويحتاج خطة تدخل عاجلة.</w:t>
+            </w:r>
+          </w:p>
+        </w:tc>
+      </w:tr>
+    </w:tbl>
+    <w:p>
+      <w:pPr>
+        <w:shd w:val="clear" w:color="auto" w:fill="6AA84F"/>
+        <w:bidi/>
+        <w:spacing w:before="100" w:after="60" w:line="252" w:lineRule="auto"/>
+        <w:ind w:left="68" w:right="68"/>
+        <w:jc w:val="right"/>
+      </w:pPr>
+      <w:r>
+        <w:rPr>
+          <w:rFonts w:ascii="Calibri Light" w:hAnsi="Calibri Light" w:cs="Calibri Light"/>
+          <w:b/>
+          <w:bCs w:val="1"/>
+          <w:i w:val="0"/>
+          <w:color w:val="FFFFFF"/>
+          <w:sz w:val="21"/>
+          <w:szCs w:val="21"/>
+          <w:rtl/>
+        </w:rPr>
+        <w:t xml:space="preserve">  ثانيًا: معايير التقويم الخاصة بالإضاءة</w:t>
+      </w:r>
+    </w:p>
+    <w:tbl>
+      <w:tblPr>
+        <w:bidiVisual/>
+        <w:tblW w:type="auto" w:w="0"/>
+        <w:tblBorders>
+          <w:top w:val="single" w:sz="4" w:space="0" w:color="B7C9DA"/>
+          <w:left w:val="single" w:sz="4" w:space="0" w:color="B7C9DA"/>
+          <w:bottom w:val="single" w:sz="4" w:space="0" w:color="B7C9DA"/>
+          <w:right w:val="single" w:sz="4" w:space="0" w:color="B7C9DA"/>
+          <w:insideH w:val="single" w:sz="4" w:space="0" w:color="B7C9DA"/>
+          <w:insideV w:val="single" w:sz="4" w:space="0" w:color="B7C9DA"/>
+        </w:tblBorders>
+        <w:tblLook w:firstColumn="1" w:firstRow="1" w:lastColumn="0" w:lastRow="0" w:noHBand="0" w:noVBand="1" w:val="04A0"/>
+      </w:tblPr>
+      <w:tblGrid>
+        <w:gridCol w:w="2381"/>
+        <w:gridCol w:w="4876"/>
+        <w:gridCol w:w="1020"/>
+        <w:gridCol w:w="1928"/>
+      </w:tblGrid>
+      <w:tr>
+        <w:tc>
+          <w:tcPr>
+            <w:tcW w:type="dxa" w:w="2551"/>
+            <w:shd w:val="clear" w:color="auto" w:fill="6AA84F"/>
+            <w:tcMar>
+              <w:top w:w="30" w:type="dxa"/>
+              <w:left w:w="80" w:type="dxa"/>
+              <w:bottom w:w="30" w:type="dxa"/>
+              <w:right w:w="80" w:type="dxa"/>
+            </w:tcMar>
+          </w:tcPr>
+          <w:p>
+            <w:pPr>
+              <w:bidi/>
+              <w:spacing w:before="0" w:after="0" w:line="252" w:lineRule="auto"/>
+              <w:jc w:val="center"/>
+            </w:pPr>
+            <w:r>
+              <w:rPr>
+                <w:rFonts w:ascii="Calibri Light" w:hAnsi="Calibri Light" w:cs="Calibri Light"/>
+                <w:b/>
+                <w:bCs w:val="1"/>
+                <w:i w:val="0"/>
+                <w:color w:val="FFFFFF"/>
+                <w:sz w:val="18"/>
+                <w:szCs w:val="18"/>
+                <w:rtl/>
+              </w:rPr>
+              <w:t>معيار التقويم</w:t>
+            </w:r>
+          </w:p>
+        </w:tc>
+        <w:tc>
+          <w:tcPr>
+            <w:tcW w:type="dxa" w:w="2551"/>
+            <w:shd w:val="clear" w:color="auto" w:fill="6AA84F"/>
+            <w:tcMar>
+              <w:top w:w="30" w:type="dxa"/>
+              <w:left w:w="80" w:type="dxa"/>
+              <w:bottom w:w="30" w:type="dxa"/>
+              <w:right w:w="80" w:type="dxa"/>
+            </w:tcMar>
+          </w:tcPr>
+          <w:p>
+            <w:pPr>
+              <w:bidi/>
+              <w:spacing w:before="0" w:after="0" w:line="252" w:lineRule="auto"/>
+              <w:jc w:val="center"/>
+            </w:pPr>
+            <w:r>
+              <w:rPr>
+                <w:rFonts w:ascii="Calibri Light" w:hAnsi="Calibri Light" w:cs="Calibri Light"/>
+                <w:b/>
+                <w:bCs w:val="1"/>
+                <w:i w:val="0"/>
+                <w:color w:val="FFFFFF"/>
+                <w:sz w:val="18"/>
+                <w:szCs w:val="18"/>
+                <w:rtl/>
+              </w:rPr>
+              <w:t>وصف الأداء المأمول</w:t>
+            </w:r>
+          </w:p>
+        </w:tc>
+        <w:tc>
+          <w:tcPr>
+            <w:tcW w:type="dxa" w:w="2551"/>
+            <w:shd w:val="clear" w:color="auto" w:fill="6AA84F"/>
+            <w:tcMar>
+              <w:top w:w="30" w:type="dxa"/>
+              <w:left w:w="80" w:type="dxa"/>
+              <w:bottom w:w="30" w:type="dxa"/>
+              <w:right w:w="80" w:type="dxa"/>
+            </w:tcMar>
+          </w:tcPr>
+          <w:p>
+            <w:pPr>
+              <w:bidi/>
+              <w:spacing w:before="0" w:after="0" w:line="252" w:lineRule="auto"/>
+              <w:jc w:val="center"/>
+            </w:pPr>
+            <w:r>
+              <w:rPr>
+                <w:rFonts w:ascii="Calibri Light" w:hAnsi="Calibri Light" w:cs="Calibri Light"/>
+                <w:b/>
+                <w:bCs w:val="1"/>
+                <w:i w:val="0"/>
+                <w:color w:val="FFFFFF"/>
+                <w:sz w:val="18"/>
+                <w:szCs w:val="18"/>
+                <w:rtl/>
+              </w:rPr>
+              <w:t>الوزن</w:t>
+            </w:r>
+          </w:p>
+        </w:tc>
+        <w:tc>
+          <w:tcPr>
+            <w:tcW w:type="dxa" w:w="2551"/>
+            <w:shd w:val="clear" w:color="auto" w:fill="6AA84F"/>
+            <w:tcMar>
+              <w:top w:w="30" w:type="dxa"/>
+              <w:left w:w="80" w:type="dxa"/>
+              <w:bottom w:w="30" w:type="dxa"/>
+              <w:right w:w="80" w:type="dxa"/>
+            </w:tcMar>
+          </w:tcPr>
+          <w:p>
+            <w:pPr>
+              <w:bidi/>
+              <w:spacing w:before="0" w:after="0" w:line="252" w:lineRule="auto"/>
+              <w:jc w:val="center"/>
+            </w:pPr>
+            <w:r>
+              <w:rPr>
+                <w:rFonts w:ascii="Calibri Light" w:hAnsi="Calibri Light" w:cs="Calibri Light"/>
+                <w:b/>
+                <w:bCs w:val="1"/>
+                <w:i w:val="0"/>
+                <w:color w:val="FFFFFF"/>
+                <w:sz w:val="18"/>
+                <w:szCs w:val="18"/>
+                <w:rtl/>
+              </w:rPr>
+              <w:t>تقدير المُقوِّم</w:t>
+            </w:r>
+          </w:p>
+        </w:tc>
+      </w:tr>
+      <w:tr>
+        <w:tc>
+          <w:tcPr>
+            <w:tcW w:type="dxa" w:w="2551"/>
+            <w:shd w:val="clear" w:color="auto" w:fill="F2F7EC"/>
+            <w:tcMar>
+              <w:top w:w="30" w:type="dxa"/>
+              <w:left w:w="80" w:type="dxa"/>
+              <w:bottom w:w="30" w:type="dxa"/>
+              <w:right w:w="80" w:type="dxa"/>
+            </w:tcMar>
+          </w:tcPr>
+          <w:p>
+            <w:pPr>
+              <w:bidi/>
+              <w:spacing w:before="0" w:after="0" w:line="252" w:lineRule="auto"/>
+              <w:jc w:val="right"/>
+            </w:pPr>
+            <w:r>
+              <w:rPr>
+                <w:rFonts w:ascii="Calibri Light" w:hAnsi="Calibri Light" w:cs="Calibri Light"/>
+                <w:b/>
+                <w:bCs w:val="1"/>
+                <w:i w:val="0"/>
+                <w:color w:val="203864"/>
+                <w:sz w:val="18"/>
+                <w:szCs w:val="18"/>
+                <w:rtl/>
+              </w:rPr>
+              <w:t>دقة التوثيق اليومي</w:t>
+            </w:r>
+          </w:p>
+        </w:tc>
+        <w:tc>
+          <w:tcPr>
+            <w:tcW w:type="dxa" w:w="2551"/>
+            <w:tcMar>
+              <w:top w:w="30" w:type="dxa"/>
+              <w:left w:w="80" w:type="dxa"/>
+              <w:bottom w:w="30" w:type="dxa"/>
+              <w:right w:w="80" w:type="dxa"/>
+            </w:tcMar>
+          </w:tcPr>
+          <w:p>
+            <w:pPr>
+              <w:bidi/>
+              <w:spacing w:before="0" w:after="0" w:line="252" w:lineRule="auto"/>
+              <w:jc w:val="right"/>
+            </w:pPr>
+            <w:r>
+              <w:rPr>
+                <w:rFonts w:ascii="Calibri Light" w:hAnsi="Calibri Light" w:cs="Calibri Light"/>
+                <w:b w:val="0"/>
+                <w:bCs w:val="0"/>
+                <w:i w:val="0"/>
+                <w:color w:val="203864"/>
+                <w:sz w:val="18"/>
+                <w:szCs w:val="18"/>
+                <w:rtl/>
+              </w:rPr>
+              <w:t>سجلات محدثة يوميًا ومطابقة للواقع الميداني.</w:t>
+            </w:r>
+          </w:p>
+        </w:tc>
+        <w:tc>
+          <w:tcPr>
+            <w:tcW w:type="dxa" w:w="2551"/>
+            <w:tcMar>
+              <w:top w:w="30" w:type="dxa"/>
+              <w:left w:w="80" w:type="dxa"/>
+              <w:bottom w:w="30" w:type="dxa"/>
+              <w:right w:w="80" w:type="dxa"/>
+            </w:tcMar>
+          </w:tcPr>
+          <w:p>
+            <w:pPr>
+              <w:bidi/>
+              <w:spacing w:before="0" w:after="0" w:line="252" w:lineRule="auto"/>
+              <w:jc w:val="center"/>
+            </w:pPr>
+            <w:r>
+              <w:rPr>
+                <w:rFonts w:ascii="Calibri Light" w:hAnsi="Calibri Light" w:cs="Calibri Light"/>
+                <w:b/>
+                <w:bCs w:val="1"/>
+                <w:i w:val="0"/>
+                <w:color w:val="203864"/>
+                <w:sz w:val="18"/>
+                <w:szCs w:val="18"/>
+                <w:rtl/>
+              </w:rPr>
+              <w:t>25%</w:t>
+            </w:r>
+          </w:p>
+        </w:tc>
+        <w:tc>
+          <w:tcPr>
+            <w:tcW w:type="dxa" w:w="2551"/>
+            <w:tcMar>
+              <w:top w:w="30" w:type="dxa"/>
+              <w:left w:w="80" w:type="dxa"/>
+              <w:bottom w:w="30" w:type="dxa"/>
+              <w:right w:w="80" w:type="dxa"/>
+            </w:tcMar>
+          </w:tcPr>
+          <w:p>
+            <w:pPr>
+              <w:bidi/>
+              <w:spacing w:before="0" w:after="0" w:line="252" w:lineRule="auto"/>
+              <w:jc w:val="center"/>
+            </w:pPr>
+            <w:r>
+              <w:rPr>
+                <w:rFonts w:ascii="Calibri Light" w:hAnsi="Calibri Light" w:cs="Calibri Light"/>
+                <w:b w:val="0"/>
+                <w:bCs w:val="0"/>
+                <w:i w:val="0"/>
+                <w:color w:val="203864"/>
+                <w:sz w:val="18"/>
+                <w:szCs w:val="18"/>
+                <w:rtl/>
+              </w:rPr>
+              <w:t>____ / 4</w:t>
+            </w:r>
+          </w:p>
+        </w:tc>
+      </w:tr>
+      <w:tr>
+        <w:tc>
+          <w:tcPr>
+            <w:tcW w:type="dxa" w:w="2551"/>
+            <w:shd w:val="clear" w:color="auto" w:fill="F2F7EC"/>
+            <w:tcMar>
+              <w:top w:w="30" w:type="dxa"/>
+              <w:left w:w="80" w:type="dxa"/>
+              <w:bottom w:w="30" w:type="dxa"/>
+              <w:right w:w="80" w:type="dxa"/>
+            </w:tcMar>
+          </w:tcPr>
+          <w:p>
+            <w:pPr>
+              <w:bidi/>
+              <w:spacing w:before="0" w:after="0" w:line="252" w:lineRule="auto"/>
+              <w:jc w:val="right"/>
+            </w:pPr>
+            <w:r>
+              <w:rPr>
+                <w:rFonts w:ascii="Calibri Light" w:hAnsi="Calibri Light" w:cs="Calibri Light"/>
+                <w:b/>
+                <w:bCs w:val="1"/>
+                <w:i w:val="0"/>
+                <w:color w:val="203864"/>
+                <w:sz w:val="18"/>
+                <w:szCs w:val="18"/>
+                <w:rtl/>
+              </w:rPr>
+              <w:t>سرعة الاستجابة</w:t>
+            </w:r>
+          </w:p>
+        </w:tc>
+        <w:tc>
+          <w:tcPr>
+            <w:tcW w:type="dxa" w:w="2551"/>
+            <w:tcMar>
+              <w:top w:w="30" w:type="dxa"/>
+              <w:left w:w="80" w:type="dxa"/>
+              <w:bottom w:w="30" w:type="dxa"/>
+              <w:right w:w="80" w:type="dxa"/>
+            </w:tcMar>
+          </w:tcPr>
+          <w:p>
+            <w:pPr>
+              <w:bidi/>
+              <w:spacing w:before="0" w:after="0" w:line="252" w:lineRule="auto"/>
+              <w:jc w:val="right"/>
+            </w:pPr>
+            <w:r>
+              <w:rPr>
+                <w:rFonts w:ascii="Calibri Light" w:hAnsi="Calibri Light" w:cs="Calibri Light"/>
+                <w:b w:val="0"/>
+                <w:bCs w:val="0"/>
+                <w:i w:val="0"/>
+                <w:color w:val="203864"/>
+                <w:sz w:val="18"/>
+                <w:szCs w:val="18"/>
+                <w:rtl/>
+              </w:rPr>
+              <w:t>التواصل مع الأسرة خلال 24 ساعة للحالات المتجددة.</w:t>
+            </w:r>
+          </w:p>
+        </w:tc>
+        <w:tc>
+          <w:tcPr>
+            <w:tcW w:type="dxa" w:w="2551"/>
+            <w:tcMar>
+              <w:top w:w="30" w:type="dxa"/>
+              <w:left w:w="80" w:type="dxa"/>
+              <w:bottom w:w="30" w:type="dxa"/>
+              <w:right w:w="80" w:type="dxa"/>
+            </w:tcMar>
+          </w:tcPr>
+          <w:p>
+            <w:pPr>
+              <w:bidi/>
+              <w:spacing w:before="0" w:after="0" w:line="252" w:lineRule="auto"/>
+              <w:jc w:val="center"/>
+            </w:pPr>
+            <w:r>
+              <w:rPr>
+                <w:rFonts w:ascii="Calibri Light" w:hAnsi="Calibri Light" w:cs="Calibri Light"/>
+                <w:b/>
+                <w:bCs w:val="1"/>
+                <w:i w:val="0"/>
+                <w:color w:val="203864"/>
+                <w:sz w:val="18"/>
+                <w:szCs w:val="18"/>
+                <w:rtl/>
+              </w:rPr>
+              <w:t>20%</w:t>
+            </w:r>
+          </w:p>
+        </w:tc>
+        <w:tc>
+          <w:tcPr>
+            <w:tcW w:type="dxa" w:w="2551"/>
+            <w:tcMar>
+              <w:top w:w="30" w:type="dxa"/>
+              <w:left w:w="80" w:type="dxa"/>
+              <w:bottom w:w="30" w:type="dxa"/>
+              <w:right w:w="80" w:type="dxa"/>
+            </w:tcMar>
+          </w:tcPr>
+          <w:p>
+            <w:pPr>
+              <w:bidi/>
+              <w:spacing w:before="0" w:after="0" w:line="252" w:lineRule="auto"/>
+              <w:jc w:val="center"/>
+            </w:pPr>
+            <w:r>
+              <w:rPr>
+                <w:rFonts w:ascii="Calibri Light" w:hAnsi="Calibri Light" w:cs="Calibri Light"/>
+                <w:b w:val="0"/>
+                <w:bCs w:val="0"/>
+                <w:i w:val="0"/>
+                <w:color w:val="203864"/>
+                <w:sz w:val="18"/>
+                <w:szCs w:val="18"/>
+                <w:rtl/>
+              </w:rPr>
+              <w:t>____ / 4</w:t>
+            </w:r>
+          </w:p>
+        </w:tc>
+      </w:tr>
+      <w:tr>
+        <w:tc>
+          <w:tcPr>
+            <w:tcW w:type="dxa" w:w="2551"/>
+            <w:shd w:val="clear" w:color="auto" w:fill="F2F7EC"/>
+            <w:tcMar>
+              <w:top w:w="30" w:type="dxa"/>
+              <w:left w:w="80" w:type="dxa"/>
+              <w:bottom w:w="30" w:type="dxa"/>
+              <w:right w:w="80" w:type="dxa"/>
+            </w:tcMar>
+          </w:tcPr>
+          <w:p>
+            <w:pPr>
+              <w:bidi/>
+              <w:spacing w:before="0" w:after="0" w:line="252" w:lineRule="auto"/>
+              <w:jc w:val="right"/>
+            </w:pPr>
+            <w:r>
+              <w:rPr>
+                <w:rFonts w:ascii="Calibri Light" w:hAnsi="Calibri Light" w:cs="Calibri Light"/>
+                <w:b/>
+                <w:bCs w:val="1"/>
+                <w:i w:val="0"/>
+                <w:color w:val="203864"/>
+                <w:sz w:val="18"/>
+                <w:szCs w:val="18"/>
+                <w:rtl/>
+              </w:rPr>
+              <w:t>تطبيق بروتوكول التصعيد</w:t>
+            </w:r>
+          </w:p>
+        </w:tc>
+        <w:tc>
+          <w:tcPr>
+            <w:tcW w:type="dxa" w:w="2551"/>
+            <w:tcMar>
+              <w:top w:w="30" w:type="dxa"/>
+              <w:left w:w="80" w:type="dxa"/>
+              <w:bottom w:w="30" w:type="dxa"/>
+              <w:right w:w="80" w:type="dxa"/>
+            </w:tcMar>
+          </w:tcPr>
+          <w:p>
+            <w:pPr>
+              <w:bidi/>
+              <w:spacing w:before="0" w:after="0" w:line="252" w:lineRule="auto"/>
+              <w:jc w:val="right"/>
+            </w:pPr>
+            <w:r>
+              <w:rPr>
+                <w:rFonts w:ascii="Calibri Light" w:hAnsi="Calibri Light" w:cs="Calibri Light"/>
+                <w:b w:val="0"/>
+                <w:bCs w:val="0"/>
+                <w:i w:val="0"/>
+                <w:color w:val="203864"/>
+                <w:sz w:val="18"/>
+                <w:szCs w:val="18"/>
+                <w:rtl/>
+              </w:rPr>
+              <w:t>التزام مراحل المعالجة المتفق عليها بالترتيب.</w:t>
+            </w:r>
+          </w:p>
+        </w:tc>
+        <w:tc>
+          <w:tcPr>
+            <w:tcW w:type="dxa" w:w="2551"/>
+            <w:tcMar>
+              <w:top w:w="30" w:type="dxa"/>
+              <w:left w:w="80" w:type="dxa"/>
+              <w:bottom w:w="30" w:type="dxa"/>
+              <w:right w:w="80" w:type="dxa"/>
+            </w:tcMar>
+          </w:tcPr>
+          <w:p>
+            <w:pPr>
+              <w:bidi/>
+              <w:spacing w:before="0" w:after="0" w:line="252" w:lineRule="auto"/>
+              <w:jc w:val="center"/>
+            </w:pPr>
+            <w:r>
+              <w:rPr>
+                <w:rFonts w:ascii="Calibri Light" w:hAnsi="Calibri Light" w:cs="Calibri Light"/>
+                <w:b/>
+                <w:bCs w:val="1"/>
+                <w:i w:val="0"/>
+                <w:color w:val="203864"/>
+                <w:sz w:val="18"/>
+                <w:szCs w:val="18"/>
+                <w:rtl/>
+              </w:rPr>
+              <w:t>20%</w:t>
+            </w:r>
+          </w:p>
+        </w:tc>
+        <w:tc>
+          <w:tcPr>
+            <w:tcW w:type="dxa" w:w="2551"/>
+            <w:tcMar>
+              <w:top w:w="30" w:type="dxa"/>
+              <w:left w:w="80" w:type="dxa"/>
+              <w:bottom w:w="30" w:type="dxa"/>
+              <w:right w:w="80" w:type="dxa"/>
+            </w:tcMar>
+          </w:tcPr>
+          <w:p>
+            <w:pPr>
+              <w:bidi/>
+              <w:spacing w:before="0" w:after="0" w:line="252" w:lineRule="auto"/>
+              <w:jc w:val="center"/>
+            </w:pPr>
+            <w:r>
+              <w:rPr>
+                <w:rFonts w:ascii="Calibri Light" w:hAnsi="Calibri Light" w:cs="Calibri Light"/>
+                <w:b w:val="0"/>
+                <w:bCs w:val="0"/>
+                <w:i w:val="0"/>
+                <w:color w:val="203864"/>
+                <w:sz w:val="18"/>
+                <w:szCs w:val="18"/>
+                <w:rtl/>
+              </w:rPr>
+              <w:t>____ / 4</w:t>
+            </w:r>
+          </w:p>
+        </w:tc>
+      </w:tr>
+      <w:tr>
+        <w:tc>
+          <w:tcPr>
+            <w:tcW w:type="dxa" w:w="2551"/>
+            <w:shd w:val="clear" w:color="auto" w:fill="F2F7EC"/>
+            <w:tcMar>
+              <w:top w:w="30" w:type="dxa"/>
+              <w:left w:w="80" w:type="dxa"/>
+              <w:bottom w:w="30" w:type="dxa"/>
+              <w:right w:w="80" w:type="dxa"/>
+            </w:tcMar>
+          </w:tcPr>
+          <w:p>
+            <w:pPr>
+              <w:bidi/>
+              <w:spacing w:before="0" w:after="0" w:line="252" w:lineRule="auto"/>
+              <w:jc w:val="right"/>
+            </w:pPr>
+            <w:r>
+              <w:rPr>
+                <w:rFonts w:ascii="Calibri Light" w:hAnsi="Calibri Light" w:cs="Calibri Light"/>
+                <w:b/>
+                <w:bCs w:val="1"/>
+                <w:i w:val="0"/>
+                <w:color w:val="203864"/>
+                <w:sz w:val="18"/>
+                <w:szCs w:val="18"/>
+                <w:rtl/>
+              </w:rPr>
+              <w:t>الملفات الفردية</w:t>
+            </w:r>
+          </w:p>
+        </w:tc>
+        <w:tc>
+          <w:tcPr>
+            <w:tcW w:type="dxa" w:w="2551"/>
+            <w:tcMar>
+              <w:top w:w="30" w:type="dxa"/>
+              <w:left w:w="80" w:type="dxa"/>
+              <w:bottom w:w="30" w:type="dxa"/>
+              <w:right w:w="80" w:type="dxa"/>
+            </w:tcMar>
+          </w:tcPr>
+          <w:p>
+            <w:pPr>
+              <w:bidi/>
+              <w:spacing w:before="0" w:after="0" w:line="252" w:lineRule="auto"/>
+              <w:jc w:val="right"/>
+            </w:pPr>
+            <w:r>
+              <w:rPr>
+                <w:rFonts w:ascii="Calibri Light" w:hAnsi="Calibri Light" w:cs="Calibri Light"/>
+                <w:b w:val="0"/>
+                <w:bCs w:val="0"/>
+                <w:i w:val="0"/>
+                <w:color w:val="203864"/>
+                <w:sz w:val="18"/>
+                <w:szCs w:val="18"/>
+                <w:rtl/>
+              </w:rPr>
+              <w:t>خطط دعم للحالات المتكررة ومراجعتها.</w:t>
+            </w:r>
+          </w:p>
+        </w:tc>
+        <w:tc>
+          <w:tcPr>
+            <w:tcW w:type="dxa" w:w="2551"/>
+            <w:tcMar>
+              <w:top w:w="30" w:type="dxa"/>
+              <w:left w:w="80" w:type="dxa"/>
+              <w:bottom w:w="30" w:type="dxa"/>
+              <w:right w:w="80" w:type="dxa"/>
+            </w:tcMar>
+          </w:tcPr>
+          <w:p>
+            <w:pPr>
+              <w:bidi/>
+              <w:spacing w:before="0" w:after="0" w:line="252" w:lineRule="auto"/>
+              <w:jc w:val="center"/>
+            </w:pPr>
+            <w:r>
+              <w:rPr>
+                <w:rFonts w:ascii="Calibri Light" w:hAnsi="Calibri Light" w:cs="Calibri Light"/>
+                <w:b/>
+                <w:bCs w:val="1"/>
+                <w:i w:val="0"/>
+                <w:color w:val="203864"/>
+                <w:sz w:val="18"/>
+                <w:szCs w:val="18"/>
+                <w:rtl/>
+              </w:rPr>
+              <w:t>20%</w:t>
+            </w:r>
+          </w:p>
+        </w:tc>
+        <w:tc>
+          <w:tcPr>
+            <w:tcW w:type="dxa" w:w="2551"/>
+            <w:tcMar>
+              <w:top w:w="30" w:type="dxa"/>
+              <w:left w:w="80" w:type="dxa"/>
+              <w:bottom w:w="30" w:type="dxa"/>
+              <w:right w:w="80" w:type="dxa"/>
+            </w:tcMar>
+          </w:tcPr>
+          <w:p>
+            <w:pPr>
+              <w:bidi/>
+              <w:spacing w:before="0" w:after="0" w:line="252" w:lineRule="auto"/>
+              <w:jc w:val="center"/>
+            </w:pPr>
+            <w:r>
+              <w:rPr>
+                <w:rFonts w:ascii="Calibri Light" w:hAnsi="Calibri Light" w:cs="Calibri Light"/>
+                <w:b w:val="0"/>
+                <w:bCs w:val="0"/>
+                <w:i w:val="0"/>
+                <w:color w:val="203864"/>
+                <w:sz w:val="18"/>
+                <w:szCs w:val="18"/>
+                <w:rtl/>
+              </w:rPr>
+              <w:t>____ / 4</w:t>
+            </w:r>
+          </w:p>
+        </w:tc>
+      </w:tr>
+      <w:tr>
+        <w:tc>
+          <w:tcPr>
+            <w:tcW w:type="dxa" w:w="2551"/>
+            <w:shd w:val="clear" w:color="auto" w:fill="F2F7EC"/>
+            <w:tcMar>
+              <w:top w:w="30" w:type="dxa"/>
+              <w:left w:w="80" w:type="dxa"/>
+              <w:bottom w:w="30" w:type="dxa"/>
+              <w:right w:w="80" w:type="dxa"/>
+            </w:tcMar>
+          </w:tcPr>
+          <w:p>
+            <w:pPr>
+              <w:bidi/>
+              <w:spacing w:before="0" w:after="0" w:line="252" w:lineRule="auto"/>
+              <w:jc w:val="right"/>
+            </w:pPr>
+            <w:r>
+              <w:rPr>
+                <w:rFonts w:ascii="Calibri Light" w:hAnsi="Calibri Light" w:cs="Calibri Light"/>
+                <w:b/>
+                <w:bCs w:val="1"/>
+                <w:i w:val="0"/>
+                <w:color w:val="203864"/>
+                <w:sz w:val="18"/>
+                <w:szCs w:val="18"/>
+                <w:rtl/>
+              </w:rPr>
+              <w:t>تحليل الأنماط</w:t>
+            </w:r>
+          </w:p>
+        </w:tc>
+        <w:tc>
+          <w:tcPr>
+            <w:tcW w:type="dxa" w:w="2551"/>
+            <w:tcMar>
+              <w:top w:w="30" w:type="dxa"/>
+              <w:left w:w="80" w:type="dxa"/>
+              <w:bottom w:w="30" w:type="dxa"/>
+              <w:right w:w="80" w:type="dxa"/>
+            </w:tcMar>
+          </w:tcPr>
+          <w:p>
+            <w:pPr>
+              <w:bidi/>
+              <w:spacing w:before="0" w:after="0" w:line="252" w:lineRule="auto"/>
+              <w:jc w:val="right"/>
+            </w:pPr>
+            <w:r>
+              <w:rPr>
+                <w:rFonts w:ascii="Calibri Light" w:hAnsi="Calibri Light" w:cs="Calibri Light"/>
+                <w:b w:val="0"/>
+                <w:bCs w:val="0"/>
+                <w:i w:val="0"/>
+                <w:color w:val="203864"/>
+                <w:sz w:val="18"/>
+                <w:szCs w:val="18"/>
+                <w:rtl/>
+              </w:rPr>
+              <w:t>تقارير أسبوعية تبرز الحالات المزمنة وسبل معالجتها.</w:t>
+            </w:r>
+          </w:p>
+        </w:tc>
+        <w:tc>
+          <w:tcPr>
+            <w:tcW w:type="dxa" w:w="2551"/>
+            <w:tcMar>
+              <w:top w:w="30" w:type="dxa"/>
+              <w:left w:w="80" w:type="dxa"/>
+              <w:bottom w:w="30" w:type="dxa"/>
+              <w:right w:w="80" w:type="dxa"/>
+            </w:tcMar>
+          </w:tcPr>
+          <w:p>
+            <w:pPr>
+              <w:bidi/>
+              <w:spacing w:before="0" w:after="0" w:line="252" w:lineRule="auto"/>
+              <w:jc w:val="center"/>
+            </w:pPr>
+            <w:r>
+              <w:rPr>
+                <w:rFonts w:ascii="Calibri Light" w:hAnsi="Calibri Light" w:cs="Calibri Light"/>
+                <w:b/>
+                <w:bCs w:val="1"/>
+                <w:i w:val="0"/>
+                <w:color w:val="203864"/>
+                <w:sz w:val="18"/>
+                <w:szCs w:val="18"/>
+                <w:rtl/>
+              </w:rPr>
+              <w:t>15%</w:t>
+            </w:r>
+          </w:p>
+        </w:tc>
+        <w:tc>
+          <w:tcPr>
+            <w:tcW w:type="dxa" w:w="2551"/>
+            <w:tcMar>
+              <w:top w:w="30" w:type="dxa"/>
+              <w:left w:w="80" w:type="dxa"/>
+              <w:bottom w:w="30" w:type="dxa"/>
+              <w:right w:w="80" w:type="dxa"/>
+            </w:tcMar>
+          </w:tcPr>
+          <w:p>
+            <w:pPr>
+              <w:bidi/>
+              <w:spacing w:before="0" w:after="0" w:line="252" w:lineRule="auto"/>
+              <w:jc w:val="center"/>
+            </w:pPr>
+            <w:r>
+              <w:rPr>
+                <w:rFonts w:ascii="Calibri Light" w:hAnsi="Calibri Light" w:cs="Calibri Light"/>
+                <w:b w:val="0"/>
+                <w:bCs w:val="0"/>
+                <w:i w:val="0"/>
+                <w:color w:val="203864"/>
+                <w:sz w:val="18"/>
+                <w:szCs w:val="18"/>
+                <w:rtl/>
+              </w:rPr>
+              <w:t>____ / 4</w:t>
+            </w:r>
+          </w:p>
+        </w:tc>
+      </w:tr>
+    </w:tbl>
+    <w:tbl>
+      <w:tblPr>
+        <w:bidiVisual/>
+        <w:tblW w:type="auto" w:w="0"/>
+        <w:tblBorders>
+          <w:top w:val="single" w:sz="4" w:space="0" w:color="1F4E79"/>
+          <w:left w:val="single" w:sz="4" w:space="0" w:color="1F4E79"/>
+          <w:bottom w:val="single" w:sz="4" w:space="0" w:color="1F4E79"/>
+          <w:right w:val="single" w:sz="4" w:space="0" w:color="1F4E79"/>
+          <w:insideH w:val="single" w:sz="4" w:space="0" w:color="1F4E79"/>
+          <w:insideV w:val="single" w:sz="4" w:space="0" w:color="1F4E79"/>
+        </w:tblBorders>
+        <w:tblLook w:firstColumn="1" w:firstRow="1" w:lastColumn="0" w:lastRow="0" w:noHBand="0" w:noVBand="1" w:val="04A0"/>
+      </w:tblPr>
+      <w:tblGrid>
+        <w:gridCol w:w="10206"/>
+      </w:tblGrid>
+      <w:tr>
+        <w:tc>
+          <w:tcPr>
+            <w:tcW w:type="dxa" w:w="10206"/>
+            <w:shd w:val="clear" w:color="auto" w:fill="EDF3F8"/>
+            <w:tcMar>
+              <w:top w:w="50" w:type="dxa"/>
+              <w:left w:w="100" w:type="dxa"/>
+              <w:bottom w:w="50" w:type="dxa"/>
+              <w:right w:w="100" w:type="dxa"/>
+            </w:tcMar>
+          </w:tcPr>
+          <w:p>
+            <w:pPr>
+              <w:bidi/>
+              <w:spacing w:before="0" w:after="20" w:line="264" w:lineRule="auto"/>
+              <w:jc w:val="right"/>
+            </w:pPr>
+            <w:r>
+              <w:rPr>
+                <w:rFonts w:ascii="Calibri Light" w:hAnsi="Calibri Light" w:cs="Calibri Light"/>
+                <w:b/>
+                <w:bCs w:val="1"/>
+                <w:i w:val="0"/>
+                <w:color w:val="1F4E79"/>
+                <w:sz w:val="18"/>
+                <w:szCs w:val="18"/>
+                <w:rtl/>
+              </w:rPr>
+              <w:t>طريقة احتساب الحكم الإجمالي:</w:t>
+            </w:r>
+          </w:p>
+          <w:p>
+            <w:pPr>
+              <w:bidi/>
+              <w:spacing w:before="0" w:after="20" w:line="264" w:lineRule="auto"/>
+              <w:jc w:val="right"/>
+            </w:pPr>
+            <w:r>
+              <w:rPr>
+                <w:rFonts w:ascii="Calibri Light" w:hAnsi="Calibri Light" w:cs="Calibri Light"/>
+                <w:b w:val="0"/>
+                <w:bCs w:val="0"/>
+                <w:i w:val="0"/>
+                <w:color w:val="203864"/>
+                <w:sz w:val="18"/>
+                <w:szCs w:val="18"/>
+                <w:rtl/>
+              </w:rPr>
+              <w:t>الدرجة الكلية = مجموع (درجة كل معيار × وزنه) ÷ 4 — والنتيجة: 3.5 فأعلى: متقن | 2.5–3.4: متمكن | 1.5–2.4: نامٍ | أقل من 1.5: مبتدئ (تُعد خطة تدخل عاجلة).</w:t>
+            </w:r>
+          </w:p>
+        </w:tc>
+      </w:tr>
+    </w:tbl>
+    <w:p>
+      <w:pPr>
+        <w:shd w:val="clear" w:color="auto" w:fill="6AA84F"/>
+        <w:bidi/>
+        <w:spacing w:before="100" w:after="60" w:line="252" w:lineRule="auto"/>
+        <w:ind w:left="68" w:right="68"/>
+        <w:jc w:val="right"/>
+      </w:pPr>
+      <w:r>
+        <w:rPr>
+          <w:rFonts w:ascii="Calibri Light" w:hAnsi="Calibri Light" w:cs="Calibri Light"/>
+          <w:b/>
+          <w:bCs w:val="1"/>
+          <w:i w:val="0"/>
+          <w:color w:val="FFFFFF"/>
+          <w:sz w:val="21"/>
+          <w:szCs w:val="21"/>
+          <w:rtl/>
+        </w:rPr>
+        <w:t xml:space="preserve">  ثالثًا: شواهد الإنجاز المطلوبة</w:t>
+      </w:r>
+    </w:p>
+    <w:p>
+      <w:pPr>
+        <w:bidi/>
+        <w:spacing w:before="0" w:after="40" w:line="269" w:lineRule="auto"/>
+        <w:ind w:right="198" w:hanging="198"/>
+        <w:jc w:val="right"/>
+      </w:pPr>
+      <w:r>
+        <w:rPr>
+          <w:rFonts w:ascii="Calibri Light" w:hAnsi="Calibri Light" w:cs="Calibri Light"/>
+          <w:b/>
+          <w:bCs w:val="1"/>
+          <w:i w:val="0"/>
+          <w:color w:val="6AA84F"/>
+          <w:sz w:val="20"/>
+          <w:szCs w:val="20"/>
+          <w:rtl/>
+        </w:rPr>
+        <w:t xml:space="preserve">◆ </w:t>
+      </w:r>
+      <w:r>
+        <w:rPr>
+          <w:rFonts w:ascii="Calibri Light" w:hAnsi="Calibri Light" w:cs="Calibri Light"/>
+          <w:b/>
+          <w:bCs w:val="1"/>
+          <w:i w:val="0"/>
+          <w:color w:val="1F4E79"/>
+          <w:sz w:val="20"/>
+          <w:szCs w:val="20"/>
+          <w:rtl/>
+        </w:rPr>
+        <w:t xml:space="preserve">شاهد: </w:t>
+      </w:r>
+      <w:r>
+        <w:rPr>
+          <w:rFonts w:ascii="Calibri Light" w:hAnsi="Calibri Light" w:cs="Calibri Light"/>
+          <w:b w:val="0"/>
+          <w:bCs w:val="0"/>
+          <w:i w:val="0"/>
+          <w:color w:val="203864"/>
+          <w:sz w:val="20"/>
+          <w:szCs w:val="20"/>
+          <w:rtl/>
+        </w:rPr>
+        <w:t>سجل الرصد اليومي (نموذجان: حضور/مخالفات).</w:t>
+      </w:r>
+    </w:p>
+    <w:p>
+      <w:pPr>
+        <w:bidi/>
+        <w:spacing w:before="0" w:after="40" w:line="269" w:lineRule="auto"/>
+        <w:ind w:right="198" w:hanging="198"/>
+        <w:jc w:val="right"/>
+      </w:pPr>
+      <w:r>
+        <w:rPr>
+          <w:rFonts w:ascii="Calibri Light" w:hAnsi="Calibri Light" w:cs="Calibri Light"/>
+          <w:b/>
+          <w:bCs w:val="1"/>
+          <w:i w:val="0"/>
+          <w:color w:val="6AA84F"/>
+          <w:sz w:val="20"/>
+          <w:szCs w:val="20"/>
+          <w:rtl/>
+        </w:rPr>
+        <w:t xml:space="preserve">◆ </w:t>
+      </w:r>
+      <w:r>
+        <w:rPr>
+          <w:rFonts w:ascii="Calibri Light" w:hAnsi="Calibri Light" w:cs="Calibri Light"/>
+          <w:b/>
+          <w:bCs w:val="1"/>
+          <w:i w:val="0"/>
+          <w:color w:val="1F4E79"/>
+          <w:sz w:val="20"/>
+          <w:szCs w:val="20"/>
+          <w:rtl/>
+        </w:rPr>
+        <w:t xml:space="preserve">شاهد: </w:t>
+      </w:r>
+      <w:r>
+        <w:rPr>
+          <w:rFonts w:ascii="Calibri Light" w:hAnsi="Calibri Light" w:cs="Calibri Light"/>
+          <w:b w:val="0"/>
+          <w:bCs w:val="0"/>
+          <w:i w:val="0"/>
+          <w:color w:val="203864"/>
+          <w:sz w:val="20"/>
+          <w:szCs w:val="20"/>
+          <w:rtl/>
+        </w:rPr>
+        <w:t>سجل التواصل مع الأسر (اتصالات/رسائل).</w:t>
+      </w:r>
+    </w:p>
+    <w:p>
+      <w:pPr>
+        <w:bidi/>
+        <w:spacing w:before="0" w:after="40" w:line="269" w:lineRule="auto"/>
+        <w:ind w:right="198" w:hanging="198"/>
+        <w:jc w:val="right"/>
+      </w:pPr>
+      <w:r>
+        <w:rPr>
+          <w:rFonts w:ascii="Calibri Light" w:hAnsi="Calibri Light" w:cs="Calibri Light"/>
+          <w:b/>
+          <w:bCs w:val="1"/>
+          <w:i w:val="0"/>
+          <w:color w:val="6AA84F"/>
+          <w:sz w:val="20"/>
+          <w:szCs w:val="20"/>
+          <w:rtl/>
+        </w:rPr>
+        <w:t xml:space="preserve">◆ </w:t>
+      </w:r>
+      <w:r>
+        <w:rPr>
+          <w:rFonts w:ascii="Calibri Light" w:hAnsi="Calibri Light" w:cs="Calibri Light"/>
+          <w:b/>
+          <w:bCs w:val="1"/>
+          <w:i w:val="0"/>
+          <w:color w:val="1F4E79"/>
+          <w:sz w:val="20"/>
+          <w:szCs w:val="20"/>
+          <w:rtl/>
+        </w:rPr>
+        <w:t xml:space="preserve">شاهد: </w:t>
+      </w:r>
+      <w:r>
+        <w:rPr>
+          <w:rFonts w:ascii="Calibri Light" w:hAnsi="Calibri Light" w:cs="Calibri Light"/>
+          <w:b w:val="0"/>
+          <w:bCs w:val="0"/>
+          <w:i w:val="0"/>
+          <w:color w:val="203864"/>
+          <w:sz w:val="20"/>
+          <w:szCs w:val="20"/>
+          <w:rtl/>
+        </w:rPr>
+        <w:t>خطط الدعم الفردية للحالات المتكررة.</w:t>
+      </w:r>
+    </w:p>
+    <w:p>
+      <w:pPr>
+        <w:bidi/>
+        <w:spacing w:before="0" w:after="40" w:line="269" w:lineRule="auto"/>
+        <w:ind w:right="198" w:hanging="198"/>
+        <w:jc w:val="right"/>
+      </w:pPr>
+      <w:r>
+        <w:rPr>
+          <w:rFonts w:ascii="Calibri Light" w:hAnsi="Calibri Light" w:cs="Calibri Light"/>
+          <w:b/>
+          <w:bCs w:val="1"/>
+          <w:i w:val="0"/>
+          <w:color w:val="6AA84F"/>
+          <w:sz w:val="20"/>
+          <w:szCs w:val="20"/>
+          <w:rtl/>
+        </w:rPr>
+        <w:t xml:space="preserve">◆ </w:t>
+      </w:r>
+      <w:r>
+        <w:rPr>
+          <w:rFonts w:ascii="Calibri Light" w:hAnsi="Calibri Light" w:cs="Calibri Light"/>
+          <w:b/>
+          <w:bCs w:val="1"/>
+          <w:i w:val="0"/>
+          <w:color w:val="1F4E79"/>
+          <w:sz w:val="20"/>
+          <w:szCs w:val="20"/>
+          <w:rtl/>
+        </w:rPr>
+        <w:t xml:space="preserve">شاهد: </w:t>
+      </w:r>
+      <w:r>
+        <w:rPr>
+          <w:rFonts w:ascii="Calibri Light" w:hAnsi="Calibri Light" w:cs="Calibri Light"/>
+          <w:b w:val="0"/>
+          <w:bCs w:val="0"/>
+          <w:i w:val="0"/>
+          <w:color w:val="203864"/>
+          <w:sz w:val="20"/>
+          <w:szCs w:val="20"/>
+          <w:rtl/>
+        </w:rPr>
+        <w:t>التقرير الأسبوعي للإدارة.</w:t>
+      </w:r>
+    </w:p>
+    <w:p>
+      <w:r>
+        <w:br w:type="page"/>
+      </w:r>
+    </w:p>
+    <w:tbl>
+      <w:tblPr>
+        <w:bidiVisual/>
+        <w:tblW w:type="auto" w:w="0"/>
+        <w:tblBorders>
+          <w:top w:val="none" w:sz="0" w:color="auto"/>
+          <w:left w:val="none" w:sz="0" w:color="auto"/>
+          <w:bottom w:val="none" w:sz="0" w:color="auto"/>
+          <w:right w:val="none" w:sz="0" w:color="auto"/>
+          <w:insideH w:val="none" w:sz="0" w:color="auto"/>
+          <w:insideV w:val="none" w:sz="0" w:color="auto"/>
+        </w:tblBorders>
+        <w:tblLook w:firstColumn="1" w:firstRow="1" w:lastColumn="0" w:lastRow="0" w:noHBand="0" w:noVBand="1" w:val="04A0"/>
+      </w:tblPr>
+      <w:tblGrid>
+        <w:gridCol w:w="10206"/>
+      </w:tblGrid>
+      <w:tr>
+        <w:tc>
+          <w:tcPr>
+            <w:tcW w:type="dxa" w:w="10206"/>
+            <w:shd w:val="clear" w:color="auto" w:fill="1F4E79"/>
+            <w:tcMar>
+              <w:top w:w="90" w:type="dxa"/>
+              <w:left w:w="140" w:type="dxa"/>
+              <w:bottom w:w="90" w:type="dxa"/>
+              <w:right w:w="140" w:type="dxa"/>
+            </w:tcMar>
+          </w:tcPr>
+          <w:p>
+            <w:pPr>
+              <w:bidi/>
+              <w:spacing w:before="0" w:after="0" w:line="264" w:lineRule="auto"/>
+              <w:jc w:val="right"/>
+            </w:pPr>
+            <w:r>
+              <w:rPr>
+                <w:rFonts w:ascii="Calibri Light" w:hAnsi="Calibri Light" w:cs="Calibri Light"/>
+                <w:b/>
+                <w:bCs w:val="1"/>
+                <w:i w:val="0"/>
+                <w:color w:val="FFFFFF"/>
+                <w:sz w:val="24"/>
+                <w:szCs w:val="24"/>
+                <w:rtl/>
+              </w:rPr>
+              <w:t>ملحق (ب): استمارة المتابعة والتقويم — الإضاءة 4</w:t>
+            </w:r>
+          </w:p>
+        </w:tc>
+      </w:tr>
+    </w:tbl>
+    <w:tbl>
+      <w:tblPr>
+        <w:bidiVisual/>
+        <w:tblW w:type="auto" w:w="0"/>
+        <w:tblBorders>
+          <w:top w:val="single" w:sz="4" w:space="0" w:color="B7C9DA"/>
+          <w:left w:val="single" w:sz="4" w:space="0" w:color="B7C9DA"/>
+          <w:bottom w:val="single" w:sz="4" w:space="0" w:color="B7C9DA"/>
+          <w:right w:val="single" w:sz="4" w:space="0" w:color="B7C9DA"/>
+          <w:insideH w:val="single" w:sz="4" w:space="0" w:color="B7C9DA"/>
+          <w:insideV w:val="single" w:sz="4" w:space="0" w:color="B7C9DA"/>
+        </w:tblBorders>
+        <w:tblLook w:firstColumn="1" w:firstRow="1" w:lastColumn="0" w:lastRow="0" w:noHBand="0" w:noVBand="1" w:val="04A0"/>
+      </w:tblPr>
+      <w:tblGrid>
+        <w:gridCol w:w="10206"/>
+      </w:tblGrid>
+      <w:tr>
+        <w:tc>
+          <w:tcPr>
+            <w:tcW w:type="dxa" w:w="10206"/>
+            <w:shd w:val="clear" w:color="auto" w:fill="F7FAF2"/>
+            <w:tcMar>
+              <w:top w:w="50" w:type="dxa"/>
+              <w:left w:w="100" w:type="dxa"/>
+              <w:bottom w:w="50" w:type="dxa"/>
+              <w:right w:w="100" w:type="dxa"/>
+            </w:tcMar>
+          </w:tcPr>
+          <w:p>
+            <w:pPr>
+              <w:bidi/>
+              <w:spacing w:before="0" w:after="20" w:line="264" w:lineRule="auto"/>
+              <w:jc w:val="right"/>
+            </w:pPr>
+            <w:r>
+              <w:rPr>
+                <w:rFonts w:ascii="Calibri Light" w:hAnsi="Calibri Light" w:cs="Calibri Light"/>
+                <w:b w:val="0"/>
+                <w:bCs w:val="0"/>
+                <w:i w:val="0"/>
+                <w:color w:val="203864"/>
+                <w:sz w:val="19"/>
+                <w:szCs w:val="19"/>
+                <w:rtl/>
+              </w:rPr>
+              <w:t>المدرسة: ....................................    |    الفصل/الشعبة: ..............    |    التاريخ: ......... / ......... / 1447هـ</w:t>
+            </w:r>
+          </w:p>
+          <w:p>
+            <w:pPr>
+              <w:bidi/>
+              <w:spacing w:before="0" w:after="20" w:line="264" w:lineRule="auto"/>
+              <w:jc w:val="right"/>
+            </w:pPr>
+            <w:r>
+              <w:rPr>
+                <w:rFonts w:ascii="Calibri Light" w:hAnsi="Calibri Light" w:cs="Calibri Light"/>
+                <w:b w:val="0"/>
+                <w:bCs w:val="0"/>
+                <w:i w:val="0"/>
+                <w:color w:val="203864"/>
+                <w:sz w:val="19"/>
+                <w:szCs w:val="19"/>
+                <w:rtl/>
+              </w:rPr>
+              <w:t>اسم المُقوِّم: ....................................    |    الصفة: ( مرشد طلابي / وكيل / مشرف )</w:t>
+            </w:r>
+          </w:p>
+        </w:tc>
+      </w:tr>
+    </w:tbl>
+    <w:p>
+      <w:pPr>
+        <w:shd w:val="clear" w:color="auto" w:fill="6AA84F"/>
+        <w:bidi/>
+        <w:spacing w:before="100" w:after="60" w:line="252" w:lineRule="auto"/>
+        <w:ind w:left="68" w:right="68"/>
+        <w:jc w:val="right"/>
+      </w:pPr>
+      <w:r>
+        <w:rPr>
+          <w:rFonts w:ascii="Calibri Light" w:hAnsi="Calibri Light" w:cs="Calibri Light"/>
+          <w:b/>
+          <w:bCs w:val="1"/>
+          <w:i w:val="0"/>
+          <w:color w:val="FFFFFF"/>
+          <w:sz w:val="21"/>
+          <w:szCs w:val="21"/>
+          <w:rtl/>
+        </w:rPr>
+        <w:t xml:space="preserve">  أولًا: بنود الملاحظة</w:t>
+      </w:r>
+    </w:p>
+    <w:tbl>
+      <w:tblPr>
+        <w:bidiVisual/>
+        <w:tblW w:type="auto" w:w="0"/>
+        <w:tblBorders>
+          <w:top w:val="single" w:sz="4" w:space="0" w:color="B7C9DA"/>
+          <w:left w:val="single" w:sz="4" w:space="0" w:color="B7C9DA"/>
+          <w:bottom w:val="single" w:sz="4" w:space="0" w:color="B7C9DA"/>
+          <w:right w:val="single" w:sz="4" w:space="0" w:color="B7C9DA"/>
+          <w:insideH w:val="single" w:sz="4" w:space="0" w:color="B7C9DA"/>
+          <w:insideV w:val="single" w:sz="4" w:space="0" w:color="B7C9DA"/>
+        </w:tblBorders>
+        <w:tblLook w:firstColumn="1" w:firstRow="1" w:lastColumn="0" w:lastRow="0" w:noHBand="0" w:noVBand="1" w:val="04A0"/>
+      </w:tblPr>
+      <w:tblGrid>
+        <w:gridCol w:w="6350"/>
+        <w:gridCol w:w="1247"/>
+        <w:gridCol w:w="1304"/>
+        <w:gridCol w:w="1304"/>
+      </w:tblGrid>
+      <w:tr>
+        <w:tc>
+          <w:tcPr>
+            <w:tcW w:type="dxa" w:w="2551"/>
+            <w:shd w:val="clear" w:color="auto" w:fill="6AA84F"/>
+            <w:tcMar>
+              <w:top w:w="30" w:type="dxa"/>
+              <w:left w:w="60" w:type="dxa"/>
+              <w:bottom w:w="30" w:type="dxa"/>
+              <w:right w:w="60" w:type="dxa"/>
+            </w:tcMar>
+          </w:tcPr>
+          <w:p>
+            <w:pPr>
+              <w:bidi/>
+              <w:spacing w:before="0" w:after="0" w:line="252" w:lineRule="auto"/>
+              <w:jc w:val="center"/>
+            </w:pPr>
+            <w:r>
+              <w:rPr>
+                <w:rFonts w:ascii="Calibri Light" w:hAnsi="Calibri Light" w:cs="Calibri Light"/>
+                <w:b/>
+                <w:bCs w:val="1"/>
+                <w:i w:val="0"/>
+                <w:color w:val="FFFFFF"/>
+                <w:sz w:val="18"/>
+                <w:szCs w:val="18"/>
+                <w:rtl/>
+              </w:rPr>
+              <w:t>بند الملاحظة</w:t>
+            </w:r>
+          </w:p>
+        </w:tc>
+        <w:tc>
+          <w:tcPr>
+            <w:tcW w:type="dxa" w:w="2551"/>
+            <w:shd w:val="clear" w:color="auto" w:fill="6AA84F"/>
+            <w:tcMar>
+              <w:top w:w="30" w:type="dxa"/>
+              <w:left w:w="60" w:type="dxa"/>
+              <w:bottom w:w="30" w:type="dxa"/>
+              <w:right w:w="60" w:type="dxa"/>
+            </w:tcMar>
+          </w:tcPr>
+          <w:p>
+            <w:pPr>
+              <w:bidi/>
+              <w:spacing w:before="0" w:after="0" w:line="252" w:lineRule="auto"/>
+              <w:jc w:val="center"/>
+            </w:pPr>
+            <w:r>
+              <w:rPr>
+                <w:rFonts w:ascii="Calibri Light" w:hAnsi="Calibri Light" w:cs="Calibri Light"/>
+                <w:b/>
+                <w:bCs w:val="1"/>
+                <w:i w:val="0"/>
+                <w:color w:val="FFFFFF"/>
+                <w:sz w:val="18"/>
+                <w:szCs w:val="18"/>
+                <w:rtl/>
+              </w:rPr>
+              <w:t>مطابق</w:t>
+            </w:r>
+          </w:p>
+        </w:tc>
+        <w:tc>
+          <w:tcPr>
+            <w:tcW w:type="dxa" w:w="2551"/>
+            <w:shd w:val="clear" w:color="auto" w:fill="6AA84F"/>
+            <w:tcMar>
+              <w:top w:w="30" w:type="dxa"/>
+              <w:left w:w="60" w:type="dxa"/>
+              <w:bottom w:w="30" w:type="dxa"/>
+              <w:right w:w="60" w:type="dxa"/>
+            </w:tcMar>
+          </w:tcPr>
+          <w:p>
+            <w:pPr>
+              <w:bidi/>
+              <w:spacing w:before="0" w:after="0" w:line="252" w:lineRule="auto"/>
+              <w:jc w:val="center"/>
+            </w:pPr>
+            <w:r>
+              <w:rPr>
+                <w:rFonts w:ascii="Calibri Light" w:hAnsi="Calibri Light" w:cs="Calibri Light"/>
+                <w:b/>
+                <w:bCs w:val="1"/>
+                <w:i w:val="0"/>
+                <w:color w:val="FFFFFF"/>
+                <w:sz w:val="18"/>
+                <w:szCs w:val="18"/>
+                <w:rtl/>
+              </w:rPr>
+              <w:t>جزئيًا</w:t>
+            </w:r>
+          </w:p>
+        </w:tc>
+        <w:tc>
+          <w:tcPr>
+            <w:tcW w:type="dxa" w:w="2551"/>
+            <w:shd w:val="clear" w:color="auto" w:fill="6AA84F"/>
+            <w:tcMar>
+              <w:top w:w="30" w:type="dxa"/>
+              <w:left w:w="60" w:type="dxa"/>
+              <w:bottom w:w="30" w:type="dxa"/>
+              <w:right w:w="60" w:type="dxa"/>
+            </w:tcMar>
+          </w:tcPr>
+          <w:p>
+            <w:pPr>
+              <w:bidi/>
+              <w:spacing w:before="0" w:after="0" w:line="252" w:lineRule="auto"/>
+              <w:jc w:val="center"/>
+            </w:pPr>
+            <w:r>
+              <w:rPr>
+                <w:rFonts w:ascii="Calibri Light" w:hAnsi="Calibri Light" w:cs="Calibri Light"/>
+                <w:b/>
+                <w:bCs w:val="1"/>
+                <w:i w:val="0"/>
+                <w:color w:val="FFFFFF"/>
+                <w:sz w:val="18"/>
+                <w:szCs w:val="18"/>
+                <w:rtl/>
+              </w:rPr>
+              <w:t>غير مطابق</w:t>
+            </w:r>
+          </w:p>
+        </w:tc>
+      </w:tr>
+      <w:tr>
+        <w:tc>
+          <w:tcPr>
+            <w:tcW w:type="dxa" w:w="2551"/>
+            <w:tcMar>
+              <w:top w:w="30" w:type="dxa"/>
+              <w:left w:w="60" w:type="dxa"/>
+              <w:bottom w:w="30" w:type="dxa"/>
+              <w:right w:w="60" w:type="dxa"/>
+            </w:tcMar>
+          </w:tcPr>
+          <w:p>
+            <w:pPr>
+              <w:bidi/>
+              <w:spacing w:before="0" w:after="0" w:line="252" w:lineRule="auto"/>
+              <w:jc w:val="right"/>
+            </w:pPr>
+            <w:r>
+              <w:rPr>
+                <w:rFonts w:ascii="Calibri Light" w:hAnsi="Calibri Light" w:cs="Calibri Light"/>
+                <w:b w:val="0"/>
+                <w:bCs w:val="0"/>
+                <w:i w:val="0"/>
+                <w:color w:val="203864"/>
+                <w:sz w:val="19"/>
+                <w:szCs w:val="19"/>
+                <w:rtl/>
+              </w:rPr>
+              <w:t>السجل اليومي للحضور والانصراف محدث ودقيق.</w:t>
+            </w:r>
+          </w:p>
+        </w:tc>
+        <w:tc>
+          <w:tcPr>
+            <w:tcW w:type="dxa" w:w="2551"/>
+            <w:tcMar>
+              <w:top w:w="30" w:type="dxa"/>
+              <w:left w:w="60" w:type="dxa"/>
+              <w:bottom w:w="30" w:type="dxa"/>
+              <w:right w:w="60" w:type="dxa"/>
+            </w:tcMar>
+          </w:tcPr>
+          <w:p>
+            <w:pPr>
+              <w:bidi/>
+              <w:spacing w:before="0" w:after="0" w:line="252" w:lineRule="auto"/>
+              <w:jc w:val="center"/>
+            </w:pPr>
+            <w:r>
+              <w:rPr>
+                <w:rFonts w:ascii="Calibri Light" w:hAnsi="Calibri Light" w:cs="Calibri Light"/>
+                <w:b/>
+                <w:bCs w:val="1"/>
+                <w:i w:val="0"/>
+                <w:color w:val="203864"/>
+                <w:sz w:val="22"/>
+                <w:szCs w:val="22"/>
+                <w:rtl/>
+              </w:rPr>
+              <w:t>☐</w:t>
+            </w:r>
+          </w:p>
+        </w:tc>
+        <w:tc>
+          <w:tcPr>
+            <w:tcW w:type="dxa" w:w="2551"/>
+            <w:tcMar>
+              <w:top w:w="30" w:type="dxa"/>
+              <w:left w:w="60" w:type="dxa"/>
+              <w:bottom w:w="30" w:type="dxa"/>
+              <w:right w:w="60" w:type="dxa"/>
+            </w:tcMar>
+          </w:tcPr>
+          <w:p>
+            <w:pPr>
+              <w:bidi/>
+              <w:spacing w:before="0" w:after="0" w:line="252" w:lineRule="auto"/>
+              <w:jc w:val="center"/>
+            </w:pPr>
+            <w:r>
+              <w:rPr>
+                <w:rFonts w:ascii="Calibri Light" w:hAnsi="Calibri Light" w:cs="Calibri Light"/>
+                <w:b/>
+                <w:bCs w:val="1"/>
+                <w:i w:val="0"/>
+                <w:color w:val="203864"/>
+                <w:sz w:val="22"/>
+                <w:szCs w:val="22"/>
+                <w:rtl/>
+              </w:rPr>
+              <w:t>☐</w:t>
+            </w:r>
+          </w:p>
+        </w:tc>
+        <w:tc>
+          <w:tcPr>
+            <w:tcW w:type="dxa" w:w="2551"/>
+            <w:tcMar>
+              <w:top w:w="30" w:type="dxa"/>
+              <w:left w:w="60" w:type="dxa"/>
+              <w:bottom w:w="30" w:type="dxa"/>
+              <w:right w:w="60" w:type="dxa"/>
+            </w:tcMar>
+          </w:tcPr>
+          <w:p>
+            <w:pPr>
+              <w:bidi/>
+              <w:spacing w:before="0" w:after="0" w:line="252" w:lineRule="auto"/>
+              <w:jc w:val="center"/>
+            </w:pPr>
+            <w:r>
+              <w:rPr>
+                <w:rFonts w:ascii="Calibri Light" w:hAnsi="Calibri Light" w:cs="Calibri Light"/>
+                <w:b/>
+                <w:bCs w:val="1"/>
+                <w:i w:val="0"/>
+                <w:color w:val="203864"/>
+                <w:sz w:val="22"/>
+                <w:szCs w:val="22"/>
+                <w:rtl/>
+              </w:rPr>
+              <w:t>☐</w:t>
+            </w:r>
+          </w:p>
+        </w:tc>
+      </w:tr>
+      <w:tr>
+        <w:tc>
+          <w:tcPr>
+            <w:tcW w:type="dxa" w:w="2551"/>
+            <w:tcMar>
+              <w:top w:w="30" w:type="dxa"/>
+              <w:left w:w="60" w:type="dxa"/>
+              <w:bottom w:w="30" w:type="dxa"/>
+              <w:right w:w="60" w:type="dxa"/>
+            </w:tcMar>
+          </w:tcPr>
+          <w:p>
+            <w:pPr>
+              <w:bidi/>
+              <w:spacing w:before="0" w:after="0" w:line="252" w:lineRule="auto"/>
+              <w:jc w:val="right"/>
+            </w:pPr>
+            <w:r>
+              <w:rPr>
+                <w:rFonts w:ascii="Calibri Light" w:hAnsi="Calibri Light" w:cs="Calibri Light"/>
+                <w:b w:val="0"/>
+                <w:bCs w:val="0"/>
+                <w:i w:val="0"/>
+                <w:color w:val="203864"/>
+                <w:sz w:val="19"/>
+                <w:szCs w:val="19"/>
+                <w:rtl/>
+              </w:rPr>
+              <w:t>يتم التواصل مع الأسرة خلال 24 ساعة للحالات المتجددة.</w:t>
+            </w:r>
+          </w:p>
+        </w:tc>
+        <w:tc>
+          <w:tcPr>
+            <w:tcW w:type="dxa" w:w="2551"/>
+            <w:tcMar>
+              <w:top w:w="30" w:type="dxa"/>
+              <w:left w:w="60" w:type="dxa"/>
+              <w:bottom w:w="30" w:type="dxa"/>
+              <w:right w:w="60" w:type="dxa"/>
+            </w:tcMar>
+          </w:tcPr>
+          <w:p>
+            <w:pPr>
+              <w:bidi/>
+              <w:spacing w:before="0" w:after="0" w:line="252" w:lineRule="auto"/>
+              <w:jc w:val="center"/>
+            </w:pPr>
+            <w:r>
+              <w:rPr>
+                <w:rFonts w:ascii="Calibri Light" w:hAnsi="Calibri Light" w:cs="Calibri Light"/>
+                <w:b/>
+                <w:bCs w:val="1"/>
+                <w:i w:val="0"/>
+                <w:color w:val="203864"/>
+                <w:sz w:val="22"/>
+                <w:szCs w:val="22"/>
+                <w:rtl/>
+              </w:rPr>
+              <w:t>☐</w:t>
+            </w:r>
+          </w:p>
+        </w:tc>
+        <w:tc>
+          <w:tcPr>
+            <w:tcW w:type="dxa" w:w="2551"/>
+            <w:tcMar>
+              <w:top w:w="30" w:type="dxa"/>
+              <w:left w:w="60" w:type="dxa"/>
+              <w:bottom w:w="30" w:type="dxa"/>
+              <w:right w:w="60" w:type="dxa"/>
+            </w:tcMar>
+          </w:tcPr>
+          <w:p>
+            <w:pPr>
+              <w:bidi/>
+              <w:spacing w:before="0" w:after="0" w:line="252" w:lineRule="auto"/>
+              <w:jc w:val="center"/>
+            </w:pPr>
+            <w:r>
+              <w:rPr>
+                <w:rFonts w:ascii="Calibri Light" w:hAnsi="Calibri Light" w:cs="Calibri Light"/>
+                <w:b/>
+                <w:bCs w:val="1"/>
+                <w:i w:val="0"/>
+                <w:color w:val="203864"/>
+                <w:sz w:val="22"/>
+                <w:szCs w:val="22"/>
+                <w:rtl/>
+              </w:rPr>
+              <w:t>☐</w:t>
+            </w:r>
+          </w:p>
+        </w:tc>
+        <w:tc>
+          <w:tcPr>
+            <w:tcW w:type="dxa" w:w="2551"/>
+            <w:tcMar>
+              <w:top w:w="30" w:type="dxa"/>
+              <w:left w:w="60" w:type="dxa"/>
+              <w:bottom w:w="30" w:type="dxa"/>
+              <w:right w:w="60" w:type="dxa"/>
+            </w:tcMar>
+          </w:tcPr>
+          <w:p>
+            <w:pPr>
+              <w:bidi/>
+              <w:spacing w:before="0" w:after="0" w:line="252" w:lineRule="auto"/>
+              <w:jc w:val="center"/>
+            </w:pPr>
+            <w:r>
+              <w:rPr>
+                <w:rFonts w:ascii="Calibri Light" w:hAnsi="Calibri Light" w:cs="Calibri Light"/>
+                <w:b/>
+                <w:bCs w:val="1"/>
+                <w:i w:val="0"/>
+                <w:color w:val="203864"/>
+                <w:sz w:val="22"/>
+                <w:szCs w:val="22"/>
+                <w:rtl/>
+              </w:rPr>
+              <w:t>☐</w:t>
+            </w:r>
+          </w:p>
+        </w:tc>
+      </w:tr>
+      <w:tr>
+        <w:tc>
+          <w:tcPr>
+            <w:tcW w:type="dxa" w:w="2551"/>
+            <w:tcMar>
+              <w:top w:w="30" w:type="dxa"/>
+              <w:left w:w="60" w:type="dxa"/>
+              <w:bottom w:w="30" w:type="dxa"/>
+              <w:right w:w="60" w:type="dxa"/>
+            </w:tcMar>
+          </w:tcPr>
+          <w:p>
+            <w:pPr>
+              <w:bidi/>
+              <w:spacing w:before="0" w:after="0" w:line="252" w:lineRule="auto"/>
+              <w:jc w:val="right"/>
+            </w:pPr>
+            <w:r>
+              <w:rPr>
+                <w:rFonts w:ascii="Calibri Light" w:hAnsi="Calibri Light" w:cs="Calibri Light"/>
+                <w:b w:val="0"/>
+                <w:bCs w:val="0"/>
+                <w:i w:val="0"/>
+                <w:color w:val="203864"/>
+                <w:sz w:val="19"/>
+                <w:szCs w:val="19"/>
+                <w:rtl/>
+              </w:rPr>
+              <w:t>بروتوكول التصعيد مطبَّق وموثق بالترتيب.</w:t>
+            </w:r>
+          </w:p>
+        </w:tc>
+        <w:tc>
+          <w:tcPr>
+            <w:tcW w:type="dxa" w:w="2551"/>
+            <w:tcMar>
+              <w:top w:w="30" w:type="dxa"/>
+              <w:left w:w="60" w:type="dxa"/>
+              <w:bottom w:w="30" w:type="dxa"/>
+              <w:right w:w="60" w:type="dxa"/>
+            </w:tcMar>
+          </w:tcPr>
+          <w:p>
+            <w:pPr>
+              <w:bidi/>
+              <w:spacing w:before="0" w:after="0" w:line="252" w:lineRule="auto"/>
+              <w:jc w:val="center"/>
+            </w:pPr>
+            <w:r>
+              <w:rPr>
+                <w:rFonts w:ascii="Calibri Light" w:hAnsi="Calibri Light" w:cs="Calibri Light"/>
+                <w:b/>
+                <w:bCs w:val="1"/>
+                <w:i w:val="0"/>
+                <w:color w:val="203864"/>
+                <w:sz w:val="22"/>
+                <w:szCs w:val="22"/>
+                <w:rtl/>
+              </w:rPr>
+              <w:t>☐</w:t>
+            </w:r>
+          </w:p>
+        </w:tc>
+        <w:tc>
+          <w:tcPr>
+            <w:tcW w:type="dxa" w:w="2551"/>
+            <w:tcMar>
+              <w:top w:w="30" w:type="dxa"/>
+              <w:left w:w="60" w:type="dxa"/>
+              <w:bottom w:w="30" w:type="dxa"/>
+              <w:right w:w="60" w:type="dxa"/>
+            </w:tcMar>
+          </w:tcPr>
+          <w:p>
+            <w:pPr>
+              <w:bidi/>
+              <w:spacing w:before="0" w:after="0" w:line="252" w:lineRule="auto"/>
+              <w:jc w:val="center"/>
+            </w:pPr>
+            <w:r>
+              <w:rPr>
+                <w:rFonts w:ascii="Calibri Light" w:hAnsi="Calibri Light" w:cs="Calibri Light"/>
+                <w:b/>
+                <w:bCs w:val="1"/>
+                <w:i w:val="0"/>
+                <w:color w:val="203864"/>
+                <w:sz w:val="22"/>
+                <w:szCs w:val="22"/>
+                <w:rtl/>
+              </w:rPr>
+              <w:t>☐</w:t>
+            </w:r>
+          </w:p>
+        </w:tc>
+        <w:tc>
+          <w:tcPr>
+            <w:tcW w:type="dxa" w:w="2551"/>
+            <w:tcMar>
+              <w:top w:w="30" w:type="dxa"/>
+              <w:left w:w="60" w:type="dxa"/>
+              <w:bottom w:w="30" w:type="dxa"/>
+              <w:right w:w="60" w:type="dxa"/>
+            </w:tcMar>
+          </w:tcPr>
+          <w:p>
+            <w:pPr>
+              <w:bidi/>
+              <w:spacing w:before="0" w:after="0" w:line="252" w:lineRule="auto"/>
+              <w:jc w:val="center"/>
+            </w:pPr>
+            <w:r>
+              <w:rPr>
+                <w:rFonts w:ascii="Calibri Light" w:hAnsi="Calibri Light" w:cs="Calibri Light"/>
+                <w:b/>
+                <w:bCs w:val="1"/>
+                <w:i w:val="0"/>
+                <w:color w:val="203864"/>
+                <w:sz w:val="22"/>
+                <w:szCs w:val="22"/>
+                <w:rtl/>
+              </w:rPr>
+              <w:t>☐</w:t>
+            </w:r>
+          </w:p>
+        </w:tc>
+      </w:tr>
+      <w:tr>
+        <w:tc>
+          <w:tcPr>
+            <w:tcW w:type="dxa" w:w="2551"/>
+            <w:tcMar>
+              <w:top w:w="30" w:type="dxa"/>
+              <w:left w:w="60" w:type="dxa"/>
+              <w:bottom w:w="30" w:type="dxa"/>
+              <w:right w:w="60" w:type="dxa"/>
+            </w:tcMar>
+          </w:tcPr>
+          <w:p>
+            <w:pPr>
+              <w:bidi/>
+              <w:spacing w:before="0" w:after="0" w:line="252" w:lineRule="auto"/>
+              <w:jc w:val="right"/>
+            </w:pPr>
+            <w:r>
+              <w:rPr>
+                <w:rFonts w:ascii="Calibri Light" w:hAnsi="Calibri Light" w:cs="Calibri Light"/>
+                <w:b w:val="0"/>
+                <w:bCs w:val="0"/>
+                <w:i w:val="0"/>
+                <w:color w:val="203864"/>
+                <w:sz w:val="19"/>
+                <w:szCs w:val="19"/>
+                <w:rtl/>
+              </w:rPr>
+              <w:t>للحالات المتكررة خطط دعم فردية موثقة.</w:t>
+            </w:r>
+          </w:p>
+        </w:tc>
+        <w:tc>
+          <w:tcPr>
+            <w:tcW w:type="dxa" w:w="2551"/>
+            <w:tcMar>
+              <w:top w:w="30" w:type="dxa"/>
+              <w:left w:w="60" w:type="dxa"/>
+              <w:bottom w:w="30" w:type="dxa"/>
+              <w:right w:w="60" w:type="dxa"/>
+            </w:tcMar>
+          </w:tcPr>
+          <w:p>
+            <w:pPr>
+              <w:bidi/>
+              <w:spacing w:before="0" w:after="0" w:line="252" w:lineRule="auto"/>
+              <w:jc w:val="center"/>
+            </w:pPr>
+            <w:r>
+              <w:rPr>
+                <w:rFonts w:ascii="Calibri Light" w:hAnsi="Calibri Light" w:cs="Calibri Light"/>
+                <w:b/>
+                <w:bCs w:val="1"/>
+                <w:i w:val="0"/>
+                <w:color w:val="203864"/>
+                <w:sz w:val="22"/>
+                <w:szCs w:val="22"/>
+                <w:rtl/>
+              </w:rPr>
+              <w:t>☐</w:t>
+            </w:r>
+          </w:p>
+        </w:tc>
+        <w:tc>
+          <w:tcPr>
+            <w:tcW w:type="dxa" w:w="2551"/>
+            <w:tcMar>
+              <w:top w:w="30" w:type="dxa"/>
+              <w:left w:w="60" w:type="dxa"/>
+              <w:bottom w:w="30" w:type="dxa"/>
+              <w:right w:w="60" w:type="dxa"/>
+            </w:tcMar>
+          </w:tcPr>
+          <w:p>
+            <w:pPr>
+              <w:bidi/>
+              <w:spacing w:before="0" w:after="0" w:line="252" w:lineRule="auto"/>
+              <w:jc w:val="center"/>
+            </w:pPr>
+            <w:r>
+              <w:rPr>
+                <w:rFonts w:ascii="Calibri Light" w:hAnsi="Calibri Light" w:cs="Calibri Light"/>
+                <w:b/>
+                <w:bCs w:val="1"/>
+                <w:i w:val="0"/>
+                <w:color w:val="203864"/>
+                <w:sz w:val="22"/>
+                <w:szCs w:val="22"/>
+                <w:rtl/>
+              </w:rPr>
+              <w:t>☐</w:t>
+            </w:r>
+          </w:p>
+        </w:tc>
+        <w:tc>
+          <w:tcPr>
+            <w:tcW w:type="dxa" w:w="2551"/>
+            <w:tcMar>
+              <w:top w:w="30" w:type="dxa"/>
+              <w:left w:w="60" w:type="dxa"/>
+              <w:bottom w:w="30" w:type="dxa"/>
+              <w:right w:w="60" w:type="dxa"/>
+            </w:tcMar>
+          </w:tcPr>
+          <w:p>
+            <w:pPr>
+              <w:bidi/>
+              <w:spacing w:before="0" w:after="0" w:line="252" w:lineRule="auto"/>
+              <w:jc w:val="center"/>
+            </w:pPr>
+            <w:r>
+              <w:rPr>
+                <w:rFonts w:ascii="Calibri Light" w:hAnsi="Calibri Light" w:cs="Calibri Light"/>
+                <w:b/>
+                <w:bCs w:val="1"/>
+                <w:i w:val="0"/>
+                <w:color w:val="203864"/>
+                <w:sz w:val="22"/>
+                <w:szCs w:val="22"/>
+                <w:rtl/>
+              </w:rPr>
+              <w:t>☐</w:t>
+            </w:r>
+          </w:p>
+        </w:tc>
+      </w:tr>
+      <w:tr>
+        <w:tc>
+          <w:tcPr>
+            <w:tcW w:type="dxa" w:w="2551"/>
+            <w:tcMar>
+              <w:top w:w="30" w:type="dxa"/>
+              <w:left w:w="60" w:type="dxa"/>
+              <w:bottom w:w="30" w:type="dxa"/>
+              <w:right w:w="60" w:type="dxa"/>
+            </w:tcMar>
+          </w:tcPr>
+          <w:p>
+            <w:pPr>
+              <w:bidi/>
+              <w:spacing w:before="0" w:after="0" w:line="252" w:lineRule="auto"/>
+              <w:jc w:val="right"/>
+            </w:pPr>
+            <w:r>
+              <w:rPr>
+                <w:rFonts w:ascii="Calibri Light" w:hAnsi="Calibri Light" w:cs="Calibri Light"/>
+                <w:b w:val="0"/>
+                <w:bCs w:val="0"/>
+                <w:i w:val="0"/>
+                <w:color w:val="203864"/>
+                <w:sz w:val="19"/>
+                <w:szCs w:val="19"/>
+                <w:rtl/>
+              </w:rPr>
+              <w:t>التقارير الأسبوعية منتظمة وواضحة.</w:t>
+            </w:r>
+          </w:p>
+        </w:tc>
+        <w:tc>
+          <w:tcPr>
+            <w:tcW w:type="dxa" w:w="2551"/>
+            <w:tcMar>
+              <w:top w:w="30" w:type="dxa"/>
+              <w:left w:w="60" w:type="dxa"/>
+              <w:bottom w:w="30" w:type="dxa"/>
+              <w:right w:w="60" w:type="dxa"/>
+            </w:tcMar>
+          </w:tcPr>
+          <w:p>
+            <w:pPr>
+              <w:bidi/>
+              <w:spacing w:before="0" w:after="0" w:line="252" w:lineRule="auto"/>
+              <w:jc w:val="center"/>
+            </w:pPr>
+            <w:r>
+              <w:rPr>
+                <w:rFonts w:ascii="Calibri Light" w:hAnsi="Calibri Light" w:cs="Calibri Light"/>
+                <w:b/>
+                <w:bCs w:val="1"/>
+                <w:i w:val="0"/>
+                <w:color w:val="203864"/>
+                <w:sz w:val="22"/>
+                <w:szCs w:val="22"/>
+                <w:rtl/>
+              </w:rPr>
+              <w:t>☐</w:t>
+            </w:r>
+          </w:p>
+        </w:tc>
+        <w:tc>
+          <w:tcPr>
+            <w:tcW w:type="dxa" w:w="2551"/>
+            <w:tcMar>
+              <w:top w:w="30" w:type="dxa"/>
+              <w:left w:w="60" w:type="dxa"/>
+              <w:bottom w:w="30" w:type="dxa"/>
+              <w:right w:w="60" w:type="dxa"/>
+            </w:tcMar>
+          </w:tcPr>
+          <w:p>
+            <w:pPr>
+              <w:bidi/>
+              <w:spacing w:before="0" w:after="0" w:line="252" w:lineRule="auto"/>
+              <w:jc w:val="center"/>
+            </w:pPr>
+            <w:r>
+              <w:rPr>
+                <w:rFonts w:ascii="Calibri Light" w:hAnsi="Calibri Light" w:cs="Calibri Light"/>
+                <w:b/>
+                <w:bCs w:val="1"/>
+                <w:i w:val="0"/>
+                <w:color w:val="203864"/>
+                <w:sz w:val="22"/>
+                <w:szCs w:val="22"/>
+                <w:rtl/>
+              </w:rPr>
+              <w:t>☐</w:t>
+            </w:r>
+          </w:p>
+        </w:tc>
+        <w:tc>
+          <w:tcPr>
+            <w:tcW w:type="dxa" w:w="2551"/>
+            <w:tcMar>
+              <w:top w:w="30" w:type="dxa"/>
+              <w:left w:w="60" w:type="dxa"/>
+              <w:bottom w:w="30" w:type="dxa"/>
+              <w:right w:w="60" w:type="dxa"/>
+            </w:tcMar>
+          </w:tcPr>
+          <w:p>
+            <w:pPr>
+              <w:bidi/>
+              <w:spacing w:before="0" w:after="0" w:line="252" w:lineRule="auto"/>
+              <w:jc w:val="center"/>
+            </w:pPr>
+            <w:r>
+              <w:rPr>
+                <w:rFonts w:ascii="Calibri Light" w:hAnsi="Calibri Light" w:cs="Calibri Light"/>
+                <w:b/>
+                <w:bCs w:val="1"/>
+                <w:i w:val="0"/>
+                <w:color w:val="203864"/>
+                <w:sz w:val="22"/>
+                <w:szCs w:val="22"/>
+                <w:rtl/>
+              </w:rPr>
+              <w:t>☐</w:t>
+            </w:r>
+          </w:p>
+        </w:tc>
+      </w:tr>
+      <w:tr>
+        <w:tc>
+          <w:tcPr>
+            <w:tcW w:type="dxa" w:w="2551"/>
+            <w:tcMar>
+              <w:top w:w="30" w:type="dxa"/>
+              <w:left w:w="60" w:type="dxa"/>
+              <w:bottom w:w="30" w:type="dxa"/>
+              <w:right w:w="60" w:type="dxa"/>
+            </w:tcMar>
+          </w:tcPr>
+          <w:p>
+            <w:pPr>
+              <w:bidi/>
+              <w:spacing w:before="0" w:after="0" w:line="252" w:lineRule="auto"/>
+              <w:jc w:val="right"/>
+            </w:pPr>
+            <w:r>
+              <w:rPr>
+                <w:rFonts w:ascii="Calibri Light" w:hAnsi="Calibri Light" w:cs="Calibri Light"/>
+                <w:b w:val="0"/>
+                <w:bCs w:val="0"/>
+                <w:i w:val="0"/>
+                <w:color w:val="203864"/>
+                <w:sz w:val="19"/>
+                <w:szCs w:val="19"/>
+                <w:rtl/>
+              </w:rPr>
+              <w:t>البيانات مطابقة للسجلات الرسمية.</w:t>
+            </w:r>
+          </w:p>
+        </w:tc>
+        <w:tc>
+          <w:tcPr>
+            <w:tcW w:type="dxa" w:w="2551"/>
+            <w:tcMar>
+              <w:top w:w="30" w:type="dxa"/>
+              <w:left w:w="60" w:type="dxa"/>
+              <w:bottom w:w="30" w:type="dxa"/>
+              <w:right w:w="60" w:type="dxa"/>
+            </w:tcMar>
+          </w:tcPr>
+          <w:p>
+            <w:pPr>
+              <w:bidi/>
+              <w:spacing w:before="0" w:after="0" w:line="252" w:lineRule="auto"/>
+              <w:jc w:val="center"/>
+            </w:pPr>
+            <w:r>
+              <w:rPr>
+                <w:rFonts w:ascii="Calibri Light" w:hAnsi="Calibri Light" w:cs="Calibri Light"/>
+                <w:b/>
+                <w:bCs w:val="1"/>
+                <w:i w:val="0"/>
+                <w:color w:val="203864"/>
+                <w:sz w:val="22"/>
+                <w:szCs w:val="22"/>
+                <w:rtl/>
+              </w:rPr>
+              <w:t>☐</w:t>
+            </w:r>
+          </w:p>
+        </w:tc>
+        <w:tc>
+          <w:tcPr>
+            <w:tcW w:type="dxa" w:w="2551"/>
+            <w:tcMar>
+              <w:top w:w="30" w:type="dxa"/>
+              <w:left w:w="60" w:type="dxa"/>
+              <w:bottom w:w="30" w:type="dxa"/>
+              <w:right w:w="60" w:type="dxa"/>
+            </w:tcMar>
+          </w:tcPr>
+          <w:p>
+            <w:pPr>
+              <w:bidi/>
+              <w:spacing w:before="0" w:after="0" w:line="252" w:lineRule="auto"/>
+              <w:jc w:val="center"/>
+            </w:pPr>
+            <w:r>
+              <w:rPr>
+                <w:rFonts w:ascii="Calibri Light" w:hAnsi="Calibri Light" w:cs="Calibri Light"/>
+                <w:b/>
+                <w:bCs w:val="1"/>
+                <w:i w:val="0"/>
+                <w:color w:val="203864"/>
+                <w:sz w:val="22"/>
+                <w:szCs w:val="22"/>
+                <w:rtl/>
+              </w:rPr>
+              <w:t>☐</w:t>
+            </w:r>
+          </w:p>
+        </w:tc>
+        <w:tc>
+          <w:tcPr>
+            <w:tcW w:type="dxa" w:w="2551"/>
+            <w:tcMar>
+              <w:top w:w="30" w:type="dxa"/>
+              <w:left w:w="60" w:type="dxa"/>
+              <w:bottom w:w="30" w:type="dxa"/>
+              <w:right w:w="60" w:type="dxa"/>
+            </w:tcMar>
+          </w:tcPr>
+          <w:p>
+            <w:pPr>
+              <w:bidi/>
+              <w:spacing w:before="0" w:after="0" w:line="252" w:lineRule="auto"/>
+              <w:jc w:val="center"/>
+            </w:pPr>
+            <w:r>
+              <w:rPr>
+                <w:rFonts w:ascii="Calibri Light" w:hAnsi="Calibri Light" w:cs="Calibri Light"/>
+                <w:b/>
+                <w:bCs w:val="1"/>
+                <w:i w:val="0"/>
+                <w:color w:val="203864"/>
+                <w:sz w:val="22"/>
+                <w:szCs w:val="22"/>
+                <w:rtl/>
+              </w:rPr>
+              <w:t>☐</w:t>
+            </w:r>
+          </w:p>
+        </w:tc>
+      </w:tr>
+      <w:tr>
+        <w:tc>
+          <w:tcPr>
+            <w:tcW w:type="dxa" w:w="2551"/>
+            <w:tcMar>
+              <w:top w:w="30" w:type="dxa"/>
+              <w:left w:w="60" w:type="dxa"/>
+              <w:bottom w:w="30" w:type="dxa"/>
+              <w:right w:w="60" w:type="dxa"/>
+            </w:tcMar>
+          </w:tcPr>
+          <w:p>
+            <w:pPr>
+              <w:bidi/>
+              <w:spacing w:before="0" w:after="0" w:line="252" w:lineRule="auto"/>
+              <w:jc w:val="right"/>
+            </w:pPr>
+            <w:r>
+              <w:rPr>
+                <w:rFonts w:ascii="Calibri Light" w:hAnsi="Calibri Light" w:cs="Calibri Light"/>
+                <w:b w:val="0"/>
+                <w:bCs w:val="0"/>
+                <w:i w:val="0"/>
+                <w:color w:val="203864"/>
+                <w:sz w:val="19"/>
+                <w:szCs w:val="19"/>
+                <w:rtl/>
+              </w:rPr>
+              <w:t>تُحترم خصوصية الحالات الفردية.</w:t>
+            </w:r>
+          </w:p>
+        </w:tc>
+        <w:tc>
+          <w:tcPr>
+            <w:tcW w:type="dxa" w:w="2551"/>
+            <w:tcMar>
+              <w:top w:w="30" w:type="dxa"/>
+              <w:left w:w="60" w:type="dxa"/>
+              <w:bottom w:w="30" w:type="dxa"/>
+              <w:right w:w="60" w:type="dxa"/>
+            </w:tcMar>
+          </w:tcPr>
+          <w:p>
+            <w:pPr>
+              <w:bidi/>
+              <w:spacing w:before="0" w:after="0" w:line="252" w:lineRule="auto"/>
+              <w:jc w:val="center"/>
+            </w:pPr>
+            <w:r>
+              <w:rPr>
+                <w:rFonts w:ascii="Calibri Light" w:hAnsi="Calibri Light" w:cs="Calibri Light"/>
+                <w:b/>
+                <w:bCs w:val="1"/>
+                <w:i w:val="0"/>
+                <w:color w:val="203864"/>
+                <w:sz w:val="22"/>
+                <w:szCs w:val="22"/>
+                <w:rtl/>
+              </w:rPr>
+              <w:t>☐</w:t>
+            </w:r>
+          </w:p>
+        </w:tc>
+        <w:tc>
+          <w:tcPr>
+            <w:tcW w:type="dxa" w:w="2551"/>
+            <w:tcMar>
+              <w:top w:w="30" w:type="dxa"/>
+              <w:left w:w="60" w:type="dxa"/>
+              <w:bottom w:w="30" w:type="dxa"/>
+              <w:right w:w="60" w:type="dxa"/>
+            </w:tcMar>
+          </w:tcPr>
+          <w:p>
+            <w:pPr>
+              <w:bidi/>
+              <w:spacing w:before="0" w:after="0" w:line="252" w:lineRule="auto"/>
+              <w:jc w:val="center"/>
+            </w:pPr>
+            <w:r>
+              <w:rPr>
+                <w:rFonts w:ascii="Calibri Light" w:hAnsi="Calibri Light" w:cs="Calibri Light"/>
+                <w:b/>
+                <w:bCs w:val="1"/>
+                <w:i w:val="0"/>
+                <w:color w:val="203864"/>
+                <w:sz w:val="22"/>
+                <w:szCs w:val="22"/>
+                <w:rtl/>
+              </w:rPr>
+              <w:t>☐</w:t>
+            </w:r>
+          </w:p>
+        </w:tc>
+        <w:tc>
+          <w:tcPr>
+            <w:tcW w:type="dxa" w:w="2551"/>
+            <w:tcMar>
+              <w:top w:w="30" w:type="dxa"/>
+              <w:left w:w="60" w:type="dxa"/>
+              <w:bottom w:w="30" w:type="dxa"/>
+              <w:right w:w="60" w:type="dxa"/>
+            </w:tcMar>
+          </w:tcPr>
+          <w:p>
+            <w:pPr>
+              <w:bidi/>
+              <w:spacing w:before="0" w:after="0" w:line="252" w:lineRule="auto"/>
+              <w:jc w:val="center"/>
+            </w:pPr>
+            <w:r>
+              <w:rPr>
+                <w:rFonts w:ascii="Calibri Light" w:hAnsi="Calibri Light" w:cs="Calibri Light"/>
+                <w:b/>
+                <w:bCs w:val="1"/>
+                <w:i w:val="0"/>
+                <w:color w:val="203864"/>
+                <w:sz w:val="22"/>
+                <w:szCs w:val="22"/>
+                <w:rtl/>
+              </w:rPr>
+              <w:t>☐</w:t>
+            </w:r>
+          </w:p>
+        </w:tc>
+      </w:tr>
+    </w:tbl>
+    <w:p>
+      <w:pPr>
+        <w:shd w:val="clear" w:color="auto" w:fill="6AA84F"/>
+        <w:bidi/>
+        <w:spacing w:before="100" w:after="60" w:line="252" w:lineRule="auto"/>
+        <w:ind w:left="68" w:right="68"/>
+        <w:jc w:val="right"/>
+      </w:pPr>
+      <w:r>
+        <w:rPr>
+          <w:rFonts w:ascii="Calibri Light" w:hAnsi="Calibri Light" w:cs="Calibri Light"/>
+          <w:b/>
+          <w:bCs w:val="1"/>
+          <w:i w:val="0"/>
+          <w:color w:val="FFFFFF"/>
+          <w:sz w:val="21"/>
+          <w:szCs w:val="21"/>
+          <w:rtl/>
+        </w:rPr>
+        <w:t xml:space="preserve">  ثانيًا: ملخص التقدير</w:t>
+      </w:r>
+    </w:p>
+    <w:tbl>
+      <w:tblPr>
+        <w:bidiVisual/>
+        <w:tblW w:type="auto" w:w="0"/>
+        <w:tblBorders>
+          <w:top w:val="single" w:sz="4" w:space="0" w:color="B7C9DA"/>
+          <w:left w:val="single" w:sz="4" w:space="0" w:color="B7C9DA"/>
+          <w:bottom w:val="single" w:sz="4" w:space="0" w:color="B7C9DA"/>
+          <w:right w:val="single" w:sz="4" w:space="0" w:color="B7C9DA"/>
+          <w:insideH w:val="single" w:sz="4" w:space="0" w:color="B7C9DA"/>
+          <w:insideV w:val="single" w:sz="4" w:space="0" w:color="B7C9DA"/>
+        </w:tblBorders>
+        <w:tblLook w:firstColumn="1" w:firstRow="1" w:lastColumn="0" w:lastRow="0" w:noHBand="0" w:noVBand="1" w:val="04A0"/>
+      </w:tblPr>
+      <w:tblGrid>
+        <w:gridCol w:w="2551"/>
+        <w:gridCol w:w="2551"/>
+        <w:gridCol w:w="2551"/>
+        <w:gridCol w:w="2551"/>
+      </w:tblGrid>
+      <w:tr>
+        <w:tc>
+          <w:tcPr>
+            <w:tcW w:type="dxa" w:w="2551"/>
+            <w:shd w:val="clear" w:color="auto" w:fill="1F4E79"/>
+            <w:tcMar>
+              <w:top w:w="30" w:type="dxa"/>
+              <w:left w:w="60" w:type="dxa"/>
+              <w:bottom w:w="30" w:type="dxa"/>
+              <w:right w:w="60" w:type="dxa"/>
+            </w:tcMar>
+          </w:tcPr>
+          <w:p>
+            <w:pPr>
+              <w:bidi/>
+              <w:spacing w:before="0" w:after="0" w:line="252" w:lineRule="auto"/>
+              <w:jc w:val="center"/>
+            </w:pPr>
+            <w:r>
+              <w:rPr>
+                <w:rFonts w:ascii="Calibri Light" w:hAnsi="Calibri Light" w:cs="Calibri Light"/>
+                <w:b/>
+                <w:bCs w:val="1"/>
+                <w:i w:val="0"/>
+                <w:color w:val="FFFFFF"/>
+                <w:sz w:val="18"/>
+                <w:szCs w:val="18"/>
+                <w:rtl/>
+              </w:rPr>
+              <w:t>عدد البنود المطابقة</w:t>
+            </w:r>
+          </w:p>
+        </w:tc>
+        <w:tc>
+          <w:tcPr>
+            <w:tcW w:type="dxa" w:w="2551"/>
+            <w:shd w:val="clear" w:color="auto" w:fill="1F4E79"/>
+            <w:tcMar>
+              <w:top w:w="30" w:type="dxa"/>
+              <w:left w:w="60" w:type="dxa"/>
+              <w:bottom w:w="30" w:type="dxa"/>
+              <w:right w:w="60" w:type="dxa"/>
+            </w:tcMar>
+          </w:tcPr>
+          <w:p>
+            <w:pPr>
+              <w:bidi/>
+              <w:spacing w:before="0" w:after="0" w:line="252" w:lineRule="auto"/>
+              <w:jc w:val="center"/>
+            </w:pPr>
+            <w:r>
+              <w:rPr>
+                <w:rFonts w:ascii="Calibri Light" w:hAnsi="Calibri Light" w:cs="Calibri Light"/>
+                <w:b/>
+                <w:bCs w:val="1"/>
+                <w:i w:val="0"/>
+                <w:color w:val="FFFFFF"/>
+                <w:sz w:val="18"/>
+                <w:szCs w:val="18"/>
+                <w:rtl/>
+              </w:rPr>
+              <w:t>المطابقة جزئيًا</w:t>
+            </w:r>
+          </w:p>
+        </w:tc>
+        <w:tc>
+          <w:tcPr>
+            <w:tcW w:type="dxa" w:w="2551"/>
+            <w:shd w:val="clear" w:color="auto" w:fill="1F4E79"/>
+            <w:tcMar>
+              <w:top w:w="30" w:type="dxa"/>
+              <w:left w:w="60" w:type="dxa"/>
+              <w:bottom w:w="30" w:type="dxa"/>
+              <w:right w:w="60" w:type="dxa"/>
+            </w:tcMar>
+          </w:tcPr>
+          <w:p>
+            <w:pPr>
+              <w:bidi/>
+              <w:spacing w:before="0" w:after="0" w:line="252" w:lineRule="auto"/>
+              <w:jc w:val="center"/>
+            </w:pPr>
+            <w:r>
+              <w:rPr>
+                <w:rFonts w:ascii="Calibri Light" w:hAnsi="Calibri Light" w:cs="Calibri Light"/>
+                <w:b/>
+                <w:bCs w:val="1"/>
+                <w:i w:val="0"/>
+                <w:color w:val="FFFFFF"/>
+                <w:sz w:val="18"/>
+                <w:szCs w:val="18"/>
+                <w:rtl/>
+              </w:rPr>
+              <w:t>غير المطابقة</w:t>
+            </w:r>
+          </w:p>
+        </w:tc>
+        <w:tc>
+          <w:tcPr>
+            <w:tcW w:type="dxa" w:w="2551"/>
+            <w:shd w:val="clear" w:color="auto" w:fill="1F4E79"/>
+            <w:tcMar>
+              <w:top w:w="30" w:type="dxa"/>
+              <w:left w:w="60" w:type="dxa"/>
+              <w:bottom w:w="30" w:type="dxa"/>
+              <w:right w:w="60" w:type="dxa"/>
+            </w:tcMar>
+          </w:tcPr>
+          <w:p>
+            <w:pPr>
+              <w:bidi/>
+              <w:spacing w:before="0" w:after="0" w:line="252" w:lineRule="auto"/>
+              <w:jc w:val="center"/>
+            </w:pPr>
+            <w:r>
+              <w:rPr>
+                <w:rFonts w:ascii="Calibri Light" w:hAnsi="Calibri Light" w:cs="Calibri Light"/>
+                <w:b/>
+                <w:bCs w:val="1"/>
+                <w:i w:val="0"/>
+                <w:color w:val="FFFFFF"/>
+                <w:sz w:val="18"/>
+                <w:szCs w:val="18"/>
+                <w:rtl/>
+              </w:rPr>
+              <w:t>النسبة الكلية</w:t>
+            </w:r>
+          </w:p>
+        </w:tc>
+      </w:tr>
+      <w:tr>
+        <w:tc>
+          <w:tcPr>
+            <w:tcW w:type="dxa" w:w="2551"/>
+            <w:tcMar>
+              <w:top w:w="60" w:type="dxa"/>
+              <w:left w:w="60" w:type="dxa"/>
+              <w:bottom w:w="60" w:type="dxa"/>
+              <w:right w:w="60" w:type="dxa"/>
+            </w:tcMar>
+          </w:tcPr>
+          <w:p>
+            <w:pPr>
+              <w:bidi/>
+              <w:spacing w:before="0" w:after="0" w:line="252" w:lineRule="auto"/>
+              <w:jc w:val="center"/>
+            </w:pPr>
+            <w:r>
+              <w:rPr>
+                <w:rFonts w:ascii="Calibri Light" w:hAnsi="Calibri Light" w:cs="Calibri Light"/>
+                <w:b w:val="0"/>
+                <w:bCs w:val="0"/>
+                <w:i w:val="0"/>
+                <w:color w:val="203864"/>
+                <w:sz w:val="20"/>
+                <w:szCs w:val="20"/>
+                <w:rtl/>
+              </w:rPr>
+              <w:t>..............</w:t>
+            </w:r>
+          </w:p>
+        </w:tc>
+        <w:tc>
+          <w:tcPr>
+            <w:tcW w:type="dxa" w:w="2551"/>
+            <w:tcMar>
+              <w:top w:w="60" w:type="dxa"/>
+              <w:left w:w="60" w:type="dxa"/>
+              <w:bottom w:w="60" w:type="dxa"/>
+              <w:right w:w="60" w:type="dxa"/>
+            </w:tcMar>
+          </w:tcPr>
+          <w:p>
+            <w:pPr>
+              <w:bidi/>
+              <w:spacing w:before="0" w:after="0" w:line="252" w:lineRule="auto"/>
+              <w:jc w:val="center"/>
+            </w:pPr>
+            <w:r>
+              <w:rPr>
+                <w:rFonts w:ascii="Calibri Light" w:hAnsi="Calibri Light" w:cs="Calibri Light"/>
+                <w:b w:val="0"/>
+                <w:bCs w:val="0"/>
+                <w:i w:val="0"/>
+                <w:color w:val="203864"/>
+                <w:sz w:val="20"/>
+                <w:szCs w:val="20"/>
+                <w:rtl/>
+              </w:rPr>
+              <w:t>..............</w:t>
+            </w:r>
+          </w:p>
+        </w:tc>
+        <w:tc>
+          <w:tcPr>
+            <w:tcW w:type="dxa" w:w="2551"/>
+            <w:tcMar>
+              <w:top w:w="60" w:type="dxa"/>
+              <w:left w:w="60" w:type="dxa"/>
+              <w:bottom w:w="60" w:type="dxa"/>
+              <w:right w:w="60" w:type="dxa"/>
+            </w:tcMar>
+          </w:tcPr>
+          <w:p>
+            <w:pPr>
+              <w:bidi/>
+              <w:spacing w:before="0" w:after="0" w:line="252" w:lineRule="auto"/>
+              <w:jc w:val="center"/>
+            </w:pPr>
+            <w:r>
+              <w:rPr>
+                <w:rFonts w:ascii="Calibri Light" w:hAnsi="Calibri Light" w:cs="Calibri Light"/>
+                <w:b w:val="0"/>
+                <w:bCs w:val="0"/>
+                <w:i w:val="0"/>
+                <w:color w:val="203864"/>
+                <w:sz w:val="20"/>
+                <w:szCs w:val="20"/>
+                <w:rtl/>
+              </w:rPr>
+              <w:t>..............</w:t>
+            </w:r>
+          </w:p>
+        </w:tc>
+        <w:tc>
+          <w:tcPr>
+            <w:tcW w:type="dxa" w:w="2551"/>
+            <w:tcMar>
+              <w:top w:w="60" w:type="dxa"/>
+              <w:left w:w="60" w:type="dxa"/>
+              <w:bottom w:w="60" w:type="dxa"/>
+              <w:right w:w="60" w:type="dxa"/>
+            </w:tcMar>
+          </w:tcPr>
+          <w:p>
+            <w:pPr>
+              <w:bidi/>
+              <w:spacing w:before="0" w:after="0" w:line="252" w:lineRule="auto"/>
+              <w:jc w:val="center"/>
+            </w:pPr>
+            <w:r>
+              <w:rPr>
+                <w:rFonts w:ascii="Calibri Light" w:hAnsi="Calibri Light" w:cs="Calibri Light"/>
+                <w:b w:val="0"/>
+                <w:bCs w:val="0"/>
+                <w:i w:val="0"/>
+                <w:color w:val="203864"/>
+                <w:sz w:val="20"/>
+                <w:szCs w:val="20"/>
+                <w:rtl/>
+              </w:rPr>
+              <w:t>..............</w:t>
+            </w:r>
+          </w:p>
+        </w:tc>
+      </w:tr>
+    </w:tbl>
+    <w:p>
+      <w:pPr>
+        <w:shd w:val="clear" w:color="auto" w:fill="6AA84F"/>
+        <w:bidi/>
+        <w:spacing w:before="100" w:after="60" w:line="252" w:lineRule="auto"/>
+        <w:ind w:left="68" w:right="68"/>
+        <w:jc w:val="right"/>
+      </w:pPr>
+      <w:r>
+        <w:rPr>
+          <w:rFonts w:ascii="Calibri Light" w:hAnsi="Calibri Light" w:cs="Calibri Light"/>
+          <w:b/>
+          <w:bCs w:val="1"/>
+          <w:i w:val="0"/>
+          <w:color w:val="FFFFFF"/>
+          <w:sz w:val="21"/>
+          <w:szCs w:val="21"/>
+          <w:rtl/>
+        </w:rPr>
+        <w:t xml:space="preserve">  ثالثًا: التوصية والتوقيع</w:t>
+      </w:r>
+    </w:p>
+    <w:tbl>
+      <w:tblPr>
+        <w:bidiVisual/>
+        <w:tblW w:type="auto" w:w="0"/>
+        <w:tblBorders>
+          <w:top w:val="single" w:sz="4" w:space="0" w:color="6AA84F"/>
+          <w:left w:val="single" w:sz="4" w:space="0" w:color="6AA84F"/>
+          <w:bottom w:val="single" w:sz="4" w:space="0" w:color="6AA84F"/>
+          <w:right w:val="single" w:sz="4" w:space="0" w:color="6AA84F"/>
+          <w:insideH w:val="single" w:sz="4" w:space="0" w:color="6AA84F"/>
+          <w:insideV w:val="single" w:sz="4" w:space="0" w:color="6AA84F"/>
+        </w:tblBorders>
+        <w:tblLook w:firstColumn="1" w:firstRow="1" w:lastColumn="0" w:lastRow="0" w:noHBand="0" w:noVBand="1" w:val="04A0"/>
+      </w:tblPr>
+      <w:tblGrid>
+        <w:gridCol w:w="10206"/>
+      </w:tblGrid>
+      <w:tr>
+        <w:tc>
+          <w:tcPr>
+            <w:tcW w:type="dxa" w:w="10206"/>
+            <w:shd w:val="clear" w:color="auto" w:fill="F2F7EC"/>
+            <w:tcMar>
+              <w:top w:w="50" w:type="dxa"/>
+              <w:left w:w="100" w:type="dxa"/>
+              <w:bottom w:w="50" w:type="dxa"/>
+              <w:right w:w="100" w:type="dxa"/>
+            </w:tcMar>
+          </w:tcPr>
+          <w:p>
+            <w:pPr>
+              <w:bidi/>
+              <w:spacing w:before="0" w:after="20" w:line="264" w:lineRule="auto"/>
+              <w:jc w:val="right"/>
+            </w:pPr>
+            <w:r>
+              <w:rPr>
+                <w:rFonts w:ascii="Calibri Light" w:hAnsi="Calibri Light" w:cs="Calibri Light"/>
+                <w:b/>
+                <w:bCs w:val="1"/>
+                <w:i w:val="0"/>
+                <w:color w:val="203864"/>
+                <w:sz w:val="19"/>
+                <w:szCs w:val="19"/>
+                <w:rtl/>
+              </w:rPr>
+              <w:t>التوصية:   ☐ مطابق    ☐ مطابق جزئيًا (تُعد خطة تحسين)    ☐ غير مطابق (تُعد خطة تدخل)</w:t>
+            </w:r>
+          </w:p>
+          <w:p>
+            <w:pPr>
+              <w:bidi/>
+              <w:spacing w:before="0" w:after="20" w:line="264" w:lineRule="auto"/>
+              <w:jc w:val="right"/>
+            </w:pPr>
+            <w:r>
+              <w:rPr>
+                <w:rFonts w:ascii="Calibri Light" w:hAnsi="Calibri Light" w:cs="Calibri Light"/>
+                <w:b w:val="0"/>
+                <w:bCs w:val="0"/>
+                <w:i w:val="0"/>
+                <w:color w:val="203864"/>
+                <w:sz w:val="18"/>
+                <w:szCs w:val="18"/>
+                <w:rtl/>
+              </w:rPr>
+              <w:t>ملاحظات المُقوِّم: ................................................................................................................................</w:t>
+            </w:r>
+          </w:p>
+          <w:p>
+            <w:pPr>
+              <w:bidi/>
+              <w:spacing w:before="0" w:after="20" w:line="264" w:lineRule="auto"/>
+              <w:jc w:val="right"/>
+            </w:pPr>
+            <w:r>
+              <w:rPr>
+                <w:rFonts w:ascii="Calibri Light" w:hAnsi="Calibri Light" w:cs="Calibri Light"/>
+                <w:b w:val="0"/>
+                <w:bCs w:val="0"/>
+                <w:i w:val="0"/>
+                <w:color w:val="203864"/>
+                <w:sz w:val="19"/>
+                <w:szCs w:val="19"/>
+                <w:rtl/>
+              </w:rPr>
+              <w:t>توقيع المُقوِّم: ......................        توقيع مدير المدرسة: ......................</w:t>
+            </w:r>
+          </w:p>
+        </w:tc>
+      </w:tr>
+    </w:tbl>
+    <w:p>
+      <w:r>
+        <w:br w:type="page"/>
+      </w:r>
+    </w:p>
+    <w:tbl>
+      <w:tblPr>
+        <w:bidiVisual/>
+        <w:tblW w:type="auto" w:w="0"/>
+        <w:tblBorders>
+          <w:top w:val="none" w:sz="0" w:color="auto"/>
+          <w:left w:val="none" w:sz="0" w:color="auto"/>
+          <w:bottom w:val="none" w:sz="0" w:color="auto"/>
+          <w:right w:val="none" w:sz="0" w:color="auto"/>
+          <w:insideH w:val="none" w:sz="0" w:color="auto"/>
+          <w:insideV w:val="none" w:sz="0" w:color="auto"/>
+        </w:tblBorders>
+        <w:tblLook w:firstColumn="1" w:firstRow="1" w:lastColumn="0" w:lastRow="0" w:noHBand="0" w:noVBand="1" w:val="04A0"/>
+      </w:tblPr>
+      <w:tblGrid>
+        <w:gridCol w:w="10206"/>
+      </w:tblGrid>
+      <w:tr>
+        <w:tc>
+          <w:tcPr>
+            <w:tcW w:type="dxa" w:w="10206"/>
+            <w:shd w:val="clear" w:color="auto" w:fill="1F4E79"/>
+            <w:tcMar>
+              <w:top w:w="90" w:type="dxa"/>
+              <w:left w:w="140" w:type="dxa"/>
+              <w:bottom w:w="90" w:type="dxa"/>
+              <w:right w:w="140" w:type="dxa"/>
+            </w:tcMar>
+          </w:tcPr>
+          <w:p>
+            <w:pPr>
+              <w:bidi/>
+              <w:spacing w:before="0" w:after="0" w:line="264" w:lineRule="auto"/>
+              <w:jc w:val="right"/>
+            </w:pPr>
+            <w:r>
+              <w:rPr>
+                <w:rFonts w:ascii="Calibri Light" w:hAnsi="Calibri Light" w:cs="Calibri Light"/>
+                <w:b/>
+                <w:bCs w:val="1"/>
+                <w:i w:val="0"/>
+                <w:color w:val="FFFFFF"/>
+                <w:sz w:val="24"/>
+                <w:szCs w:val="24"/>
+                <w:rtl/>
+              </w:rPr>
+              <w:t>ملحق (ج): خطة العمل والتحديات — الإضاءة 4</w:t>
+            </w:r>
+          </w:p>
+        </w:tc>
+      </w:tr>
+    </w:tbl>
+    <w:p>
+      <w:pPr>
+        <w:shd w:val="clear" w:color="auto" w:fill="6AA84F"/>
+        <w:bidi/>
+        <w:spacing w:before="100" w:after="60" w:line="252" w:lineRule="auto"/>
+        <w:ind w:left="68" w:right="68"/>
+        <w:jc w:val="right"/>
+      </w:pPr>
+      <w:r>
+        <w:rPr>
+          <w:rFonts w:ascii="Calibri Light" w:hAnsi="Calibri Light" w:cs="Calibri Light"/>
+          <w:b/>
+          <w:bCs w:val="1"/>
+          <w:i w:val="0"/>
+          <w:color w:val="FFFFFF"/>
+          <w:sz w:val="21"/>
+          <w:szCs w:val="21"/>
+          <w:rtl/>
+        </w:rPr>
+        <w:t xml:space="preserve">  أولًا: خطة العمل المختصرة</w:t>
+      </w:r>
+    </w:p>
+    <w:tbl>
+      <w:tblPr>
+        <w:bidiVisual/>
+        <w:tblW w:type="auto" w:w="0"/>
+        <w:tblBorders>
+          <w:top w:val="single" w:sz="4" w:space="0" w:color="B7C9DA"/>
+          <w:left w:val="single" w:sz="4" w:space="0" w:color="B7C9DA"/>
+          <w:bottom w:val="single" w:sz="4" w:space="0" w:color="B7C9DA"/>
+          <w:right w:val="single" w:sz="4" w:space="0" w:color="B7C9DA"/>
+          <w:insideH w:val="single" w:sz="4" w:space="0" w:color="B7C9DA"/>
+          <w:insideV w:val="single" w:sz="4" w:space="0" w:color="B7C9DA"/>
+        </w:tblBorders>
+        <w:tblLook w:firstColumn="1" w:firstRow="1" w:lastColumn="0" w:lastRow="0" w:noHBand="0" w:noVBand="1" w:val="04A0"/>
+      </w:tblPr>
+      <w:tblGrid>
+        <w:gridCol w:w="4082"/>
+        <w:gridCol w:w="2041"/>
+        <w:gridCol w:w="1361"/>
+        <w:gridCol w:w="2721"/>
+      </w:tblGrid>
+      <w:tr>
+        <w:tc>
+          <w:tcPr>
+            <w:tcW w:type="dxa" w:w="2551"/>
+            <w:shd w:val="clear" w:color="auto" w:fill="6AA84F"/>
+            <w:tcMar>
+              <w:top w:w="30" w:type="dxa"/>
+              <w:left w:w="80" w:type="dxa"/>
+              <w:bottom w:w="30" w:type="dxa"/>
+              <w:right w:w="80" w:type="dxa"/>
+            </w:tcMar>
+          </w:tcPr>
+          <w:p>
+            <w:pPr>
+              <w:bidi/>
+              <w:spacing w:before="0" w:after="0" w:line="252" w:lineRule="auto"/>
+              <w:jc w:val="center"/>
+            </w:pPr>
+            <w:r>
+              <w:rPr>
+                <w:rFonts w:ascii="Calibri Light" w:hAnsi="Calibri Light" w:cs="Calibri Light"/>
+                <w:b/>
+                <w:bCs w:val="1"/>
+                <w:i w:val="0"/>
+                <w:color w:val="FFFFFF"/>
+                <w:sz w:val="18"/>
+                <w:szCs w:val="18"/>
+                <w:rtl/>
+              </w:rPr>
+              <w:t>الإجراء</w:t>
+            </w:r>
+          </w:p>
+        </w:tc>
+        <w:tc>
+          <w:tcPr>
+            <w:tcW w:type="dxa" w:w="2551"/>
+            <w:shd w:val="clear" w:color="auto" w:fill="6AA84F"/>
+            <w:tcMar>
+              <w:top w:w="30" w:type="dxa"/>
+              <w:left w:w="80" w:type="dxa"/>
+              <w:bottom w:w="30" w:type="dxa"/>
+              <w:right w:w="80" w:type="dxa"/>
+            </w:tcMar>
+          </w:tcPr>
+          <w:p>
+            <w:pPr>
+              <w:bidi/>
+              <w:spacing w:before="0" w:after="0" w:line="252" w:lineRule="auto"/>
+              <w:jc w:val="center"/>
+            </w:pPr>
+            <w:r>
+              <w:rPr>
+                <w:rFonts w:ascii="Calibri Light" w:hAnsi="Calibri Light" w:cs="Calibri Light"/>
+                <w:b/>
+                <w:bCs w:val="1"/>
+                <w:i w:val="0"/>
+                <w:color w:val="FFFFFF"/>
+                <w:sz w:val="18"/>
+                <w:szCs w:val="18"/>
+                <w:rtl/>
+              </w:rPr>
+              <w:t>المسؤول</w:t>
+            </w:r>
+          </w:p>
+        </w:tc>
+        <w:tc>
+          <w:tcPr>
+            <w:tcW w:type="dxa" w:w="2551"/>
+            <w:shd w:val="clear" w:color="auto" w:fill="6AA84F"/>
+            <w:tcMar>
+              <w:top w:w="30" w:type="dxa"/>
+              <w:left w:w="80" w:type="dxa"/>
+              <w:bottom w:w="30" w:type="dxa"/>
+              <w:right w:w="80" w:type="dxa"/>
+            </w:tcMar>
+          </w:tcPr>
+          <w:p>
+            <w:pPr>
+              <w:bidi/>
+              <w:spacing w:before="0" w:after="0" w:line="252" w:lineRule="auto"/>
+              <w:jc w:val="center"/>
+            </w:pPr>
+            <w:r>
+              <w:rPr>
+                <w:rFonts w:ascii="Calibri Light" w:hAnsi="Calibri Light" w:cs="Calibri Light"/>
+                <w:b/>
+                <w:bCs w:val="1"/>
+                <w:i w:val="0"/>
+                <w:color w:val="FFFFFF"/>
+                <w:sz w:val="18"/>
+                <w:szCs w:val="18"/>
+                <w:rtl/>
+              </w:rPr>
+              <w:t>المدة</w:t>
+            </w:r>
+          </w:p>
+        </w:tc>
+        <w:tc>
+          <w:tcPr>
+            <w:tcW w:type="dxa" w:w="2551"/>
+            <w:shd w:val="clear" w:color="auto" w:fill="6AA84F"/>
+            <w:tcMar>
+              <w:top w:w="30" w:type="dxa"/>
+              <w:left w:w="80" w:type="dxa"/>
+              <w:bottom w:w="30" w:type="dxa"/>
+              <w:right w:w="80" w:type="dxa"/>
+            </w:tcMar>
+          </w:tcPr>
+          <w:p>
+            <w:pPr>
+              <w:bidi/>
+              <w:spacing w:before="0" w:after="0" w:line="252" w:lineRule="auto"/>
+              <w:jc w:val="center"/>
+            </w:pPr>
+            <w:r>
+              <w:rPr>
+                <w:rFonts w:ascii="Calibri Light" w:hAnsi="Calibri Light" w:cs="Calibri Light"/>
+                <w:b/>
+                <w:bCs w:val="1"/>
+                <w:i w:val="0"/>
+                <w:color w:val="FFFFFF"/>
+                <w:sz w:val="18"/>
+                <w:szCs w:val="18"/>
+                <w:rtl/>
+              </w:rPr>
+              <w:t>مؤشر النجاح</w:t>
+            </w:r>
+          </w:p>
+        </w:tc>
+      </w:tr>
+      <w:tr>
+        <w:tc>
+          <w:tcPr>
+            <w:tcW w:type="dxa" w:w="2551"/>
+            <w:tcMar>
+              <w:top w:w="30" w:type="dxa"/>
+              <w:left w:w="80" w:type="dxa"/>
+              <w:bottom w:w="30" w:type="dxa"/>
+              <w:right w:w="80" w:type="dxa"/>
+            </w:tcMar>
+          </w:tcPr>
+          <w:p>
+            <w:pPr>
+              <w:bidi/>
+              <w:spacing w:before="0" w:after="0" w:line="252" w:lineRule="auto"/>
+              <w:jc w:val="right"/>
+            </w:pPr>
+            <w:r>
+              <w:rPr>
+                <w:rFonts w:ascii="Calibri Light" w:hAnsi="Calibri Light" w:cs="Calibri Light"/>
+                <w:b w:val="0"/>
+                <w:bCs w:val="0"/>
+                <w:i w:val="0"/>
+                <w:color w:val="203864"/>
+                <w:sz w:val="18"/>
+                <w:szCs w:val="18"/>
+                <w:rtl/>
+              </w:rPr>
+              <w:t>توحيد نموذج الرصد اليومي وتدريب المعلمين.</w:t>
+            </w:r>
+          </w:p>
+        </w:tc>
+        <w:tc>
+          <w:tcPr>
+            <w:tcW w:type="dxa" w:w="2551"/>
+            <w:shd w:val="clear" w:color="auto" w:fill="F2F7EC"/>
+            <w:tcMar>
+              <w:top w:w="30" w:type="dxa"/>
+              <w:left w:w="80" w:type="dxa"/>
+              <w:bottom w:w="30" w:type="dxa"/>
+              <w:right w:w="80" w:type="dxa"/>
+            </w:tcMar>
+          </w:tcPr>
+          <w:p>
+            <w:pPr>
+              <w:bidi/>
+              <w:spacing w:before="0" w:after="0" w:line="252" w:lineRule="auto"/>
+              <w:jc w:val="center"/>
+            </w:pPr>
+            <w:r>
+              <w:rPr>
+                <w:rFonts w:ascii="Calibri Light" w:hAnsi="Calibri Light" w:cs="Calibri Light"/>
+                <w:b/>
+                <w:bCs w:val="1"/>
+                <w:i w:val="0"/>
+                <w:color w:val="203864"/>
+                <w:sz w:val="18"/>
+                <w:szCs w:val="18"/>
+                <w:rtl/>
+              </w:rPr>
+              <w:t>المرشد + الوكلاء</w:t>
+            </w:r>
+          </w:p>
+        </w:tc>
+        <w:tc>
+          <w:tcPr>
+            <w:tcW w:type="dxa" w:w="2551"/>
+            <w:tcMar>
+              <w:top w:w="30" w:type="dxa"/>
+              <w:left w:w="80" w:type="dxa"/>
+              <w:bottom w:w="30" w:type="dxa"/>
+              <w:right w:w="80" w:type="dxa"/>
+            </w:tcMar>
+          </w:tcPr>
+          <w:p>
+            <w:pPr>
+              <w:bidi/>
+              <w:spacing w:before="0" w:after="0" w:line="252" w:lineRule="auto"/>
+              <w:jc w:val="center"/>
+            </w:pPr>
+            <w:r>
+              <w:rPr>
+                <w:rFonts w:ascii="Calibri Light" w:hAnsi="Calibri Light" w:cs="Calibri Light"/>
+                <w:b w:val="0"/>
+                <w:bCs w:val="0"/>
+                <w:i w:val="0"/>
+                <w:color w:val="203864"/>
+                <w:sz w:val="18"/>
+                <w:szCs w:val="18"/>
+                <w:rtl/>
+              </w:rPr>
+              <w:t>أسبوعان</w:t>
+            </w:r>
+          </w:p>
+        </w:tc>
+        <w:tc>
+          <w:tcPr>
+            <w:tcW w:type="dxa" w:w="2551"/>
+            <w:tcMar>
+              <w:top w:w="30" w:type="dxa"/>
+              <w:left w:w="80" w:type="dxa"/>
+              <w:bottom w:w="30" w:type="dxa"/>
+              <w:right w:w="80" w:type="dxa"/>
+            </w:tcMar>
+          </w:tcPr>
+          <w:p>
+            <w:pPr>
+              <w:bidi/>
+              <w:spacing w:before="0" w:after="0" w:line="252" w:lineRule="auto"/>
+              <w:jc w:val="center"/>
+            </w:pPr>
+            <w:r>
+              <w:rPr>
+                <w:rFonts w:ascii="Calibri Light" w:hAnsi="Calibri Light" w:cs="Calibri Light"/>
+                <w:b w:val="0"/>
+                <w:bCs w:val="0"/>
+                <w:i w:val="0"/>
+                <w:color w:val="203864"/>
+                <w:sz w:val="18"/>
+                <w:szCs w:val="18"/>
+                <w:rtl/>
+              </w:rPr>
+              <w:t>نموذج معتمد</w:t>
+            </w:r>
+          </w:p>
+        </w:tc>
+      </w:tr>
+      <w:tr>
+        <w:tc>
+          <w:tcPr>
+            <w:tcW w:type="dxa" w:w="2551"/>
+            <w:tcMar>
+              <w:top w:w="30" w:type="dxa"/>
+              <w:left w:w="80" w:type="dxa"/>
+              <w:bottom w:w="30" w:type="dxa"/>
+              <w:right w:w="80" w:type="dxa"/>
+            </w:tcMar>
+          </w:tcPr>
+          <w:p>
+            <w:pPr>
+              <w:bidi/>
+              <w:spacing w:before="0" w:after="0" w:line="252" w:lineRule="auto"/>
+              <w:jc w:val="right"/>
+            </w:pPr>
+            <w:r>
+              <w:rPr>
+                <w:rFonts w:ascii="Calibri Light" w:hAnsi="Calibri Light" w:cs="Calibri Light"/>
+                <w:b w:val="0"/>
+                <w:bCs w:val="0"/>
+                <w:i w:val="0"/>
+                <w:color w:val="203864"/>
+                <w:sz w:val="18"/>
+                <w:szCs w:val="18"/>
+                <w:rtl/>
+              </w:rPr>
+              <w:t>تفعيل التواصل السريع مع الأسر.</w:t>
+            </w:r>
+          </w:p>
+        </w:tc>
+        <w:tc>
+          <w:tcPr>
+            <w:tcW w:type="dxa" w:w="2551"/>
+            <w:shd w:val="clear" w:color="auto" w:fill="F2F7EC"/>
+            <w:tcMar>
+              <w:top w:w="30" w:type="dxa"/>
+              <w:left w:w="80" w:type="dxa"/>
+              <w:bottom w:w="30" w:type="dxa"/>
+              <w:right w:w="80" w:type="dxa"/>
+            </w:tcMar>
+          </w:tcPr>
+          <w:p>
+            <w:pPr>
+              <w:bidi/>
+              <w:spacing w:before="0" w:after="0" w:line="252" w:lineRule="auto"/>
+              <w:jc w:val="center"/>
+            </w:pPr>
+            <w:r>
+              <w:rPr>
+                <w:rFonts w:ascii="Calibri Light" w:hAnsi="Calibri Light" w:cs="Calibri Light"/>
+                <w:b/>
+                <w:bCs w:val="1"/>
+                <w:i w:val="0"/>
+                <w:color w:val="203864"/>
+                <w:sz w:val="18"/>
+                <w:szCs w:val="18"/>
+                <w:rtl/>
+              </w:rPr>
+              <w:t>المرشد الطلابي</w:t>
+            </w:r>
+          </w:p>
+        </w:tc>
+        <w:tc>
+          <w:tcPr>
+            <w:tcW w:type="dxa" w:w="2551"/>
+            <w:tcMar>
+              <w:top w:w="30" w:type="dxa"/>
+              <w:left w:w="80" w:type="dxa"/>
+              <w:bottom w:w="30" w:type="dxa"/>
+              <w:right w:w="80" w:type="dxa"/>
+            </w:tcMar>
+          </w:tcPr>
+          <w:p>
+            <w:pPr>
+              <w:bidi/>
+              <w:spacing w:before="0" w:after="0" w:line="252" w:lineRule="auto"/>
+              <w:jc w:val="center"/>
+            </w:pPr>
+            <w:r>
+              <w:rPr>
+                <w:rFonts w:ascii="Calibri Light" w:hAnsi="Calibri Light" w:cs="Calibri Light"/>
+                <w:b w:val="0"/>
+                <w:bCs w:val="0"/>
+                <w:i w:val="0"/>
+                <w:color w:val="203864"/>
+                <w:sz w:val="18"/>
+                <w:szCs w:val="18"/>
+                <w:rtl/>
+              </w:rPr>
+              <w:t>مستمر</w:t>
+            </w:r>
+          </w:p>
+        </w:tc>
+        <w:tc>
+          <w:tcPr>
+            <w:tcW w:type="dxa" w:w="2551"/>
+            <w:tcMar>
+              <w:top w:w="30" w:type="dxa"/>
+              <w:left w:w="80" w:type="dxa"/>
+              <w:bottom w:w="30" w:type="dxa"/>
+              <w:right w:w="80" w:type="dxa"/>
+            </w:tcMar>
+          </w:tcPr>
+          <w:p>
+            <w:pPr>
+              <w:bidi/>
+              <w:spacing w:before="0" w:after="0" w:line="252" w:lineRule="auto"/>
+              <w:jc w:val="center"/>
+            </w:pPr>
+            <w:r>
+              <w:rPr>
+                <w:rFonts w:ascii="Calibri Light" w:hAnsi="Calibri Light" w:cs="Calibri Light"/>
+                <w:b w:val="0"/>
+                <w:bCs w:val="0"/>
+                <w:i w:val="0"/>
+                <w:color w:val="203864"/>
+                <w:sz w:val="18"/>
+                <w:szCs w:val="18"/>
+                <w:rtl/>
+              </w:rPr>
+              <w:t>استجابة 24 ساعة</w:t>
+            </w:r>
+          </w:p>
+        </w:tc>
+      </w:tr>
+      <w:tr>
+        <w:tc>
+          <w:tcPr>
+            <w:tcW w:type="dxa" w:w="2551"/>
+            <w:tcMar>
+              <w:top w:w="30" w:type="dxa"/>
+              <w:left w:w="80" w:type="dxa"/>
+              <w:bottom w:w="30" w:type="dxa"/>
+              <w:right w:w="80" w:type="dxa"/>
+            </w:tcMar>
+          </w:tcPr>
+          <w:p>
+            <w:pPr>
+              <w:bidi/>
+              <w:spacing w:before="0" w:after="0" w:line="252" w:lineRule="auto"/>
+              <w:jc w:val="right"/>
+            </w:pPr>
+            <w:r>
+              <w:rPr>
+                <w:rFonts w:ascii="Calibri Light" w:hAnsi="Calibri Light" w:cs="Calibri Light"/>
+                <w:b w:val="0"/>
+                <w:bCs w:val="0"/>
+                <w:i w:val="0"/>
+                <w:color w:val="203864"/>
+                <w:sz w:val="18"/>
+                <w:szCs w:val="18"/>
+                <w:rtl/>
+              </w:rPr>
+              <w:t>مراجعة الحالات المزمنة وخطط الدعم.</w:t>
+            </w:r>
+          </w:p>
+        </w:tc>
+        <w:tc>
+          <w:tcPr>
+            <w:tcW w:type="dxa" w:w="2551"/>
+            <w:shd w:val="clear" w:color="auto" w:fill="F2F7EC"/>
+            <w:tcMar>
+              <w:top w:w="30" w:type="dxa"/>
+              <w:left w:w="80" w:type="dxa"/>
+              <w:bottom w:w="30" w:type="dxa"/>
+              <w:right w:w="80" w:type="dxa"/>
+            </w:tcMar>
+          </w:tcPr>
+          <w:p>
+            <w:pPr>
+              <w:bidi/>
+              <w:spacing w:before="0" w:after="0" w:line="252" w:lineRule="auto"/>
+              <w:jc w:val="center"/>
+            </w:pPr>
+            <w:r>
+              <w:rPr>
+                <w:rFonts w:ascii="Calibri Light" w:hAnsi="Calibri Light" w:cs="Calibri Light"/>
+                <w:b/>
+                <w:bCs w:val="1"/>
+                <w:i w:val="0"/>
+                <w:color w:val="203864"/>
+                <w:sz w:val="18"/>
+                <w:szCs w:val="18"/>
+                <w:rtl/>
+              </w:rPr>
+              <w:t>المرشد الطلابي</w:t>
+            </w:r>
+          </w:p>
+        </w:tc>
+        <w:tc>
+          <w:tcPr>
+            <w:tcW w:type="dxa" w:w="2551"/>
+            <w:tcMar>
+              <w:top w:w="30" w:type="dxa"/>
+              <w:left w:w="80" w:type="dxa"/>
+              <w:bottom w:w="30" w:type="dxa"/>
+              <w:right w:w="80" w:type="dxa"/>
+            </w:tcMar>
+          </w:tcPr>
+          <w:p>
+            <w:pPr>
+              <w:bidi/>
+              <w:spacing w:before="0" w:after="0" w:line="252" w:lineRule="auto"/>
+              <w:jc w:val="center"/>
+            </w:pPr>
+            <w:r>
+              <w:rPr>
+                <w:rFonts w:ascii="Calibri Light" w:hAnsi="Calibri Light" w:cs="Calibri Light"/>
+                <w:b w:val="0"/>
+                <w:bCs w:val="0"/>
+                <w:i w:val="0"/>
+                <w:color w:val="203864"/>
+                <w:sz w:val="18"/>
+                <w:szCs w:val="18"/>
+                <w:rtl/>
+              </w:rPr>
+              <w:t>شهري</w:t>
+            </w:r>
+          </w:p>
+        </w:tc>
+        <w:tc>
+          <w:tcPr>
+            <w:tcW w:type="dxa" w:w="2551"/>
+            <w:tcMar>
+              <w:top w:w="30" w:type="dxa"/>
+              <w:left w:w="80" w:type="dxa"/>
+              <w:bottom w:w="30" w:type="dxa"/>
+              <w:right w:w="80" w:type="dxa"/>
+            </w:tcMar>
+          </w:tcPr>
+          <w:p>
+            <w:pPr>
+              <w:bidi/>
+              <w:spacing w:before="0" w:after="0" w:line="252" w:lineRule="auto"/>
+              <w:jc w:val="center"/>
+            </w:pPr>
+            <w:r>
+              <w:rPr>
+                <w:rFonts w:ascii="Calibri Light" w:hAnsi="Calibri Light" w:cs="Calibri Light"/>
+                <w:b w:val="0"/>
+                <w:bCs w:val="0"/>
+                <w:i w:val="0"/>
+                <w:color w:val="203864"/>
+                <w:sz w:val="18"/>
+                <w:szCs w:val="18"/>
+                <w:rtl/>
+              </w:rPr>
+              <w:t>ملفات محدثة</w:t>
+            </w:r>
+          </w:p>
+        </w:tc>
+      </w:tr>
+      <w:tr>
+        <w:tc>
+          <w:tcPr>
+            <w:tcW w:type="dxa" w:w="2551"/>
+            <w:tcMar>
+              <w:top w:w="30" w:type="dxa"/>
+              <w:left w:w="80" w:type="dxa"/>
+              <w:bottom w:w="30" w:type="dxa"/>
+              <w:right w:w="80" w:type="dxa"/>
+            </w:tcMar>
+          </w:tcPr>
+          <w:p>
+            <w:pPr>
+              <w:bidi/>
+              <w:spacing w:before="0" w:after="0" w:line="252" w:lineRule="auto"/>
+              <w:jc w:val="right"/>
+            </w:pPr>
+            <w:r>
+              <w:rPr>
+                <w:rFonts w:ascii="Calibri Light" w:hAnsi="Calibri Light" w:cs="Calibri Light"/>
+                <w:b w:val="0"/>
+                <w:bCs w:val="0"/>
+                <w:i w:val="0"/>
+                <w:color w:val="203864"/>
+                <w:sz w:val="18"/>
+                <w:szCs w:val="18"/>
+                <w:rtl/>
+              </w:rPr>
+              <w:t>إصدار التقرير الأسبوعي.</w:t>
+            </w:r>
+          </w:p>
+        </w:tc>
+        <w:tc>
+          <w:tcPr>
+            <w:tcW w:type="dxa" w:w="2551"/>
+            <w:shd w:val="clear" w:color="auto" w:fill="F2F7EC"/>
+            <w:tcMar>
+              <w:top w:w="30" w:type="dxa"/>
+              <w:left w:w="80" w:type="dxa"/>
+              <w:bottom w:w="30" w:type="dxa"/>
+              <w:right w:w="80" w:type="dxa"/>
+            </w:tcMar>
+          </w:tcPr>
+          <w:p>
+            <w:pPr>
+              <w:bidi/>
+              <w:spacing w:before="0" w:after="0" w:line="252" w:lineRule="auto"/>
+              <w:jc w:val="center"/>
+            </w:pPr>
+            <w:r>
+              <w:rPr>
+                <w:rFonts w:ascii="Calibri Light" w:hAnsi="Calibri Light" w:cs="Calibri Light"/>
+                <w:b/>
+                <w:bCs w:val="1"/>
+                <w:i w:val="0"/>
+                <w:color w:val="203864"/>
+                <w:sz w:val="18"/>
+                <w:szCs w:val="18"/>
+                <w:rtl/>
+              </w:rPr>
+              <w:t>المرشد الطلابي</w:t>
+            </w:r>
+          </w:p>
+        </w:tc>
+        <w:tc>
+          <w:tcPr>
+            <w:tcW w:type="dxa" w:w="2551"/>
+            <w:tcMar>
+              <w:top w:w="30" w:type="dxa"/>
+              <w:left w:w="80" w:type="dxa"/>
+              <w:bottom w:w="30" w:type="dxa"/>
+              <w:right w:w="80" w:type="dxa"/>
+            </w:tcMar>
+          </w:tcPr>
+          <w:p>
+            <w:pPr>
+              <w:bidi/>
+              <w:spacing w:before="0" w:after="0" w:line="252" w:lineRule="auto"/>
+              <w:jc w:val="center"/>
+            </w:pPr>
+            <w:r>
+              <w:rPr>
+                <w:rFonts w:ascii="Calibri Light" w:hAnsi="Calibri Light" w:cs="Calibri Light"/>
+                <w:b w:val="0"/>
+                <w:bCs w:val="0"/>
+                <w:i w:val="0"/>
+                <w:color w:val="203864"/>
+                <w:sz w:val="18"/>
+                <w:szCs w:val="18"/>
+                <w:rtl/>
+              </w:rPr>
+              <w:t>أسبوعي</w:t>
+            </w:r>
+          </w:p>
+        </w:tc>
+        <w:tc>
+          <w:tcPr>
+            <w:tcW w:type="dxa" w:w="2551"/>
+            <w:tcMar>
+              <w:top w:w="30" w:type="dxa"/>
+              <w:left w:w="80" w:type="dxa"/>
+              <w:bottom w:w="30" w:type="dxa"/>
+              <w:right w:w="80" w:type="dxa"/>
+            </w:tcMar>
+          </w:tcPr>
+          <w:p>
+            <w:pPr>
+              <w:bidi/>
+              <w:spacing w:before="0" w:after="0" w:line="252" w:lineRule="auto"/>
+              <w:jc w:val="center"/>
+            </w:pPr>
+            <w:r>
+              <w:rPr>
+                <w:rFonts w:ascii="Calibri Light" w:hAnsi="Calibri Light" w:cs="Calibri Light"/>
+                <w:b w:val="0"/>
+                <w:bCs w:val="0"/>
+                <w:i w:val="0"/>
+                <w:color w:val="203864"/>
+                <w:sz w:val="18"/>
+                <w:szCs w:val="18"/>
+                <w:rtl/>
+              </w:rPr>
+              <w:t>52 تقريرًا/عام</w:t>
+            </w:r>
+          </w:p>
+        </w:tc>
+      </w:tr>
+      <w:tr>
+        <w:tc>
+          <w:tcPr>
+            <w:tcW w:type="dxa" w:w="2551"/>
+            <w:tcMar>
+              <w:top w:w="30" w:type="dxa"/>
+              <w:left w:w="80" w:type="dxa"/>
+              <w:bottom w:w="30" w:type="dxa"/>
+              <w:right w:w="80" w:type="dxa"/>
+            </w:tcMar>
+          </w:tcPr>
+          <w:p>
+            <w:pPr>
+              <w:bidi/>
+              <w:spacing w:before="0" w:after="0" w:line="252" w:lineRule="auto"/>
+              <w:jc w:val="right"/>
+            </w:pPr>
+            <w:r>
+              <w:rPr>
+                <w:rFonts w:ascii="Calibri Light" w:hAnsi="Calibri Light" w:cs="Calibri Light"/>
+                <w:b w:val="0"/>
+                <w:bCs w:val="0"/>
+                <w:i w:val="0"/>
+                <w:color w:val="203864"/>
+                <w:sz w:val="18"/>
+                <w:szCs w:val="18"/>
+                <w:rtl/>
+              </w:rPr>
+              <w:t>تحليل الأنماط ربع سنويًا.</w:t>
+            </w:r>
+          </w:p>
+        </w:tc>
+        <w:tc>
+          <w:tcPr>
+            <w:tcW w:type="dxa" w:w="2551"/>
+            <w:shd w:val="clear" w:color="auto" w:fill="F2F7EC"/>
+            <w:tcMar>
+              <w:top w:w="30" w:type="dxa"/>
+              <w:left w:w="80" w:type="dxa"/>
+              <w:bottom w:w="30" w:type="dxa"/>
+              <w:right w:w="80" w:type="dxa"/>
+            </w:tcMar>
+          </w:tcPr>
+          <w:p>
+            <w:pPr>
+              <w:bidi/>
+              <w:spacing w:before="0" w:after="0" w:line="252" w:lineRule="auto"/>
+              <w:jc w:val="center"/>
+            </w:pPr>
+            <w:r>
+              <w:rPr>
+                <w:rFonts w:ascii="Calibri Light" w:hAnsi="Calibri Light" w:cs="Calibri Light"/>
+                <w:b/>
+                <w:bCs w:val="1"/>
+                <w:i w:val="0"/>
+                <w:color w:val="203864"/>
+                <w:sz w:val="18"/>
+                <w:szCs w:val="18"/>
+                <w:rtl/>
+              </w:rPr>
+              <w:t>المرشد + مسؤول البيانات</w:t>
+            </w:r>
+          </w:p>
+        </w:tc>
+        <w:tc>
+          <w:tcPr>
+            <w:tcW w:type="dxa" w:w="2551"/>
+            <w:tcMar>
+              <w:top w:w="30" w:type="dxa"/>
+              <w:left w:w="80" w:type="dxa"/>
+              <w:bottom w:w="30" w:type="dxa"/>
+              <w:right w:w="80" w:type="dxa"/>
+            </w:tcMar>
+          </w:tcPr>
+          <w:p>
+            <w:pPr>
+              <w:bidi/>
+              <w:spacing w:before="0" w:after="0" w:line="252" w:lineRule="auto"/>
+              <w:jc w:val="center"/>
+            </w:pPr>
+            <w:r>
+              <w:rPr>
+                <w:rFonts w:ascii="Calibri Light" w:hAnsi="Calibri Light" w:cs="Calibri Light"/>
+                <w:b w:val="0"/>
+                <w:bCs w:val="0"/>
+                <w:i w:val="0"/>
+                <w:color w:val="203864"/>
+                <w:sz w:val="18"/>
+                <w:szCs w:val="18"/>
+                <w:rtl/>
+              </w:rPr>
+              <w:t>ربع سنوي</w:t>
+            </w:r>
+          </w:p>
+        </w:tc>
+        <w:tc>
+          <w:tcPr>
+            <w:tcW w:type="dxa" w:w="2551"/>
+            <w:tcMar>
+              <w:top w:w="30" w:type="dxa"/>
+              <w:left w:w="80" w:type="dxa"/>
+              <w:bottom w:w="30" w:type="dxa"/>
+              <w:right w:w="80" w:type="dxa"/>
+            </w:tcMar>
+          </w:tcPr>
+          <w:p>
+            <w:pPr>
+              <w:bidi/>
+              <w:spacing w:before="0" w:after="0" w:line="252" w:lineRule="auto"/>
+              <w:jc w:val="center"/>
+            </w:pPr>
+            <w:r>
+              <w:rPr>
+                <w:rFonts w:ascii="Calibri Light" w:hAnsi="Calibri Light" w:cs="Calibri Light"/>
+                <w:b w:val="0"/>
+                <w:bCs w:val="0"/>
+                <w:i w:val="0"/>
+                <w:color w:val="203864"/>
+                <w:sz w:val="18"/>
+                <w:szCs w:val="18"/>
+                <w:rtl/>
+              </w:rPr>
+              <w:t>تقرير تحليلي</w:t>
+            </w:r>
+          </w:p>
+        </w:tc>
+      </w:tr>
+    </w:tbl>
+    <w:p>
+      <w:pPr>
+        <w:shd w:val="clear" w:color="auto" w:fill="6AA84F"/>
+        <w:bidi/>
+        <w:spacing w:before="100" w:after="60" w:line="252" w:lineRule="auto"/>
+        <w:ind w:left="68" w:right="68"/>
+        <w:jc w:val="right"/>
+      </w:pPr>
+      <w:r>
+        <w:rPr>
+          <w:rFonts w:ascii="Calibri Light" w:hAnsi="Calibri Light" w:cs="Calibri Light"/>
+          <w:b/>
+          <w:bCs w:val="1"/>
+          <w:i w:val="0"/>
+          <w:color w:val="FFFFFF"/>
+          <w:sz w:val="21"/>
+          <w:szCs w:val="21"/>
+          <w:rtl/>
+        </w:rPr>
+        <w:t xml:space="preserve">  ثانيًا: تحديات متوقعة وسبل التغلب</w:t>
+      </w:r>
+    </w:p>
+    <w:tbl>
+      <w:tblPr>
+        <w:bidiVisual/>
+        <w:tblW w:type="auto" w:w="0"/>
+        <w:tblBorders>
+          <w:top w:val="single" w:sz="4" w:space="0" w:color="B7C9DA"/>
+          <w:left w:val="single" w:sz="4" w:space="0" w:color="B7C9DA"/>
+          <w:bottom w:val="single" w:sz="4" w:space="0" w:color="B7C9DA"/>
+          <w:right w:val="single" w:sz="4" w:space="0" w:color="B7C9DA"/>
+          <w:insideH w:val="single" w:sz="4" w:space="0" w:color="B7C9DA"/>
+          <w:insideV w:val="single" w:sz="4" w:space="0" w:color="B7C9DA"/>
+        </w:tblBorders>
+        <w:tblLook w:firstColumn="1" w:firstRow="1" w:lastColumn="0" w:lastRow="0" w:noHBand="0" w:noVBand="1" w:val="04A0"/>
+      </w:tblPr>
+      <w:tblGrid>
+        <w:gridCol w:w="4082"/>
+        <w:gridCol w:w="6123"/>
+      </w:tblGrid>
+      <w:tr>
+        <w:tc>
+          <w:tcPr>
+            <w:tcW w:type="dxa" w:w="5103"/>
+            <w:shd w:val="clear" w:color="auto" w:fill="1F4E79"/>
+            <w:tcMar>
+              <w:top w:w="30" w:type="dxa"/>
+              <w:left w:w="80" w:type="dxa"/>
+              <w:bottom w:w="30" w:type="dxa"/>
+              <w:right w:w="80" w:type="dxa"/>
+            </w:tcMar>
+          </w:tcPr>
+          <w:p>
+            <w:pPr>
+              <w:bidi/>
+              <w:spacing w:before="0" w:after="0" w:line="252" w:lineRule="auto"/>
+              <w:jc w:val="center"/>
+            </w:pPr>
+            <w:r>
+              <w:rPr>
+                <w:rFonts w:ascii="Calibri Light" w:hAnsi="Calibri Light" w:cs="Calibri Light"/>
+                <w:b/>
+                <w:bCs w:val="1"/>
+                <w:i w:val="0"/>
+                <w:color w:val="FFFFFF"/>
+                <w:sz w:val="18"/>
+                <w:szCs w:val="18"/>
+                <w:rtl/>
+              </w:rPr>
+              <w:t>التحدي المتوقع</w:t>
+            </w:r>
+          </w:p>
+        </w:tc>
+        <w:tc>
+          <w:tcPr>
+            <w:tcW w:type="dxa" w:w="5103"/>
+            <w:shd w:val="clear" w:color="auto" w:fill="1F4E79"/>
+            <w:tcMar>
+              <w:top w:w="30" w:type="dxa"/>
+              <w:left w:w="80" w:type="dxa"/>
+              <w:bottom w:w="30" w:type="dxa"/>
+              <w:right w:w="80" w:type="dxa"/>
+            </w:tcMar>
+          </w:tcPr>
+          <w:p>
+            <w:pPr>
+              <w:bidi/>
+              <w:spacing w:before="0" w:after="0" w:line="252" w:lineRule="auto"/>
+              <w:jc w:val="center"/>
+            </w:pPr>
+            <w:r>
+              <w:rPr>
+                <w:rFonts w:ascii="Calibri Light" w:hAnsi="Calibri Light" w:cs="Calibri Light"/>
+                <w:b/>
+                <w:bCs w:val="1"/>
+                <w:i w:val="0"/>
+                <w:color w:val="FFFFFF"/>
+                <w:sz w:val="18"/>
+                <w:szCs w:val="18"/>
+                <w:rtl/>
+              </w:rPr>
+              <w:t>سبل التغلب</w:t>
+            </w:r>
+          </w:p>
+        </w:tc>
+      </w:tr>
+      <w:tr>
+        <w:tc>
+          <w:tcPr>
+            <w:tcW w:type="dxa" w:w="5103"/>
+            <w:shd w:val="clear" w:color="auto" w:fill="FBF3F3"/>
+            <w:tcMar>
+              <w:top w:w="30" w:type="dxa"/>
+              <w:left w:w="80" w:type="dxa"/>
+              <w:bottom w:w="30" w:type="dxa"/>
+              <w:right w:w="80" w:type="dxa"/>
+            </w:tcMar>
+          </w:tcPr>
+          <w:p>
+            <w:pPr>
+              <w:bidi/>
+              <w:spacing w:before="0" w:after="0" w:line="252" w:lineRule="auto"/>
+              <w:jc w:val="right"/>
+            </w:pPr>
+            <w:r>
+              <w:rPr>
+                <w:rFonts w:ascii="Calibri Light" w:hAnsi="Calibri Light" w:cs="Calibri Light"/>
+                <w:b/>
+                <w:bCs w:val="1"/>
+                <w:i w:val="0"/>
+                <w:color w:val="203864"/>
+                <w:sz w:val="18"/>
+                <w:szCs w:val="18"/>
+                <w:rtl/>
+              </w:rPr>
+              <w:t>ثقل التوثيق على المعلمين.</w:t>
+            </w:r>
+          </w:p>
+        </w:tc>
+        <w:tc>
+          <w:tcPr>
+            <w:tcW w:type="dxa" w:w="5103"/>
+            <w:tcMar>
+              <w:top w:w="30" w:type="dxa"/>
+              <w:left w:w="80" w:type="dxa"/>
+              <w:bottom w:w="30" w:type="dxa"/>
+              <w:right w:w="80" w:type="dxa"/>
+            </w:tcMar>
+          </w:tcPr>
+          <w:p>
+            <w:pPr>
+              <w:bidi/>
+              <w:spacing w:before="0" w:after="0" w:line="252" w:lineRule="auto"/>
+              <w:jc w:val="right"/>
+            </w:pPr>
+            <w:r>
+              <w:rPr>
+                <w:rFonts w:ascii="Calibri Light" w:hAnsi="Calibri Light" w:cs="Calibri Light"/>
+                <w:b w:val="0"/>
+                <w:bCs w:val="0"/>
+                <w:i w:val="0"/>
+                <w:color w:val="203864"/>
+                <w:sz w:val="18"/>
+                <w:szCs w:val="18"/>
+                <w:rtl/>
+              </w:rPr>
+              <w:t>تبسيط النموذج وجعله إلكترونيًا قدر الإمكان.</w:t>
+            </w:r>
+          </w:p>
+        </w:tc>
+      </w:tr>
+      <w:tr>
+        <w:tc>
+          <w:tcPr>
+            <w:tcW w:type="dxa" w:w="5103"/>
+            <w:shd w:val="clear" w:color="auto" w:fill="FBF3F3"/>
+            <w:tcMar>
+              <w:top w:w="30" w:type="dxa"/>
+              <w:left w:w="80" w:type="dxa"/>
+              <w:bottom w:w="30" w:type="dxa"/>
+              <w:right w:w="80" w:type="dxa"/>
+            </w:tcMar>
+          </w:tcPr>
+          <w:p>
+            <w:pPr>
+              <w:bidi/>
+              <w:spacing w:before="0" w:after="0" w:line="252" w:lineRule="auto"/>
+              <w:jc w:val="right"/>
+            </w:pPr>
+            <w:r>
+              <w:rPr>
+                <w:rFonts w:ascii="Calibri Light" w:hAnsi="Calibri Light" w:cs="Calibri Light"/>
+                <w:b/>
+                <w:bCs w:val="1"/>
+                <w:i w:val="0"/>
+                <w:color w:val="203864"/>
+                <w:sz w:val="18"/>
+                <w:szCs w:val="18"/>
+                <w:rtl/>
+              </w:rPr>
+              <w:t>تأخر التواصل مع الأسر.</w:t>
+            </w:r>
+          </w:p>
+        </w:tc>
+        <w:tc>
+          <w:tcPr>
+            <w:tcW w:type="dxa" w:w="5103"/>
+            <w:tcMar>
+              <w:top w:w="30" w:type="dxa"/>
+              <w:left w:w="80" w:type="dxa"/>
+              <w:bottom w:w="30" w:type="dxa"/>
+              <w:right w:w="80" w:type="dxa"/>
+            </w:tcMar>
+          </w:tcPr>
+          <w:p>
+            <w:pPr>
+              <w:bidi/>
+              <w:spacing w:before="0" w:after="0" w:line="252" w:lineRule="auto"/>
+              <w:jc w:val="right"/>
+            </w:pPr>
+            <w:r>
+              <w:rPr>
+                <w:rFonts w:ascii="Calibri Light" w:hAnsi="Calibri Light" w:cs="Calibri Light"/>
+                <w:b w:val="0"/>
+                <w:bCs w:val="0"/>
+                <w:i w:val="0"/>
+                <w:color w:val="203864"/>
+                <w:sz w:val="18"/>
+                <w:szCs w:val="18"/>
+                <w:rtl/>
+              </w:rPr>
+              <w:t>تفويض الوكيل بالاتصال الأولي عند الحاجة.</w:t>
+            </w:r>
+          </w:p>
+        </w:tc>
+      </w:tr>
+      <w:tr>
+        <w:tc>
+          <w:tcPr>
+            <w:tcW w:type="dxa" w:w="5103"/>
+            <w:shd w:val="clear" w:color="auto" w:fill="FBF3F3"/>
+            <w:tcMar>
+              <w:top w:w="30" w:type="dxa"/>
+              <w:left w:w="80" w:type="dxa"/>
+              <w:bottom w:w="30" w:type="dxa"/>
+              <w:right w:w="80" w:type="dxa"/>
+            </w:tcMar>
+          </w:tcPr>
+          <w:p>
+            <w:pPr>
+              <w:bidi/>
+              <w:spacing w:before="0" w:after="0" w:line="252" w:lineRule="auto"/>
+              <w:jc w:val="right"/>
+            </w:pPr>
+            <w:r>
+              <w:rPr>
+                <w:rFonts w:ascii="Calibri Light" w:hAnsi="Calibri Light" w:cs="Calibri Light"/>
+                <w:b/>
+                <w:bCs w:val="1"/>
+                <w:i w:val="0"/>
+                <w:color w:val="203864"/>
+                <w:sz w:val="18"/>
+                <w:szCs w:val="18"/>
+                <w:rtl/>
+              </w:rPr>
+              <w:t>تسرب بيانات الحالات الحساسة.</w:t>
+            </w:r>
+          </w:p>
+        </w:tc>
+        <w:tc>
+          <w:tcPr>
+            <w:tcW w:type="dxa" w:w="5103"/>
+            <w:tcMar>
+              <w:top w:w="30" w:type="dxa"/>
+              <w:left w:w="80" w:type="dxa"/>
+              <w:bottom w:w="30" w:type="dxa"/>
+              <w:right w:w="80" w:type="dxa"/>
+            </w:tcMar>
+          </w:tcPr>
+          <w:p>
+            <w:pPr>
+              <w:bidi/>
+              <w:spacing w:before="0" w:after="0" w:line="252" w:lineRule="auto"/>
+              <w:jc w:val="right"/>
+            </w:pPr>
+            <w:r>
+              <w:rPr>
+                <w:rFonts w:ascii="Calibri Light" w:hAnsi="Calibri Light" w:cs="Calibri Light"/>
+                <w:b w:val="0"/>
+                <w:bCs w:val="0"/>
+                <w:i w:val="0"/>
+                <w:color w:val="203864"/>
+                <w:sz w:val="18"/>
+                <w:szCs w:val="18"/>
+                <w:rtl/>
+              </w:rPr>
+              <w:t>ملفات مقفلة وصلاحيات وصول محددة.</w:t>
+            </w:r>
+          </w:p>
+        </w:tc>
+      </w:tr>
+    </w:tbl>
+    <w:p>
+      <w:pPr>
+        <w:shd w:val="clear" w:color="auto" w:fill="6AA84F"/>
+        <w:bidi/>
+        <w:spacing w:before="100" w:after="60" w:line="252" w:lineRule="auto"/>
+        <w:ind w:left="68" w:right="68"/>
+        <w:jc w:val="right"/>
+      </w:pPr>
+      <w:r>
+        <w:rPr>
+          <w:rFonts w:ascii="Calibri Light" w:hAnsi="Calibri Light" w:cs="Calibri Light"/>
+          <w:b/>
+          <w:bCs w:val="1"/>
+          <w:i w:val="0"/>
+          <w:color w:val="FFFFFF"/>
+          <w:sz w:val="21"/>
+          <w:szCs w:val="21"/>
+          <w:rtl/>
+        </w:rPr>
+        <w:t xml:space="preserve">  ثالثًا: أسئلة التقويم الذاتي للمرشد الطلابي</w:t>
+      </w:r>
+    </w:p>
+    <w:tbl>
+      <w:tblPr>
+        <w:bidiVisual/>
+        <w:tblW w:type="auto" w:w="0"/>
+        <w:tblBorders>
+          <w:top w:val="single" w:sz="4" w:space="0" w:color="6AA84F"/>
+          <w:left w:val="single" w:sz="4" w:space="0" w:color="6AA84F"/>
+          <w:bottom w:val="single" w:sz="4" w:space="0" w:color="6AA84F"/>
+          <w:right w:val="single" w:sz="4" w:space="0" w:color="6AA84F"/>
+          <w:insideH w:val="single" w:sz="4" w:space="0" w:color="6AA84F"/>
+          <w:insideV w:val="single" w:sz="4" w:space="0" w:color="6AA84F"/>
+        </w:tblBorders>
+        <w:tblLook w:firstColumn="1" w:firstRow="1" w:lastColumn="0" w:lastRow="0" w:noHBand="0" w:noVBand="1" w:val="04A0"/>
+      </w:tblPr>
+      <w:tblGrid>
+        <w:gridCol w:w="10206"/>
+      </w:tblGrid>
+      <w:tr>
+        <w:tc>
+          <w:tcPr>
+            <w:tcW w:type="dxa" w:w="10206"/>
+            <w:shd w:val="clear" w:color="auto" w:fill="F2F7EC"/>
+            <w:tcMar>
+              <w:top w:w="50" w:type="dxa"/>
+              <w:left w:w="100" w:type="dxa"/>
+              <w:bottom w:w="50" w:type="dxa"/>
+              <w:right w:w="100" w:type="dxa"/>
+            </w:tcMar>
+          </w:tcPr>
+          <w:p>
+            <w:pPr>
+              <w:bidi/>
+              <w:spacing w:before="0" w:after="20" w:line="264" w:lineRule="auto"/>
+              <w:jc w:val="right"/>
+            </w:pPr>
+            <w:r>
+              <w:rPr>
+                <w:rFonts w:ascii="Calibri Light" w:hAnsi="Calibri Light" w:cs="Calibri Light"/>
+                <w:b w:val="0"/>
+                <w:bCs w:val="0"/>
+                <w:i w:val="0"/>
+                <w:color w:val="203864"/>
+                <w:sz w:val="19"/>
+                <w:szCs w:val="19"/>
+                <w:rtl/>
+              </w:rPr>
+              <w:t>هل كل حالة غياب أو تأخر لها أثر موثق في السجل؟</w:t>
+            </w:r>
+          </w:p>
+          <w:p>
+            <w:pPr>
+              <w:bidi/>
+              <w:spacing w:before="0" w:after="20" w:line="264" w:lineRule="auto"/>
+              <w:jc w:val="right"/>
+            </w:pPr>
+            <w:r>
+              <w:rPr>
+                <w:rFonts w:ascii="Calibri Light" w:hAnsi="Calibri Light" w:cs="Calibri Light"/>
+                <w:b w:val="0"/>
+                <w:bCs w:val="0"/>
+                <w:i w:val="0"/>
+                <w:color w:val="203864"/>
+                <w:sz w:val="19"/>
+                <w:szCs w:val="19"/>
+                <w:rtl/>
+              </w:rPr>
+              <w:t>كم حالة تأخرت معالجتها أكثر من 48 ساعة هذا الأسبوع؟</w:t>
+            </w:r>
+          </w:p>
+          <w:p>
+            <w:pPr>
+              <w:bidi/>
+              <w:spacing w:before="0" w:after="20" w:line="264" w:lineRule="auto"/>
+              <w:jc w:val="right"/>
+            </w:pPr>
+            <w:r>
+              <w:rPr>
+                <w:rFonts w:ascii="Calibri Light" w:hAnsi="Calibri Light" w:cs="Calibri Light"/>
+                <w:b w:val="0"/>
+                <w:bCs w:val="0"/>
+                <w:i w:val="0"/>
+                <w:color w:val="203864"/>
+                <w:sz w:val="19"/>
+                <w:szCs w:val="19"/>
+                <w:rtl/>
+              </w:rPr>
+              <w:t>هل خطط الدعم الفردية تُراجع فعلًا أم تُكتب وتُحفظ؟</w:t>
+            </w:r>
+          </w:p>
+        </w:tc>
+      </w:tr>
+    </w:tbl>
+    <w:tbl>
+      <w:tblPr>
+        <w:bidiVisual/>
+        <w:tblW w:type="auto" w:w="0"/>
+        <w:tblBorders>
+          <w:top w:val="single" w:sz="4" w:space="0" w:color="1F4E79"/>
+          <w:left w:val="single" w:sz="4" w:space="0" w:color="1F4E79"/>
+          <w:bottom w:val="single" w:sz="4" w:space="0" w:color="1F4E79"/>
+          <w:right w:val="single" w:sz="4" w:space="0" w:color="1F4E79"/>
+          <w:insideH w:val="single" w:sz="4" w:space="0" w:color="1F4E79"/>
+          <w:insideV w:val="single" w:sz="4" w:space="0" w:color="1F4E79"/>
+        </w:tblBorders>
+        <w:tblLook w:firstColumn="1" w:firstRow="1" w:lastColumn="0" w:lastRow="0" w:noHBand="0" w:noVBand="1" w:val="04A0"/>
+      </w:tblPr>
+      <w:tblGrid>
+        <w:gridCol w:w="10206"/>
+      </w:tblGrid>
+      <w:tr>
+        <w:tc>
+          <w:tcPr>
+            <w:tcW w:type="dxa" w:w="10206"/>
+            <w:shd w:val="clear" w:color="auto" w:fill="EDF3F8"/>
+            <w:tcMar>
+              <w:top w:w="50" w:type="dxa"/>
+              <w:left w:w="100" w:type="dxa"/>
+              <w:bottom w:w="50" w:type="dxa"/>
+              <w:right w:w="100" w:type="dxa"/>
+            </w:tcMar>
+          </w:tcPr>
+          <w:p>
+            <w:pPr>
+              <w:bidi/>
+              <w:spacing w:before="0" w:after="20" w:line="264" w:lineRule="auto"/>
+              <w:jc w:val="right"/>
+            </w:pPr>
+            <w:r>
+              <w:rPr>
+                <w:rFonts w:ascii="Calibri Light" w:hAnsi="Calibri Light" w:cs="Calibri Light"/>
+                <w:b w:val="0"/>
+                <w:bCs w:val="0"/>
+                <w:i w:val="0"/>
+                <w:color w:val="1F4E79"/>
+                <w:sz w:val="17"/>
+                <w:szCs w:val="17"/>
+                <w:rtl/>
+              </w:rPr>
+              <w:t>إرشاد: يُراجع المرشد هذه الأسئلة شهريًا، ويوثّق الإجابات وخطوات التحسين في ملف التحسين المستمر.</w:t>
             </w:r>
           </w:p>
         </w:tc>

--- a/docs/04-المتابعة-اليومية-للحضور-والسلوك.docx
+++ b/docs/04-المتابعة-اليومية-للحضور-والسلوك.docx
@@ -5609,6 +5609,661 @@
         </w:tc>
       </w:tr>
     </w:tbl>
+    <w:p>
+      <w:r>
+        <w:br w:type="page"/>
+      </w:r>
+    </w:p>
+    <w:tbl>
+      <w:tblPr>
+        <w:bidiVisual/>
+        <w:tblW w:type="auto" w:w="0"/>
+        <w:tblBorders>
+          <w:top w:val="none" w:sz="0" w:color="auto"/>
+          <w:left w:val="none" w:sz="0" w:color="auto"/>
+          <w:bottom w:val="none" w:sz="0" w:color="auto"/>
+          <w:right w:val="none" w:sz="0" w:color="auto"/>
+          <w:insideH w:val="none" w:sz="0" w:color="auto"/>
+          <w:insideV w:val="none" w:sz="0" w:color="auto"/>
+        </w:tblBorders>
+        <w:tblLook w:firstColumn="1" w:firstRow="1" w:lastColumn="0" w:lastRow="0" w:noHBand="0" w:noVBand="1" w:val="04A0"/>
+      </w:tblPr>
+      <w:tblGrid>
+        <w:gridCol w:w="10206"/>
+      </w:tblGrid>
+      <w:tr>
+        <w:tc>
+          <w:tcPr>
+            <w:tcW w:type="dxa" w:w="10206"/>
+            <w:shd w:val="clear" w:color="auto" w:fill="1F4E79"/>
+            <w:tcMar>
+              <w:top w:w="90" w:type="dxa"/>
+              <w:left w:w="140" w:type="dxa"/>
+              <w:bottom w:w="90" w:type="dxa"/>
+              <w:right w:w="140" w:type="dxa"/>
+            </w:tcMar>
+          </w:tcPr>
+          <w:p>
+            <w:pPr>
+              <w:bidi/>
+              <w:spacing w:before="0" w:after="0" w:line="264" w:lineRule="auto"/>
+              <w:jc w:val="right"/>
+            </w:pPr>
+            <w:r>
+              <w:rPr>
+                <w:rFonts w:ascii="Calibri Light" w:hAnsi="Calibri Light" w:cs="Calibri Light"/>
+                <w:b/>
+                <w:bCs w:val="1"/>
+                <w:i w:val="0"/>
+                <w:color w:val="FFFFFF"/>
+                <w:sz w:val="24"/>
+                <w:szCs w:val="24"/>
+                <w:rtl/>
+              </w:rPr>
+              <w:t>ملحق (د): دراسة حالة وخبرة تطبيقية — الإضاءة 4</w:t>
+            </w:r>
+          </w:p>
+        </w:tc>
+      </w:tr>
+    </w:tbl>
+    <w:p>
+      <w:pPr>
+        <w:shd w:val="clear" w:color="auto" w:fill="6AA84F"/>
+        <w:bidi/>
+        <w:spacing w:before="100" w:after="60" w:line="252" w:lineRule="auto"/>
+        <w:ind w:left="68" w:right="68"/>
+        <w:jc w:val="right"/>
+      </w:pPr>
+      <w:r>
+        <w:rPr>
+          <w:rFonts w:ascii="Calibri Light" w:hAnsi="Calibri Light" w:cs="Calibri Light"/>
+          <w:b/>
+          <w:bCs w:val="1"/>
+          <w:i w:val="0"/>
+          <w:color w:val="FFFFFF"/>
+          <w:sz w:val="21"/>
+          <w:szCs w:val="21"/>
+          <w:rtl/>
+        </w:rPr>
+        <w:t xml:space="preserve">  السياق</w:t>
+      </w:r>
+    </w:p>
+    <w:p>
+      <w:pPr>
+        <w:bidi/>
+        <w:spacing w:before="0" w:after="60" w:line="276" w:lineRule="auto"/>
+        <w:jc w:val="right"/>
+      </w:pPr>
+      <w:r>
+        <w:rPr>
+          <w:rFonts w:ascii="Calibri Light" w:hAnsi="Calibri Light" w:cs="Calibri Light"/>
+          <w:b w:val="0"/>
+          <w:bCs w:val="0"/>
+          <w:i w:val="0"/>
+          <w:color w:val="203864"/>
+          <w:sz w:val="20"/>
+          <w:szCs w:val="20"/>
+          <w:rtl/>
+        </w:rPr>
+        <w:t>رصدت سجلات مدرسة ابتدائية تكرر التأخر الصباحي لدى 12 متعلمًا، مع تأخر التواصل مع الأسر، وكانت المعالجة تتم بعد أيام من الحدث فتفقد أثرها.</w:t>
+      </w:r>
+    </w:p>
+    <w:p>
+      <w:pPr>
+        <w:shd w:val="clear" w:color="auto" w:fill="6AA84F"/>
+        <w:bidi/>
+        <w:spacing w:before="100" w:after="60" w:line="252" w:lineRule="auto"/>
+        <w:ind w:left="68" w:right="68"/>
+        <w:jc w:val="right"/>
+      </w:pPr>
+      <w:r>
+        <w:rPr>
+          <w:rFonts w:ascii="Calibri Light" w:hAnsi="Calibri Light" w:cs="Calibri Light"/>
+          <w:b/>
+          <w:bCs w:val="1"/>
+          <w:i w:val="0"/>
+          <w:color w:val="FFFFFF"/>
+          <w:sz w:val="21"/>
+          <w:szCs w:val="21"/>
+          <w:rtl/>
+        </w:rPr>
+        <w:t xml:space="preserve">  الإجراءات المتخذة</w:t>
+      </w:r>
+    </w:p>
+    <w:p>
+      <w:pPr>
+        <w:bidi/>
+        <w:spacing w:before="0" w:after="40" w:line="269" w:lineRule="auto"/>
+        <w:ind w:right="283" w:hanging="283"/>
+        <w:jc w:val="right"/>
+      </w:pPr>
+      <w:r>
+        <w:rPr>
+          <w:rFonts w:ascii="Calibri Light" w:hAnsi="Calibri Light" w:cs="Calibri Light"/>
+          <w:b/>
+          <w:bCs w:val="1"/>
+          <w:i w:val="0"/>
+          <w:color w:val="6AA84F"/>
+          <w:sz w:val="20"/>
+          <w:szCs w:val="20"/>
+          <w:rtl/>
+        </w:rPr>
+        <w:t xml:space="preserve">1 - </w:t>
+      </w:r>
+      <w:r>
+        <w:rPr>
+          <w:rFonts w:ascii="Calibri Light" w:hAnsi="Calibri Light" w:cs="Calibri Light"/>
+          <w:b w:val="0"/>
+          <w:bCs w:val="0"/>
+          <w:i w:val="0"/>
+          <w:color w:val="203864"/>
+          <w:sz w:val="20"/>
+          <w:szCs w:val="20"/>
+          <w:rtl/>
+        </w:rPr>
+        <w:t>وحّد المرشد نموذج رصد يوميًا بسيطًا (حضور/تأخر/مخالفات) بالتنسيق مع الوكلاء.</w:t>
+      </w:r>
+    </w:p>
+    <w:p>
+      <w:pPr>
+        <w:bidi/>
+        <w:spacing w:before="0" w:after="40" w:line="269" w:lineRule="auto"/>
+        <w:ind w:right="283" w:hanging="283"/>
+        <w:jc w:val="right"/>
+      </w:pPr>
+      <w:r>
+        <w:rPr>
+          <w:rFonts w:ascii="Calibri Light" w:hAnsi="Calibri Light" w:cs="Calibri Light"/>
+          <w:b/>
+          <w:bCs w:val="1"/>
+          <w:i w:val="0"/>
+          <w:color w:val="6AA84F"/>
+          <w:sz w:val="20"/>
+          <w:szCs w:val="20"/>
+          <w:rtl/>
+        </w:rPr>
+        <w:t xml:space="preserve">2 - </w:t>
+      </w:r>
+      <w:r>
+        <w:rPr>
+          <w:rFonts w:ascii="Calibri Light" w:hAnsi="Calibri Light" w:cs="Calibri Light"/>
+          <w:b w:val="0"/>
+          <w:bCs w:val="0"/>
+          <w:i w:val="0"/>
+          <w:color w:val="203864"/>
+          <w:sz w:val="20"/>
+          <w:szCs w:val="20"/>
+          <w:rtl/>
+        </w:rPr>
+        <w:t>فعّل قاعدة التواصل مع الأسرة خلال 24 ساعة للحالات المتجددة.</w:t>
+      </w:r>
+    </w:p>
+    <w:p>
+      <w:pPr>
+        <w:bidi/>
+        <w:spacing w:before="0" w:after="40" w:line="269" w:lineRule="auto"/>
+        <w:ind w:right="283" w:hanging="283"/>
+        <w:jc w:val="right"/>
+      </w:pPr>
+      <w:r>
+        <w:rPr>
+          <w:rFonts w:ascii="Calibri Light" w:hAnsi="Calibri Light" w:cs="Calibri Light"/>
+          <w:b/>
+          <w:bCs w:val="1"/>
+          <w:i w:val="0"/>
+          <w:color w:val="6AA84F"/>
+          <w:sz w:val="20"/>
+          <w:szCs w:val="20"/>
+          <w:rtl/>
+        </w:rPr>
+        <w:t xml:space="preserve">3 - </w:t>
+      </w:r>
+      <w:r>
+        <w:rPr>
+          <w:rFonts w:ascii="Calibri Light" w:hAnsi="Calibri Light" w:cs="Calibri Light"/>
+          <w:b w:val="0"/>
+          <w:bCs w:val="0"/>
+          <w:i w:val="0"/>
+          <w:color w:val="203864"/>
+          <w:sz w:val="20"/>
+          <w:szCs w:val="20"/>
+          <w:rtl/>
+        </w:rPr>
+        <w:t>طبّق بروتوكول التصعيد: يوم ← اتصال، ثلاثة أيام ← جلسة، استمرار ← الإجراء النظامي.</w:t>
+      </w:r>
+    </w:p>
+    <w:p>
+      <w:pPr>
+        <w:bidi/>
+        <w:spacing w:before="0" w:after="40" w:line="269" w:lineRule="auto"/>
+        <w:ind w:right="283" w:hanging="283"/>
+        <w:jc w:val="right"/>
+      </w:pPr>
+      <w:r>
+        <w:rPr>
+          <w:rFonts w:ascii="Calibri Light" w:hAnsi="Calibri Light" w:cs="Calibri Light"/>
+          <w:b/>
+          <w:bCs w:val="1"/>
+          <w:i w:val="0"/>
+          <w:color w:val="6AA84F"/>
+          <w:sz w:val="20"/>
+          <w:szCs w:val="20"/>
+          <w:rtl/>
+        </w:rPr>
+        <w:t xml:space="preserve">4 - </w:t>
+      </w:r>
+      <w:r>
+        <w:rPr>
+          <w:rFonts w:ascii="Calibri Light" w:hAnsi="Calibri Light" w:cs="Calibri Light"/>
+          <w:b w:val="0"/>
+          <w:bCs w:val="0"/>
+          <w:i w:val="0"/>
+          <w:color w:val="203864"/>
+          <w:sz w:val="20"/>
+          <w:szCs w:val="20"/>
+          <w:rtl/>
+        </w:rPr>
+        <w:t>أعدّ خططًا فردية قصيرة للحالات المتكررة وراجعها شهريًا.</w:t>
+      </w:r>
+    </w:p>
+    <w:p>
+      <w:pPr>
+        <w:shd w:val="clear" w:color="auto" w:fill="6AA84F"/>
+        <w:bidi/>
+        <w:spacing w:before="100" w:after="60" w:line="252" w:lineRule="auto"/>
+        <w:ind w:left="68" w:right="68"/>
+        <w:jc w:val="right"/>
+      </w:pPr>
+      <w:r>
+        <w:rPr>
+          <w:rFonts w:ascii="Calibri Light" w:hAnsi="Calibri Light" w:cs="Calibri Light"/>
+          <w:b/>
+          <w:bCs w:val="1"/>
+          <w:i w:val="0"/>
+          <w:color w:val="FFFFFF"/>
+          <w:sz w:val="21"/>
+          <w:szCs w:val="21"/>
+          <w:rtl/>
+        </w:rPr>
+        <w:t xml:space="preserve">  النتائج المحققة</w:t>
+      </w:r>
+    </w:p>
+    <w:p>
+      <w:pPr>
+        <w:bidi/>
+        <w:spacing w:before="0" w:after="40" w:line="269" w:lineRule="auto"/>
+        <w:ind w:right="198" w:hanging="198"/>
+        <w:jc w:val="right"/>
+      </w:pPr>
+      <w:r>
+        <w:rPr>
+          <w:rFonts w:ascii="Calibri Light" w:hAnsi="Calibri Light" w:cs="Calibri Light"/>
+          <w:b/>
+          <w:bCs w:val="1"/>
+          <w:i w:val="0"/>
+          <w:color w:val="6AA84F"/>
+          <w:sz w:val="20"/>
+          <w:szCs w:val="20"/>
+          <w:rtl/>
+        </w:rPr>
+        <w:t xml:space="preserve">✓ </w:t>
+      </w:r>
+      <w:r>
+        <w:rPr>
+          <w:rFonts w:ascii="Calibri Light" w:hAnsi="Calibri Light" w:cs="Calibri Light"/>
+          <w:b/>
+          <w:bCs w:val="1"/>
+          <w:i w:val="0"/>
+          <w:color w:val="1F4E79"/>
+          <w:sz w:val="20"/>
+          <w:szCs w:val="20"/>
+          <w:rtl/>
+        </w:rPr>
+        <w:t xml:space="preserve">نتيجة: </w:t>
+      </w:r>
+      <w:r>
+        <w:rPr>
+          <w:rFonts w:ascii="Calibri Light" w:hAnsi="Calibri Light" w:cs="Calibri Light"/>
+          <w:b w:val="0"/>
+          <w:bCs w:val="0"/>
+          <w:i w:val="0"/>
+          <w:color w:val="203864"/>
+          <w:sz w:val="20"/>
+          <w:szCs w:val="20"/>
+          <w:rtl/>
+        </w:rPr>
+        <w:t>تراجع التأخر المزمن لدى المجموعة المستهدفة بنسبة تتجاوز 60%.</w:t>
+      </w:r>
+    </w:p>
+    <w:p>
+      <w:pPr>
+        <w:bidi/>
+        <w:spacing w:before="0" w:after="40" w:line="269" w:lineRule="auto"/>
+        <w:ind w:right="198" w:hanging="198"/>
+        <w:jc w:val="right"/>
+      </w:pPr>
+      <w:r>
+        <w:rPr>
+          <w:rFonts w:ascii="Calibri Light" w:hAnsi="Calibri Light" w:cs="Calibri Light"/>
+          <w:b/>
+          <w:bCs w:val="1"/>
+          <w:i w:val="0"/>
+          <w:color w:val="6AA84F"/>
+          <w:sz w:val="20"/>
+          <w:szCs w:val="20"/>
+          <w:rtl/>
+        </w:rPr>
+        <w:t xml:space="preserve">✓ </w:t>
+      </w:r>
+      <w:r>
+        <w:rPr>
+          <w:rFonts w:ascii="Calibri Light" w:hAnsi="Calibri Light" w:cs="Calibri Light"/>
+          <w:b/>
+          <w:bCs w:val="1"/>
+          <w:i w:val="0"/>
+          <w:color w:val="1F4E79"/>
+          <w:sz w:val="20"/>
+          <w:szCs w:val="20"/>
+          <w:rtl/>
+        </w:rPr>
+        <w:t xml:space="preserve">نتيجة: </w:t>
+      </w:r>
+      <w:r>
+        <w:rPr>
+          <w:rFonts w:ascii="Calibri Light" w:hAnsi="Calibri Light" w:cs="Calibri Light"/>
+          <w:b w:val="0"/>
+          <w:bCs w:val="0"/>
+          <w:i w:val="0"/>
+          <w:color w:val="203864"/>
+          <w:sz w:val="20"/>
+          <w:szCs w:val="20"/>
+          <w:rtl/>
+        </w:rPr>
+        <w:t>التزام التواصل مع الأسر خلال 24 ساعة في أغلب الحالات.</w:t>
+      </w:r>
+    </w:p>
+    <w:p>
+      <w:pPr>
+        <w:bidi/>
+        <w:spacing w:before="0" w:after="40" w:line="269" w:lineRule="auto"/>
+        <w:ind w:right="198" w:hanging="198"/>
+        <w:jc w:val="right"/>
+      </w:pPr>
+      <w:r>
+        <w:rPr>
+          <w:rFonts w:ascii="Calibri Light" w:hAnsi="Calibri Light" w:cs="Calibri Light"/>
+          <w:b/>
+          <w:bCs w:val="1"/>
+          <w:i w:val="0"/>
+          <w:color w:val="6AA84F"/>
+          <w:sz w:val="20"/>
+          <w:szCs w:val="20"/>
+          <w:rtl/>
+        </w:rPr>
+        <w:t xml:space="preserve">✓ </w:t>
+      </w:r>
+      <w:r>
+        <w:rPr>
+          <w:rFonts w:ascii="Calibri Light" w:hAnsi="Calibri Light" w:cs="Calibri Light"/>
+          <w:b/>
+          <w:bCs w:val="1"/>
+          <w:i w:val="0"/>
+          <w:color w:val="1F4E79"/>
+          <w:sz w:val="20"/>
+          <w:szCs w:val="20"/>
+          <w:rtl/>
+        </w:rPr>
+        <w:t xml:space="preserve">نتيجة: </w:t>
+      </w:r>
+      <w:r>
+        <w:rPr>
+          <w:rFonts w:ascii="Calibri Light" w:hAnsi="Calibri Light" w:cs="Calibri Light"/>
+          <w:b w:val="0"/>
+          <w:bCs w:val="0"/>
+          <w:i w:val="0"/>
+          <w:color w:val="203864"/>
+          <w:sz w:val="20"/>
+          <w:szCs w:val="20"/>
+          <w:rtl/>
+        </w:rPr>
+        <w:t>ارتياح الأسر لسرعة الاستجابة والوضوح في الإجراءات.</w:t>
+      </w:r>
+    </w:p>
+    <w:p>
+      <w:pPr>
+        <w:shd w:val="clear" w:color="auto" w:fill="6AA84F"/>
+        <w:bidi/>
+        <w:spacing w:before="100" w:after="60" w:line="252" w:lineRule="auto"/>
+        <w:ind w:left="68" w:right="68"/>
+        <w:jc w:val="right"/>
+      </w:pPr>
+      <w:r>
+        <w:rPr>
+          <w:rFonts w:ascii="Calibri Light" w:hAnsi="Calibri Light" w:cs="Calibri Light"/>
+          <w:b/>
+          <w:bCs w:val="1"/>
+          <w:i w:val="0"/>
+          <w:color w:val="FFFFFF"/>
+          <w:sz w:val="21"/>
+          <w:szCs w:val="21"/>
+          <w:rtl/>
+        </w:rPr>
+        <w:t xml:space="preserve">  الدروس المستفادة</w:t>
+      </w:r>
+    </w:p>
+    <w:p>
+      <w:pPr>
+        <w:bidi/>
+        <w:spacing w:before="0" w:after="40" w:line="269" w:lineRule="auto"/>
+        <w:ind w:right="198" w:hanging="198"/>
+        <w:jc w:val="right"/>
+      </w:pPr>
+      <w:r>
+        <w:rPr>
+          <w:rFonts w:ascii="Calibri Light" w:hAnsi="Calibri Light" w:cs="Calibri Light"/>
+          <w:b/>
+          <w:bCs w:val="1"/>
+          <w:i w:val="0"/>
+          <w:color w:val="6AA84F"/>
+          <w:sz w:val="20"/>
+          <w:szCs w:val="20"/>
+          <w:rtl/>
+        </w:rPr>
+        <w:t xml:space="preserve">◆ </w:t>
+      </w:r>
+      <w:r>
+        <w:rPr>
+          <w:rFonts w:ascii="Calibri Light" w:hAnsi="Calibri Light" w:cs="Calibri Light"/>
+          <w:b/>
+          <w:bCs w:val="1"/>
+          <w:i w:val="0"/>
+          <w:color w:val="1F4E79"/>
+          <w:sz w:val="20"/>
+          <w:szCs w:val="20"/>
+          <w:rtl/>
+        </w:rPr>
+        <w:t xml:space="preserve">درس: </w:t>
+      </w:r>
+      <w:r>
+        <w:rPr>
+          <w:rFonts w:ascii="Calibri Light" w:hAnsi="Calibri Light" w:cs="Calibri Light"/>
+          <w:b w:val="0"/>
+          <w:bCs w:val="0"/>
+          <w:i w:val="0"/>
+          <w:color w:val="203864"/>
+          <w:sz w:val="20"/>
+          <w:szCs w:val="20"/>
+          <w:rtl/>
+        </w:rPr>
+        <w:t>الرصد المبكر يعالج المشكلة قبل تفاقمها.</w:t>
+      </w:r>
+    </w:p>
+    <w:p>
+      <w:pPr>
+        <w:bidi/>
+        <w:spacing w:before="0" w:after="40" w:line="269" w:lineRule="auto"/>
+        <w:ind w:right="198" w:hanging="198"/>
+        <w:jc w:val="right"/>
+      </w:pPr>
+      <w:r>
+        <w:rPr>
+          <w:rFonts w:ascii="Calibri Light" w:hAnsi="Calibri Light" w:cs="Calibri Light"/>
+          <w:b/>
+          <w:bCs w:val="1"/>
+          <w:i w:val="0"/>
+          <w:color w:val="6AA84F"/>
+          <w:sz w:val="20"/>
+          <w:szCs w:val="20"/>
+          <w:rtl/>
+        </w:rPr>
+        <w:t xml:space="preserve">◆ </w:t>
+      </w:r>
+      <w:r>
+        <w:rPr>
+          <w:rFonts w:ascii="Calibri Light" w:hAnsi="Calibri Light" w:cs="Calibri Light"/>
+          <w:b/>
+          <w:bCs w:val="1"/>
+          <w:i w:val="0"/>
+          <w:color w:val="1F4E79"/>
+          <w:sz w:val="20"/>
+          <w:szCs w:val="20"/>
+          <w:rtl/>
+        </w:rPr>
+        <w:t xml:space="preserve">درس: </w:t>
+      </w:r>
+      <w:r>
+        <w:rPr>
+          <w:rFonts w:ascii="Calibri Light" w:hAnsi="Calibri Light" w:cs="Calibri Light"/>
+          <w:b w:val="0"/>
+          <w:bCs w:val="0"/>
+          <w:i w:val="0"/>
+          <w:color w:val="203864"/>
+          <w:sz w:val="20"/>
+          <w:szCs w:val="20"/>
+          <w:rtl/>
+        </w:rPr>
+        <w:t>الأسرة شريك: الاتصال الأول الهادئ يصنع تعاونًا طويل الأمد.</w:t>
+      </w:r>
+    </w:p>
+    <w:p>
+      <w:pPr>
+        <w:bidi/>
+        <w:spacing w:before="0" w:after="40" w:line="269" w:lineRule="auto"/>
+        <w:ind w:right="198" w:hanging="198"/>
+        <w:jc w:val="right"/>
+      </w:pPr>
+      <w:r>
+        <w:rPr>
+          <w:rFonts w:ascii="Calibri Light" w:hAnsi="Calibri Light" w:cs="Calibri Light"/>
+          <w:b/>
+          <w:bCs w:val="1"/>
+          <w:i w:val="0"/>
+          <w:color w:val="6AA84F"/>
+          <w:sz w:val="20"/>
+          <w:szCs w:val="20"/>
+          <w:rtl/>
+        </w:rPr>
+        <w:t xml:space="preserve">◆ </w:t>
+      </w:r>
+      <w:r>
+        <w:rPr>
+          <w:rFonts w:ascii="Calibri Light" w:hAnsi="Calibri Light" w:cs="Calibri Light"/>
+          <w:b/>
+          <w:bCs w:val="1"/>
+          <w:i w:val="0"/>
+          <w:color w:val="1F4E79"/>
+          <w:sz w:val="20"/>
+          <w:szCs w:val="20"/>
+          <w:rtl/>
+        </w:rPr>
+        <w:t xml:space="preserve">درس: </w:t>
+      </w:r>
+      <w:r>
+        <w:rPr>
+          <w:rFonts w:ascii="Calibri Light" w:hAnsi="Calibri Light" w:cs="Calibri Light"/>
+          <w:b w:val="0"/>
+          <w:bCs w:val="0"/>
+          <w:i w:val="0"/>
+          <w:color w:val="203864"/>
+          <w:sz w:val="20"/>
+          <w:szCs w:val="20"/>
+          <w:rtl/>
+        </w:rPr>
+        <w:t>الخطة الفردية أقوى من الإجراء الجمائي المتكرر.</w:t>
+      </w:r>
+    </w:p>
+    <w:tbl>
+      <w:tblPr>
+        <w:bidiVisual/>
+        <w:tblW w:type="auto" w:w="0"/>
+        <w:tblBorders>
+          <w:top w:val="single" w:sz="4" w:space="0" w:color="1F4E79"/>
+          <w:left w:val="single" w:sz="4" w:space="0" w:color="1F4E79"/>
+          <w:bottom w:val="single" w:sz="4" w:space="0" w:color="1F4E79"/>
+          <w:right w:val="single" w:sz="4" w:space="0" w:color="1F4E79"/>
+          <w:insideH w:val="single" w:sz="4" w:space="0" w:color="1F4E79"/>
+          <w:insideV w:val="single" w:sz="4" w:space="0" w:color="1F4E79"/>
+        </w:tblBorders>
+        <w:tblLook w:firstColumn="1" w:firstRow="1" w:lastColumn="0" w:lastRow="0" w:noHBand="0" w:noVBand="1" w:val="04A0"/>
+      </w:tblPr>
+      <w:tblGrid>
+        <w:gridCol w:w="10206"/>
+      </w:tblGrid>
+      <w:tr>
+        <w:tc>
+          <w:tcPr>
+            <w:tcW w:type="dxa" w:w="10206"/>
+            <w:shd w:val="clear" w:color="auto" w:fill="EDF3F8"/>
+            <w:tcMar>
+              <w:top w:w="50" w:type="dxa"/>
+              <w:left w:w="100" w:type="dxa"/>
+              <w:bottom w:w="50" w:type="dxa"/>
+              <w:right w:w="100" w:type="dxa"/>
+            </w:tcMar>
+          </w:tcPr>
+          <w:p>
+            <w:pPr>
+              <w:bidi/>
+              <w:spacing w:before="0" w:after="20" w:line="264" w:lineRule="auto"/>
+              <w:jc w:val="right"/>
+            </w:pPr>
+            <w:r>
+              <w:rPr>
+                <w:rFonts w:ascii="Calibri Light" w:hAnsi="Calibri Light" w:cs="Calibri Light"/>
+                <w:b/>
+                <w:bCs w:val="1"/>
+                <w:i w:val="0"/>
+                <w:color w:val="1F4E79"/>
+                <w:sz w:val="18"/>
+                <w:szCs w:val="18"/>
+                <w:rtl/>
+              </w:rPr>
+              <w:t>إمكانية التعميم:</w:t>
+            </w:r>
+          </w:p>
+          <w:p>
+            <w:pPr>
+              <w:bidi/>
+              <w:spacing w:before="0" w:after="20" w:line="264" w:lineRule="auto"/>
+              <w:jc w:val="right"/>
+            </w:pPr>
+            <w:r>
+              <w:rPr>
+                <w:rFonts w:ascii="Calibri Light" w:hAnsi="Calibri Light" w:cs="Calibri Light"/>
+                <w:b w:val="0"/>
+                <w:bCs w:val="0"/>
+                <w:i w:val="0"/>
+                <w:color w:val="203864"/>
+                <w:sz w:val="19"/>
+                <w:szCs w:val="19"/>
+                <w:rtl/>
+              </w:rPr>
+              <w:t>تُعمَّم تجربة الرصد اليومي + قاعدة الـ24 ساعة + بروتوكول تصعيد مكتوب في أي مدرسة، مع مراجعة أسبوعية للحالات المزمنة.</w:t>
+            </w:r>
+          </w:p>
+        </w:tc>
+      </w:tr>
+    </w:tbl>
     <w:sectPr>
       <w:headerReference w:type="default" r:id="rId9"/>
       <w:footerReference w:type="default" r:id="rId10"/>
